--- a/downloads/student/ai-7-week-05.docx
+++ b/downloads/student/ai-7-week-05.docx
@@ -808,6 +808,16 @@
     <w:p>
       <w:r>
         <w:t>Four-case samples are illustrative; neither result alone establishes broad reliability.</w:t>
+      </w:r>
+    </w:p>
+    <w:p>
+      <w:r>
+        <w:t>Read the labelled picture: Calculate the scores from the original and new four-record sets. Which activity reproduces saved analysis, which repeats the protocol, and why does a different rerun of the original data need investigation?</w:t>
+      </w:r>
+    </w:p>
+    <w:p>
+      <w:r>
+        <w:t>Change one thing: The rerun of the original records outputs 2/4. Predict the result before checking the explanation. What remains the same?</w:t>
       </w:r>
     </w:p>
     <w:p>
@@ -1906,6 +1916,187 @@
         <w:t>Attempt the independent case before hints. Record whether you worked alone, used a hint or followed a model. After feedback, fix the first unsupported step and explain why it changed. A later check uses a changed case, not a copied answer.</w:t>
       </w:r>
     </w:p>
+    <w:p>
+      <w:pPr>
+        <w:pStyle w:val="Heading1"/>
+      </w:pPr>
+      <w:r>
+        <w:t>15. Your lesson route</w:t>
+      </w:r>
+    </w:p>
+    <w:p>
+      <w:r>
+        <w:t>Start with this question: Same records versus new experiment. A team first reruns a supplied analysis, then collects new records with the same protocol.</w:t>
+      </w:r>
+    </w:p>
+    <w:tbl>
+      <w:tblPr>
+        <w:tblStyle w:val="LightShading-Accent1"/>
+        <w:tblW w:type="auto" w:w="0"/>
+        <w:tblLook w:firstColumn="1" w:firstRow="1" w:lastColumn="0" w:lastRow="0" w:noHBand="0" w:noVBand="1" w:val="04A0"/>
+      </w:tblPr>
+      <w:tblGrid>
+        <w:gridCol w:w="5112"/>
+        <w:gridCol w:w="5112"/>
+      </w:tblGrid>
+      <w:tr>
+        <w:trPr>
+          <w:tblHeader/>
+        </w:trPr>
+        <w:tc>
+          <w:tcPr>
+            <w:tcW w:type="dxa" w:w="5112"/>
+          </w:tcPr>
+          <w:p>
+            <w:r>
+              <w:t>By the end, I can</w:t>
+            </w:r>
+          </w:p>
+        </w:tc>
+        <w:tc>
+          <w:tcPr>
+            <w:tcW w:type="dxa" w:w="5112"/>
+          </w:tcPr>
+          <w:p>
+            <w:r>
+              <w:t>How I will show it</w:t>
+            </w:r>
+          </w:p>
+        </w:tc>
+      </w:tr>
+      <w:tr>
+        <w:tc>
+          <w:tcPr>
+            <w:tcW w:type="dxa" w:w="5112"/>
+          </w:tcPr>
+          <w:p>
+            <w:r>
+              <w:t>Explain the mechanism and terminology of replication and reproduction</w:t>
+            </w:r>
+          </w:p>
+        </w:tc>
+        <w:tc>
+          <w:tcPr>
+            <w:tcW w:type="dxa" w:w="5112"/>
+          </w:tcPr>
+          <w:p>
+            <w:r>
+              <w:t>Explain the deciding step, show a trace or test, and state one limit.</w:t>
+            </w:r>
+          </w:p>
+        </w:tc>
+      </w:tr>
+      <w:tr>
+        <w:tc>
+          <w:tcPr>
+            <w:tcW w:type="dxa" w:w="5112"/>
+          </w:tcPr>
+          <w:p>
+            <w:r>
+              <w:t>Apply the stated procedure to a new case with a traceable result</w:t>
+            </w:r>
+          </w:p>
+        </w:tc>
+        <w:tc>
+          <w:tcPr>
+            <w:tcW w:type="dxa" w:w="5112"/>
+          </w:tcPr>
+          <w:p>
+            <w:r>
+              <w:t>Explain the deciding step, show a trace or test, and state one limit.</w:t>
+            </w:r>
+          </w:p>
+        </w:tc>
+      </w:tr>
+      <w:tr>
+        <w:tc>
+          <w:tcPr>
+            <w:tcW w:type="dxa" w:w="5112"/>
+          </w:tcPr>
+          <w:p>
+            <w:r>
+              <w:t>Identify an assumption or limitation and design a revealing follow-up</w:t>
+            </w:r>
+          </w:p>
+        </w:tc>
+        <w:tc>
+          <w:tcPr>
+            <w:tcW w:type="dxa" w:w="5112"/>
+          </w:tcPr>
+          <w:p>
+            <w:r>
+              <w:t>Explain the deciding step, show a trace or test, and state one limit.</w:t>
+            </w:r>
+          </w:p>
+        </w:tc>
+      </w:tr>
+    </w:tbl>
+    <w:p>
+      <w:r>
+        <w:t>Remember → watch and explain → try with help → investigate → try independently → keep project evidence. Your teacher may spread this lesson across several classes.</w:t>
+      </w:r>
+    </w:p>
+    <w:p>
+      <w:r>
+        <w:t>Keep your first prediction. Compare it with what the evidence shows and explain any change.</w:t>
+      </w:r>
+    </w:p>
+    <w:p>
+      <w:pPr>
+        <w:pStyle w:val="Heading1"/>
+      </w:pPr>
+      <w:r>
+        <w:t>16. Finish and return</w:t>
+      </w:r>
+    </w:p>
+    <w:p>
+      <w:r>
+        <w:t>Close your notes. Explain this goal in your own words: Explain the mechanism and terminology of replication and reproduction</w:t>
+      </w:r>
+    </w:p>
+    <w:p>
+      <w:pPr>
+        <w:pStyle w:val="Heading3"/>
+      </w:pPr>
+      <w:r>
+        <w:t>My deciding step, evidence and one remaining question</w:t>
+      </w:r>
+    </w:p>
+    <w:p>
+      <w:r>
+        <w:t>________________________________________________________________</w:t>
+      </w:r>
+    </w:p>
+    <w:p>
+      <w:r>
+        <w:t>________________________________________________________________</w:t>
+      </w:r>
+    </w:p>
+    <w:p>
+      <w:r>
+        <w:t>________________________________________________________________</w:t>
+      </w:r>
+    </w:p>
+    <w:p>
+      <w:r>
+        <w:t>________________________________________________________________</w:t>
+      </w:r>
+    </w:p>
+    <w:p>
+      <w:r>
+        <w:t>________________________________________________________________</w:t>
+      </w:r>
+    </w:p>
+    <w:p>
+      <w:r>
+        <w:t>If you are unsure, return to the worked picture and explain one arrow. If you are ready, change an input or assumption and justify your prediction.</w:t>
+      </w:r>
+    </w:p>
+    <w:p>
+      <w:r>
+        <w:t>Save your workbook evidence. At the next review, try a different case before opening your old answer.</w:t>
+      </w:r>
+    </w:p>
     <w:sectPr>
       <w:pgSz w:w="12240" w:h="15840"/>
       <w:pgMar w:top="936" w:right="1008" w:bottom="936" w:left="1008" w:header="720" w:footer="720" w:gutter="0"/>

--- a/downloads/student/ai-7-week-05.docx
+++ b/downloads/student/ai-7-week-05.docx
@@ -2097,6 +2097,197 @@
         <w:t>Save your workbook evidence. At the next review, try a different case before opening your old answer.</w:t>
       </w:r>
     </w:p>
+    <w:p>
+      <w:pPr>
+        <w:pStyle w:val="Heading1"/>
+      </w:pPr>
+      <w:r>
+        <w:t>17. Supported practice, repair and portfolio</w:t>
+      </w:r>
+    </w:p>
+    <w:p>
+      <w:r>
+        <w:t>Use this supported practice once, in the browser or on paper. Keep the reserved independent assessment for a separate first attempt before teacher feedback.</w:t>
+      </w:r>
+    </w:p>
+    <w:p>
+      <w:r>
+        <w:t>Same records versus new experiment. A team first reruns a supplied analysis, then collects new records with the same protocol.</w:t>
+      </w:r>
+    </w:p>
+    <w:p>
+      <w:pPr>
+        <w:pStyle w:val="Heading3"/>
+      </w:pPr>
+      <w:r>
+        <w:t>Practice 1: explain the deciding evidence</w:t>
+      </w:r>
+    </w:p>
+    <w:p>
+      <w:r>
+        <w:t>Which labelled step matches this detail? The first checks computational reproduction; the second probes repeatability with new observations.</w:t>
+      </w:r>
+    </w:p>
+    <w:p>
+      <w:r>
+        <w:t>1. Compare purposes</w:t>
+      </w:r>
+    </w:p>
+    <w:p>
+      <w:r>
+        <w:t>2. Reproduce the analysis</w:t>
+      </w:r>
+    </w:p>
+    <w:p>
+      <w:r>
+        <w:t>3. Repeat the protocol</w:t>
+      </w:r>
+    </w:p>
+    <w:p>
+      <w:pPr>
+        <w:pStyle w:val="Heading3"/>
+      </w:pPr>
+      <w:r>
+        <w:t>My selected conclusion, deciding fact and explanation</w:t>
+      </w:r>
+    </w:p>
+    <w:p>
+      <w:r>
+        <w:t>________________________________________________________________</w:t>
+      </w:r>
+    </w:p>
+    <w:p>
+      <w:r>
+        <w:t>________________________________________________________________</w:t>
+      </w:r>
+    </w:p>
+    <w:p>
+      <w:r>
+        <w:t>________________________________________________________________</w:t>
+      </w:r>
+    </w:p>
+    <w:p>
+      <w:r>
+        <w:t>________________________________________________________________</w:t>
+      </w:r>
+    </w:p>
+    <w:p>
+      <w:r>
+        <w:t>________________________________________________________________</w:t>
+      </w:r>
+    </w:p>
+    <w:p>
+      <w:r>
+        <w:t>Hint if needed: Read the steps in the pictorial case. Match the supplied detail to the stage that performs or records it.</w:t>
+      </w:r>
+    </w:p>
+    <w:p>
+      <w:r>
+        <w:t>After your attempt, compare with the supported explanation: Compare purposes The first checks computational reproduction; the second probes repeatability with new observations. Reusing data and collecting new data answer different questions. A different new-sample result can arise without a code error; inspect both protocols and variability.</w:t>
+      </w:r>
+    </w:p>
+    <w:p>
+      <w:pPr>
+        <w:pStyle w:val="Heading3"/>
+      </w:pPr>
+      <w:r>
+        <w:t>Practice 2: explain the deciding evidence</w:t>
+      </w:r>
+    </w:p>
+    <w:p>
+      <w:r>
+        <w:t>Changed-case practice: The rerun of the original records outputs 2/4. Which conclusion is supported by the supplied facts?</w:t>
+      </w:r>
+    </w:p>
+    <w:p>
+      <w:r>
+        <w:t>1. This one example guarantees correct results for every future input.</w:t>
+      </w:r>
+    </w:p>
+    <w:p>
+      <w:r>
+        <w:t>2. We can decide the result without examining the changed input or the procedure.</w:t>
+      </w:r>
+    </w:p>
+    <w:p>
+      <w:r>
+        <w:t>3. Investigate code, version, input or scoring differences.</w:t>
+      </w:r>
+    </w:p>
+    <w:p>
+      <w:pPr>
+        <w:pStyle w:val="Heading3"/>
+      </w:pPr>
+      <w:r>
+        <w:t>My selected conclusion, deciding fact and explanation</w:t>
+      </w:r>
+    </w:p>
+    <w:p>
+      <w:r>
+        <w:t>________________________________________________________________</w:t>
+      </w:r>
+    </w:p>
+    <w:p>
+      <w:r>
+        <w:t>________________________________________________________________</w:t>
+      </w:r>
+    </w:p>
+    <w:p>
+      <w:r>
+        <w:t>________________________________________________________________</w:t>
+      </w:r>
+    </w:p>
+    <w:p>
+      <w:r>
+        <w:t>________________________________________________________________</w:t>
+      </w:r>
+    </w:p>
+    <w:p>
+      <w:r>
+        <w:t>________________________________________________________________</w:t>
+      </w:r>
+    </w:p>
+    <w:p>
+      <w:r>
+        <w:t>Hint if needed: Use the changed condition and the deciding step in the pictorial trace. The answer must say what follows from those facts.</w:t>
+      </w:r>
+    </w:p>
+    <w:p>
+      <w:r>
+        <w:t>After your attempt, compare with the supported explanation: Investigate code, version, input or scoring differences. The same fixed records should give the same deterministic count.</w:t>
+      </w:r>
+    </w:p>
+    <w:p>
+      <w:pPr>
+        <w:pStyle w:val="Heading3"/>
+      </w:pPr>
+      <w:r>
+        <w:t>Repair a missing building block</w:t>
+      </w:r>
+    </w:p>
+    <w:p>
+      <w:r>
+        <w:t>Review Methods results and limitations (ai-7/4). Goal: Explain the mechanism and terminology of methods results and limitations. Short practice: Place the five-photo procedure, 3/5 versus 4/5 finding and missing outdoor evidence in their proper categories. Why cannot the result establish that B is best for outdoor farming?. Return to this week and explain what you changed.</w:t>
+      </w:r>
+    </w:p>
+    <w:p>
+      <w:r>
+        <w:t>Review Reading a research claim (ai-7/2). Goal: Explain the mechanism and terminology of reading a research claim. Short practice: Calculate the baseline and new rates for 2/10 and 4/10. Explain both twice the rate and the percentage-point change, and say why neither measures every learner’s improvement.. Return to this week and explain what you changed.</w:t>
+      </w:r>
+    </w:p>
+    <w:p>
+      <w:pPr>
+        <w:pStyle w:val="Heading3"/>
+      </w:pPr>
+      <w:r>
+        <w:t>Keep your completed work</w:t>
+      </w:r>
+    </w:p>
+    <w:p>
+      <w:r>
+        <w:t>Use Download completed work in the hosted lesson to export your answers, reflections, practice feedback and code-run evidence. Open the HTML copy to read or print it. Drafts stay in this browser when storage is available; clear drafts on a shared device.</w:t>
+      </w:r>
+    </w:p>
     <w:sectPr>
       <w:pgSz w:w="12240" w:h="15840"/>
       <w:pgMar w:top="936" w:right="1008" w:bottom="936" w:left="1008" w:header="720" w:footer="720" w:gutter="0"/>

--- a/downloads/student/ai-7-week-05.docx
+++ b/downloads/student/ai-7-week-05.docx
@@ -42,6 +42,11 @@
       </w:r>
     </w:p>
     <w:p>
+      <w:r>
+        <w:t>Start with the target: Explain the mechanism and terminology of replication and reproduction. Try the recall before opening notes.</w:t>
+      </w:r>
+    </w:p>
+    <w:p>
       <w:pPr>
         <w:pStyle w:val="Heading3"/>
       </w:pPr>
@@ -50,17 +55,59 @@
       </w:r>
     </w:p>
     <w:p>
-      <w:r>
-        <w:t>I can explain the mechanism and terminology of replication and reproduction.</w:t>
-      </w:r>
-    </w:p>
-    <w:p>
-      <w:r>
+      <w:pPr>
+        <w:spacing w:line="336" w:lineRule="auto" w:after="180"/>
+      </w:pPr>
+      <w:r>
+        <w:rPr>
+          <w:b w:val="0"/>
+        </w:rPr>
+        <w:t xml:space="preserve">I can explain the </w:t>
+      </w:r>
+      <w:r>
+        <w:rPr>
+          <w:b/>
+        </w:rPr>
+        <w:t>mechanism</w:t>
+      </w:r>
+      <w:r>
+        <w:rPr>
+          <w:b w:val="0"/>
+        </w:rPr>
+        <w:t xml:space="preserve"> and terminology of </w:t>
+      </w:r>
+      <w:r>
+        <w:rPr>
+          <w:b/>
+        </w:rPr>
+        <w:t>replication</w:t>
+      </w:r>
+      <w:r>
+        <w:rPr>
+          <w:b w:val="0"/>
+        </w:rPr>
+        <w:t xml:space="preserve"> and reproduction.</w:t>
+      </w:r>
+    </w:p>
+    <w:p>
+      <w:pPr>
+        <w:spacing w:line="336" w:lineRule="auto" w:after="180"/>
+      </w:pPr>
+      <w:r>
+        <w:rPr>
+          <w:b w:val="0"/>
+        </w:rPr>
         <w:t>I can apply the stated procedure to a new case with a traceable result.</w:t>
       </w:r>
     </w:p>
     <w:p>
-      <w:r>
+      <w:pPr>
+        <w:spacing w:line="336" w:lineRule="auto" w:after="180"/>
+      </w:pPr>
+      <w:r>
+        <w:rPr>
+          <w:b w:val="0"/>
+        </w:rPr>
         <w:t>I can identify an assumption or limitation and design a revealing follow-up.</w:t>
       </w:r>
     </w:p>
@@ -73,42 +120,126 @@
       </w:r>
     </w:p>
     <w:p>
-      <w:r>
+      <w:pPr>
+        <w:spacing w:line="336" w:lineRule="auto" w:after="180"/>
+      </w:pPr>
+      <w:r>
+        <w:rPr>
+          <w:b w:val="0"/>
+        </w:rPr>
         <w:t>Close your notes first. A rough first answer helps us choose the right starting point; it is not a score for your ability.</w:t>
       </w:r>
     </w:p>
     <w:p>
-      <w:r>
+      <w:pPr>
+        <w:spacing w:line="336" w:lineRule="auto" w:after="180"/>
+      </w:pPr>
+      <w:r>
+        <w:rPr>
+          <w:b w:val="0"/>
+        </w:rPr>
         <w:t>Without opening the old lesson, explain one key idea from Methods results and limitations. Give an example and a mistake that the idea helps you avoid.</w:t>
       </w:r>
     </w:p>
     <w:p>
-      <w:r>
+      <w:pPr>
+        <w:spacing w:line="336" w:lineRule="auto" w:after="180"/>
+      </w:pPr>
+      <w:r>
+        <w:rPr>
+          <w:b w:val="0"/>
+        </w:rPr>
         <w:t>Without opening the old lesson, explain one key idea from Reading a research claim. Give an example and a mistake that the idea helps you avoid.</w:t>
       </w:r>
     </w:p>
     <w:p>
-      <w:r>
-        <w:t>After trying, check the relevant lesson or ask your teacher. Change the part of your explanation that the evidence shows was wrong.</w:t>
-      </w:r>
-    </w:p>
-    <w:p>
-      <w:r>
+      <w:pPr>
+        <w:spacing w:line="336" w:lineRule="auto" w:after="180"/>
+      </w:pPr>
+      <w:r>
+        <w:rPr>
+          <w:b w:val="0"/>
+        </w:rPr>
+        <w:t xml:space="preserve">After trying, check the relevant lesson or ask your teacher. Change the part of your explanation that the </w:t>
+      </w:r>
+      <w:r>
+        <w:rPr>
+          <w:b/>
+        </w:rPr>
+        <w:t>evidence</w:t>
+      </w:r>
+      <w:r>
+        <w:rPr>
+          <w:b w:val="0"/>
+        </w:rPr>
+        <w:t xml:space="preserve"> shows was wrong.</w:t>
+      </w:r>
+    </w:p>
+    <w:p>
+      <w:pPr>
+        <w:spacing w:line="336" w:lineRule="auto" w:after="180"/>
+      </w:pPr>
+      <w:r>
+        <w:rPr>
+          <w:b w:val="0"/>
+        </w:rPr>
         <w:t>This week you will practise:</w:t>
       </w:r>
     </w:p>
     <w:p>
-      <w:r>
-        <w:t>Explain the mechanism and terminology of replication and reproduction</w:t>
-      </w:r>
-    </w:p>
-    <w:p>
-      <w:r>
+      <w:pPr>
+        <w:spacing w:line="336" w:lineRule="auto" w:after="180"/>
+      </w:pPr>
+      <w:r>
+        <w:rPr>
+          <w:b w:val="0"/>
+        </w:rPr>
+        <w:t xml:space="preserve">Explain the </w:t>
+      </w:r>
+      <w:r>
+        <w:rPr>
+          <w:b/>
+        </w:rPr>
+        <w:t>mechanism</w:t>
+      </w:r>
+      <w:r>
+        <w:rPr>
+          <w:b w:val="0"/>
+        </w:rPr>
+        <w:t xml:space="preserve"> and terminology of </w:t>
+      </w:r>
+      <w:r>
+        <w:rPr>
+          <w:b/>
+        </w:rPr>
+        <w:t>replication</w:t>
+      </w:r>
+      <w:r>
+        <w:rPr>
+          <w:b w:val="0"/>
+        </w:rPr>
+        <w:t xml:space="preserve"> and reproduction</w:t>
+      </w:r>
+    </w:p>
+    <w:p>
+      <w:pPr>
+        <w:spacing w:line="336" w:lineRule="auto" w:after="180"/>
+      </w:pPr>
+      <w:r>
+        <w:rPr>
+          <w:b w:val="0"/>
+        </w:rPr>
         <w:t>Apply the stated procedure to a new case with a traceable result</w:t>
       </w:r>
     </w:p>
     <w:p>
-      <w:r>
+      <w:pPr>
+        <w:spacing w:line="336" w:lineRule="auto" w:after="180"/>
+      </w:pPr>
+      <w:r>
+        <w:rPr>
+          <w:b w:val="0"/>
+        </w:rPr>
         <w:t>Identify an assumption or limitation and design a revealing follow-up</w:t>
       </w:r>
     </w:p>
@@ -121,8 +252,38 @@
       </w:r>
     </w:p>
     <w:p>
-      <w:r>
-        <w:t>Recall Methods results and limitations. Explain why a recorded result needs its input conditions and evidence source before it can support a claim.</w:t>
+      <w:pPr>
+        <w:spacing w:line="336" w:lineRule="auto" w:after="180"/>
+      </w:pPr>
+      <w:r>
+        <w:rPr>
+          <w:b w:val="0"/>
+        </w:rPr>
+        <w:t xml:space="preserve">Recall Methods results and limitations. Explain why a recorded result needs its </w:t>
+      </w:r>
+      <w:r>
+        <w:rPr>
+          <w:b/>
+        </w:rPr>
+        <w:t>input</w:t>
+      </w:r>
+      <w:r>
+        <w:rPr>
+          <w:b w:val="0"/>
+        </w:rPr>
+        <w:t xml:space="preserve"> conditions and </w:t>
+      </w:r>
+      <w:r>
+        <w:rPr>
+          <w:b/>
+        </w:rPr>
+        <w:t>evidence</w:t>
+      </w:r>
+      <w:r>
+        <w:rPr>
+          <w:b w:val="0"/>
+        </w:rPr>
+        <w:t xml:space="preserve"> source before it can support a claim.</w:t>
       </w:r>
     </w:p>
     <w:p>
@@ -157,8 +318,26 @@
       </w:r>
     </w:p>
     <w:p>
-      <w:r>
-        <w:t>Explain replication and reproduction using the records and boundaries of this fictional investigation.</w:t>
+      <w:pPr>
+        <w:spacing w:line="336" w:lineRule="auto" w:after="180"/>
+      </w:pPr>
+      <w:r>
+        <w:rPr>
+          <w:b w:val="0"/>
+        </w:rPr>
+        <w:t xml:space="preserve">Explain </w:t>
+      </w:r>
+      <w:r>
+        <w:rPr>
+          <w:b/>
+        </w:rPr>
+        <w:t>replication</w:t>
+      </w:r>
+      <w:r>
+        <w:rPr>
+          <w:b w:val="0"/>
+        </w:rPr>
+        <w:t xml:space="preserve"> and reproduction using the records and boundaries of this fictional investigation.</w:t>
       </w:r>
     </w:p>
     <w:p>
@@ -171,12 +350,64 @@
     </w:p>
     <w:p>
       <w:r>
-        <w:t>Reproducing a computation uses recorded artifacts; replication collects new evidence under a comparable question. Naming conventions vary, so define the terms in the project.</w:t>
-      </w:r>
-    </w:p>
-    <w:p>
-      <w:r>
-        <w:t>Begin by writing the question the procedure is intended to answer. Identify the information already supplied, the information it will produce and the information still missing. These are constructed classroom examples; they do not require live accounts, private records or an external service. Do not treat a plausible explanation as a measured outcome.</w:t>
+        <w:t>Investigate the supplied Replication and reproduction case. Separate observations, given facts and assumptions before choosing an explanation.</w:t>
+      </w:r>
+    </w:p>
+    <w:p>
+      <w:pPr>
+        <w:spacing w:line="336" w:lineRule="auto" w:after="180"/>
+      </w:pPr>
+      <w:r>
+        <w:rPr>
+          <w:b w:val="0"/>
+        </w:rPr>
+        <w:t xml:space="preserve">Reproducing a computation uses recorded artifacts; </w:t>
+      </w:r>
+      <w:r>
+        <w:rPr>
+          <w:b/>
+        </w:rPr>
+        <w:t>replication</w:t>
+      </w:r>
+      <w:r>
+        <w:rPr>
+          <w:b w:val="0"/>
+        </w:rPr>
+        <w:t xml:space="preserve"> collects new </w:t>
+      </w:r>
+      <w:r>
+        <w:rPr>
+          <w:b/>
+        </w:rPr>
+        <w:t>evidence</w:t>
+      </w:r>
+      <w:r>
+        <w:rPr>
+          <w:b w:val="0"/>
+        </w:rPr>
+        <w:t xml:space="preserve"> under a comparable question. Naming conventions vary, so define the terms in the project.</w:t>
+      </w:r>
+    </w:p>
+    <w:p>
+      <w:pPr>
+        <w:spacing w:line="336" w:lineRule="auto" w:after="180"/>
+      </w:pPr>
+      <w:r>
+        <w:rPr>
+          <w:b w:val="0"/>
+        </w:rPr>
+        <w:t>Begin by writing the question the procedure is intended to answer. Identify the information already supplied, the information it will produce and the information still missing.</w:t>
+      </w:r>
+    </w:p>
+    <w:p>
+      <w:pPr>
+        <w:spacing w:line="336" w:lineRule="auto" w:after="180"/>
+      </w:pPr>
+      <w:r>
+        <w:rPr>
+          <w:b w:val="0"/>
+        </w:rPr>
+        <w:t>These are constructed classroom examples; they do not require live accounts, private records or an external service. Do not treat a plausible explanation as a measured outcome.</w:t>
       </w:r>
     </w:p>
     <w:p>
@@ -212,7 +443,42 @@
     </w:p>
     <w:p>
       <w:r>
-        <w:t>Here replay means same artifacts/procedure; new-data replication means newly collected eligible cases under the same plan. Preserve environment, data versions and raw results.</w:t>
+        <w:t>Follow the mechanism for Replication and reproduction. Connect each labelled input, deciding step and result.</w:t>
+      </w:r>
+    </w:p>
+    <w:p>
+      <w:pPr>
+        <w:spacing w:line="336" w:lineRule="auto" w:after="180"/>
+      </w:pPr>
+      <w:r>
+        <w:rPr>
+          <w:b w:val="0"/>
+        </w:rPr>
+        <w:t xml:space="preserve">Here </w:t>
+      </w:r>
+      <w:r>
+        <w:rPr>
+          <w:b/>
+        </w:rPr>
+        <w:t>replay</w:t>
+      </w:r>
+      <w:r>
+        <w:rPr>
+          <w:b w:val="0"/>
+        </w:rPr>
+        <w:t xml:space="preserve"> means same artifacts/procedure; new-data </w:t>
+      </w:r>
+      <w:r>
+        <w:rPr>
+          <w:b/>
+        </w:rPr>
+        <w:t>replication</w:t>
+      </w:r>
+      <w:r>
+        <w:rPr>
+          <w:b w:val="0"/>
+        </w:rPr>
+        <w:t xml:space="preserve"> means newly collected eligible cases under the same plan. Preserve environment, data versions and raw results.</w:t>
       </w:r>
     </w:p>
     <w:p>
@@ -308,8 +574,49 @@
       </w:r>
     </w:p>
     <w:p>
-      <w:r>
-        <w:t>Before applying the procedure, write its units, denominator or decision boundary where relevant. A partner should be able to repeat each step using the same inputs. If a required input is absent or violates the stated contract, record that condition explicitly instead of quietly replacing it with a convenient value.</w:t>
+      <w:pPr>
+        <w:spacing w:line="336" w:lineRule="auto" w:after="180"/>
+      </w:pPr>
+      <w:r>
+        <w:rPr>
+          <w:b w:val="0"/>
+        </w:rPr>
+        <w:t xml:space="preserve">Before applying the procedure, write its units, denominator or decision boundary where relevant. A partner should be able to repeat each step using the same </w:t>
+      </w:r>
+      <w:r>
+        <w:rPr>
+          <w:b/>
+        </w:rPr>
+        <w:t>input</w:t>
+      </w:r>
+      <w:r>
+        <w:rPr>
+          <w:b w:val="0"/>
+        </w:rPr>
+        <w:t>s.</w:t>
+      </w:r>
+    </w:p>
+    <w:p>
+      <w:pPr>
+        <w:spacing w:line="336" w:lineRule="auto" w:after="180"/>
+      </w:pPr>
+      <w:r>
+        <w:rPr>
+          <w:b w:val="0"/>
+        </w:rPr>
+        <w:t xml:space="preserve">If a required </w:t>
+      </w:r>
+      <w:r>
+        <w:rPr>
+          <w:b/>
+        </w:rPr>
+        <w:t>input</w:t>
+      </w:r>
+      <w:r>
+        <w:rPr>
+          <w:b w:val="0"/>
+        </w:rPr>
+        <w:t xml:space="preserve"> is absent or violates the stated contract, record that condition explicitly instead of quietly replacing it with a convenient value.</w:t>
       </w:r>
     </w:p>
     <w:p>
@@ -321,8 +628,26 @@
       </w:r>
     </w:p>
     <w:p>
-      <w:r>
-        <w:t>Point to the input, the deciding step and the result in this week’s visual. Explain the same step in ordinary words. A picture helps when you can say what each part represents.</w:t>
+      <w:pPr>
+        <w:spacing w:line="336" w:lineRule="auto" w:after="180"/>
+      </w:pPr>
+      <w:r>
+        <w:rPr>
+          <w:b w:val="0"/>
+        </w:rPr>
+        <w:t xml:space="preserve">Point to the </w:t>
+      </w:r>
+      <w:r>
+        <w:rPr>
+          <w:b/>
+        </w:rPr>
+        <w:t>input</w:t>
+      </w:r>
+      <w:r>
+        <w:rPr>
+          <w:b w:val="0"/>
+        </w:rPr>
+        <w:t>, the deciding step and the result in this week’s visual. Explain the same step in ordinary words. A picture helps when you can say what each part represents.</w:t>
       </w:r>
     </w:p>
     <w:p>
@@ -334,6 +659,11 @@
       </w:r>
     </w:p>
     <w:p>
+      <w:r>
+        <w:t>Compare the supplied cases for Replication and reproduction. Identify the detail that changes the conclusion.</w:t>
+      </w:r>
+    </w:p>
+    <w:p>
       <w:pPr>
         <w:pStyle w:val="Heading3"/>
       </w:pPr>
@@ -342,7 +672,13 @@
       </w:r>
     </w:p>
     <w:p>
-      <w:r>
+      <w:pPr>
+        <w:spacing w:line="336" w:lineRule="auto" w:after="180"/>
+      </w:pPr>
+      <w:r>
+        <w:rPr>
+          <w:b w:val="0"/>
+        </w:rPr>
         <w:t>Partner reruns the same eight cases and gets the same score. Team counts sixteen independent cases. Show the intermediate steps and give the conclusion with its scope.</w:t>
       </w:r>
     </w:p>
@@ -388,17 +724,92 @@
       </w:r>
     </w:p>
     <w:p>
-      <w:r>
-        <w:t>Change: The rerun of the original records outputs 2/4.</w:t>
-      </w:r>
-    </w:p>
-    <w:p>
-      <w:r>
-        <w:t>Prediction: Investigate code, version, input or scoring differences.</w:t>
-      </w:r>
-    </w:p>
-    <w:p>
-      <w:r>
+      <w:pPr>
+        <w:pStyle w:val="Heading3"/>
+      </w:pPr>
+      <w:r>
+        <w:t>Change one thing</w:t>
+      </w:r>
+    </w:p>
+    <w:p>
+      <w:pPr>
+        <w:spacing w:line="336" w:lineRule="auto" w:after="180"/>
+        <w:shd w:fill="F5F1FB"/>
+      </w:pPr>
+      <w:r>
+        <w:rPr>
+          <w:b w:val="0"/>
+        </w:rPr>
+        <w:t xml:space="preserve">Change: The rerun of the original records </w:t>
+      </w:r>
+      <w:r>
+        <w:rPr>
+          <w:b/>
+        </w:rPr>
+        <w:t>output</w:t>
+      </w:r>
+      <w:r>
+        <w:rPr>
+          <w:b w:val="0"/>
+        </w:rPr>
+        <w:t>s 2/4.</w:t>
+      </w:r>
+    </w:p>
+    <w:p>
+      <w:pPr>
+        <w:pStyle w:val="Heading3"/>
+      </w:pPr>
+      <w:r>
+        <w:t>Predicted result</w:t>
+      </w:r>
+    </w:p>
+    <w:p>
+      <w:pPr>
+        <w:spacing w:line="336" w:lineRule="auto" w:after="180"/>
+        <w:shd w:fill="F1F6FC"/>
+      </w:pPr>
+      <w:r>
+        <w:rPr>
+          <w:b/>
+        </w:rPr>
+        <w:t>Prediction</w:t>
+      </w:r>
+      <w:r>
+        <w:rPr>
+          <w:b w:val="0"/>
+        </w:rPr>
+        <w:t xml:space="preserve">: Investigate code, version, </w:t>
+      </w:r>
+      <w:r>
+        <w:rPr>
+          <w:b/>
+        </w:rPr>
+        <w:t>input</w:t>
+      </w:r>
+      <w:r>
+        <w:rPr>
+          <w:b w:val="0"/>
+        </w:rPr>
+        <w:t xml:space="preserve"> or scoring differences.</w:t>
+      </w:r>
+    </w:p>
+    <w:p>
+      <w:pPr>
+        <w:pStyle w:val="Heading3"/>
+      </w:pPr>
+      <w:r>
+        <w:t>Why the result follows</w:t>
+      </w:r>
+    </w:p>
+    <w:p>
+      <w:pPr>
+        <w:spacing w:line="336" w:lineRule="auto" w:after="180"/>
+        <w:shd w:fill="F1F6FC"/>
+      </w:pPr>
+      <w:r>
+        <w:rPr>
+          <w:b w:val="0"/>
+        </w:rPr>
         <w:t>Reason: The same fixed records should give the same deterministic count.</w:t>
       </w:r>
     </w:p>
@@ -408,6 +819,11 @@
       </w:pPr>
       <w:r>
         <w:t>05. Words that unlock the idea</w:t>
+      </w:r>
+    </w:p>
+    <w:p>
+      <w:r>
+        <w:t>Use the vocabulary of Replication and reproduction to explain a concrete decision, rather than only memorising definitions.</w:t>
       </w:r>
     </w:p>
     <w:tbl>
@@ -545,17 +961,41 @@
     </w:p>
     <w:p>
       <w:r>
+        <w:t>Follow the worked trace for Replication and reproduction, predict a step, then compare with its explanation.</w:t>
+      </w:r>
+    </w:p>
+    <w:p>
+      <w:pPr>
+        <w:spacing w:line="336" w:lineRule="auto" w:after="180"/>
+      </w:pPr>
+      <w:r>
+        <w:rPr>
+          <w:b w:val="0"/>
+        </w:rPr>
         <w:t>Partner reruns the same eight cases and gets the same score. Team counts sixteen independent cases.</w:t>
       </w:r>
     </w:p>
     <w:p>
-      <w:r>
-        <w:t>This is a successful replay on eight distinct cases, not sixteen new cases. It checks computation consistency.</w:t>
-      </w:r>
-    </w:p>
-    <w:p>
-      <w:r>
-        <w:t>Compare the intermediate evidence with the final statement. Explain why each number or decision follows from the stated inputs. The conclusion belongs to this scenario and procedure; changing the inputs, evaluation population or authority can change what it establishes. Retain the raw record so a later revision can be compared honestly.</w:t>
+      <w:pPr>
+        <w:spacing w:line="336" w:lineRule="auto" w:after="180"/>
+      </w:pPr>
+      <w:r>
+        <w:rPr>
+          <w:b w:val="0"/>
+        </w:rPr>
+        <w:t xml:space="preserve">This is a successful </w:t>
+      </w:r>
+      <w:r>
+        <w:rPr>
+          <w:b/>
+        </w:rPr>
+        <w:t>replay</w:t>
+      </w:r>
+      <w:r>
+        <w:rPr>
+          <w:b w:val="0"/>
+        </w:rPr>
+        <w:t xml:space="preserve"> on eight distinct cases, not sixteen new cases. It checks computation consistency.</w:t>
       </w:r>
     </w:p>
     <w:p>
@@ -563,11 +1003,85 @@
         <w:pStyle w:val="Heading3"/>
       </w:pPr>
       <w:r>
+        <w:t>Worked explanation · Replication and reproduction</w:t>
+      </w:r>
+    </w:p>
+    <w:p>
+      <w:pPr>
+        <w:spacing w:line="336" w:lineRule="auto" w:after="180"/>
+        <w:shd w:fill="F1F6FC"/>
+      </w:pPr>
+      <w:r>
+        <w:rPr>
+          <w:b w:val="0"/>
+        </w:rPr>
+        <w:t xml:space="preserve">Compare the intermediate </w:t>
+      </w:r>
+      <w:r>
+        <w:rPr>
+          <w:b/>
+        </w:rPr>
+        <w:t>evidence</w:t>
+      </w:r>
+      <w:r>
+        <w:rPr>
+          <w:b w:val="0"/>
+        </w:rPr>
+        <w:t xml:space="preserve"> with the final statement. Explain why each number or decision follows from the stated </w:t>
+      </w:r>
+      <w:r>
+        <w:rPr>
+          <w:b/>
+        </w:rPr>
+        <w:t>input</w:t>
+      </w:r>
+      <w:r>
+        <w:rPr>
+          <w:b w:val="0"/>
+        </w:rPr>
+        <w:t>s.</w:t>
+      </w:r>
+    </w:p>
+    <w:p>
+      <w:pPr>
+        <w:spacing w:line="336" w:lineRule="auto" w:after="180"/>
+        <w:shd w:fill="F1F6FC"/>
+      </w:pPr>
+      <w:r>
+        <w:rPr>
+          <w:b w:val="0"/>
+        </w:rPr>
+        <w:t xml:space="preserve">The conclusion belongs to this scenario and procedure; changing the </w:t>
+      </w:r>
+      <w:r>
+        <w:rPr>
+          <w:b/>
+        </w:rPr>
+        <w:t>input</w:t>
+      </w:r>
+      <w:r>
+        <w:rPr>
+          <w:b w:val="0"/>
+        </w:rPr>
+        <w:t>s, evaluation population or authority can change what it establishes. Retain the raw record so a later revision can be compared honestly.</w:t>
+      </w:r>
+    </w:p>
+    <w:p>
+      <w:pPr>
+        <w:pStyle w:val="Heading3"/>
+      </w:pPr>
+      <w:r>
         <w:t>Learn from the worked case</w:t>
       </w:r>
     </w:p>
     <w:p>
-      <w:r>
+      <w:pPr>
+        <w:spacing w:line="336" w:lineRule="auto" w:after="180"/>
+      </w:pPr>
+      <w:r>
+        <w:rPr>
+          <w:b w:val="0"/>
+        </w:rPr>
         <w:t>Cover the result before checking it. Say what is given, choose the procedure, and follow one step at a time. Then uncover the result and explain your first mismatch. Ask why a step is allowed, not only what number it produces.</w:t>
       </w:r>
     </w:p>
@@ -580,7 +1094,13 @@
       </w:r>
     </w:p>
     <w:p>
-      <w:r>
+      <w:pPr>
+        <w:spacing w:line="336" w:lineRule="auto" w:after="180"/>
+      </w:pPr>
+      <w:r>
+        <w:rPr>
+          <w:b w:val="0"/>
+        </w:rPr>
         <w:t>Same records versus new experiment. A team first reruns a supplied analysis, then collects new records with the same protocol.</w:t>
       </w:r>
     </w:p>
@@ -593,7 +1113,22 @@
       </w:r>
     </w:p>
     <w:p>
-      <w:r>
+      <w:pPr>
+        <w:pStyle w:val="Heading3"/>
+      </w:pPr>
+      <w:r>
+        <w:t>Supplied facts</w:t>
+      </w:r>
+    </w:p>
+    <w:p>
+      <w:pPr>
+        <w:spacing w:line="336" w:lineRule="auto" w:after="180"/>
+        <w:shd w:fill="F1F6FC"/>
+      </w:pPr>
+      <w:r>
+        <w:rPr>
+          <w:b w:val="0"/>
+        </w:rPr>
         <w:t>Original recorded labels: [1,0,1,1]. Analysis counts correct cases. New independent set: [1,1,0,0]. Binary entries mean 1=correct and 0=incorrect.</w:t>
       </w:r>
     </w:p>
@@ -793,7 +1328,22 @@
       </w:r>
     </w:p>
     <w:p>
-      <w:r>
+      <w:pPr>
+        <w:pStyle w:val="Heading3"/>
+      </w:pPr>
+      <w:r>
+        <w:t>Why the result follows</w:t>
+      </w:r>
+    </w:p>
+    <w:p>
+      <w:pPr>
+        <w:spacing w:line="336" w:lineRule="auto" w:after="180"/>
+        <w:shd w:fill="F1F6FC"/>
+      </w:pPr>
+      <w:r>
+        <w:rPr>
+          <w:b w:val="0"/>
+        </w:rPr>
         <w:t>Reusing data and collecting new data answer different questions. A different new-sample result can arise without a code error; inspect both protocols and variability.</w:t>
       </w:r>
     </w:p>
@@ -806,18 +1356,87 @@
       </w:r>
     </w:p>
     <w:p>
-      <w:r>
+      <w:pPr>
+        <w:pStyle w:val="Heading3"/>
+      </w:pPr>
+      <w:r>
+        <w:t>Keep the stated limit</w:t>
+      </w:r>
+    </w:p>
+    <w:p>
+      <w:pPr>
+        <w:spacing w:line="336" w:lineRule="auto" w:after="180"/>
+        <w:shd w:fill="FFF5E6"/>
+      </w:pPr>
+      <w:r>
+        <w:rPr>
+          <w:b w:val="0"/>
+        </w:rPr>
         <w:t>Four-case samples are illustrative; neither result alone establishes broad reliability.</w:t>
       </w:r>
     </w:p>
     <w:p>
-      <w:r>
-        <w:t>Read the labelled picture: Calculate the scores from the original and new four-record sets. Which activity reproduces saved analysis, which repeats the protocol, and why does a different rerun of the original data need investigation?</w:t>
-      </w:r>
-    </w:p>
-    <w:p>
-      <w:r>
-        <w:t>Change one thing: The rerun of the original records outputs 2/4. Predict the result before checking the explanation. What remains the same?</w:t>
+      <w:pPr>
+        <w:pStyle w:val="Heading3"/>
+      </w:pPr>
+      <w:r>
+        <w:t>Keep the stated limit</w:t>
+      </w:r>
+    </w:p>
+    <w:p>
+      <w:pPr>
+        <w:spacing w:line="336" w:lineRule="auto" w:after="180"/>
+        <w:shd w:fill="FFF5E6"/>
+      </w:pPr>
+      <w:r>
+        <w:rPr>
+          <w:b w:val="0"/>
+        </w:rPr>
+        <w:t>Read the labelled picture: Calculate the scores from the original and new four-record sets.</w:t>
+      </w:r>
+    </w:p>
+    <w:p>
+      <w:pPr>
+        <w:spacing w:line="336" w:lineRule="auto" w:after="180"/>
+        <w:shd w:fill="FFF5E6"/>
+      </w:pPr>
+      <w:r>
+        <w:rPr>
+          <w:b w:val="0"/>
+        </w:rPr>
+        <w:t>Which activity reproduces saved analysis, which repeats the protocol, and why does a different rerun of the original data need investigation?</w:t>
+      </w:r>
+    </w:p>
+    <w:p>
+      <w:pPr>
+        <w:pStyle w:val="Heading3"/>
+      </w:pPr>
+      <w:r>
+        <w:t>Keep the stated limit</w:t>
+      </w:r>
+    </w:p>
+    <w:p>
+      <w:pPr>
+        <w:spacing w:line="336" w:lineRule="auto" w:after="180"/>
+        <w:shd w:fill="FFF5E6"/>
+      </w:pPr>
+      <w:r>
+        <w:rPr>
+          <w:b w:val="0"/>
+        </w:rPr>
+        <w:t xml:space="preserve">Change one thing: The rerun of the original records </w:t>
+      </w:r>
+      <w:r>
+        <w:rPr>
+          <w:b/>
+        </w:rPr>
+        <w:t>output</w:t>
+      </w:r>
+      <w:r>
+        <w:rPr>
+          <w:b w:val="0"/>
+        </w:rPr>
+        <w:t>s 2/4. Predict the result before checking the explanation. What remains the same?</w:t>
       </w:r>
     </w:p>
     <w:p>
@@ -830,12 +1449,30 @@
     </w:p>
     <w:p>
       <w:r>
-        <w:t>Exact replay can preserve the original design flaws; new data can change conditions and needs its own record.</w:t>
-      </w:r>
-    </w:p>
-    <w:p>
-      <w:r>
-        <w:t>A useful check asks what would make the reasoning fail. Distinguish a failure to execute the declared procedure from a weakness in the procedure itself. The first may require a correction; the second requires an explicitly revised method and new evidence. Preserve unsuccessful cases so an improved result cannot hide the original problem.</w:t>
+        <w:t>Find the unsupported step in the Replication and reproduction claim and explain a repair using the supplied evidence.</w:t>
+      </w:r>
+    </w:p>
+    <w:p>
+      <w:pPr>
+        <w:spacing w:line="336" w:lineRule="auto" w:after="180"/>
+      </w:pPr>
+      <w:r>
+        <w:rPr>
+          <w:b w:val="0"/>
+        </w:rPr>
+        <w:t xml:space="preserve">Exact </w:t>
+      </w:r>
+      <w:r>
+        <w:rPr>
+          <w:b/>
+        </w:rPr>
+        <w:t>replay</w:t>
+      </w:r>
+      <w:r>
+        <w:rPr>
+          <w:b w:val="0"/>
+        </w:rPr>
+        <w:t xml:space="preserve"> can preserve the original design flaws; new data can change conditions and needs its own record.</w:t>
       </w:r>
     </w:p>
     <w:p>
@@ -843,6 +1480,50 @@
         <w:pStyle w:val="Heading3"/>
       </w:pPr>
       <w:r>
+        <w:t>Check the claim against the facts</w:t>
+      </w:r>
+    </w:p>
+    <w:p>
+      <w:pPr>
+        <w:spacing w:line="336" w:lineRule="auto" w:after="180"/>
+        <w:shd w:fill="FFF5E6"/>
+      </w:pPr>
+      <w:r>
+        <w:rPr>
+          <w:b w:val="0"/>
+        </w:rPr>
+        <w:t>A useful check asks what would make the reasoning fail. Distinguish a failure to execute the declared procedure from a weakness in the procedure itself.</w:t>
+      </w:r>
+    </w:p>
+    <w:p>
+      <w:pPr>
+        <w:spacing w:line="336" w:lineRule="auto" w:after="180"/>
+        <w:shd w:fill="FFF5E6"/>
+      </w:pPr>
+      <w:r>
+        <w:rPr>
+          <w:b w:val="0"/>
+        </w:rPr>
+        <w:t xml:space="preserve">The first may require a correction; the second requires an explicitly revised method and new </w:t>
+      </w:r>
+      <w:r>
+        <w:rPr>
+          <w:b/>
+        </w:rPr>
+        <w:t>evidence</w:t>
+      </w:r>
+      <w:r>
+        <w:rPr>
+          <w:b w:val="0"/>
+        </w:rPr>
+        <w:t>. Preserve unsuccessful cases so an improved result cannot hide the original problem.</w:t>
+      </w:r>
+    </w:p>
+    <w:p>
+      <w:pPr>
+        <w:pStyle w:val="Heading3"/>
+      </w:pPr>
+      <w:r>
         <w:t>Guided: restate the worked result, then name the assumption or limitation that prevents a broader conclusion.</w:t>
       </w:r>
     </w:p>
@@ -880,8 +1561,37 @@
       </w:r>
     </w:p>
     <w:p>
-      <w:r>
-        <w:t>A report omits this qualification: Exact replay can preserve the original design flaws; new data can change conditions and needs its own record. Explain how omitting it could change a reader's interpretation, and write an accurate replacement.</w:t>
+      <w:pPr>
+        <w:spacing w:line="336" w:lineRule="auto" w:after="180"/>
+      </w:pPr>
+      <w:r>
+        <w:rPr>
+          <w:b w:val="0"/>
+        </w:rPr>
+        <w:t xml:space="preserve">A report omits this qualification: Exact </w:t>
+      </w:r>
+      <w:r>
+        <w:rPr>
+          <w:b/>
+        </w:rPr>
+        <w:t>replay</w:t>
+      </w:r>
+      <w:r>
+        <w:rPr>
+          <w:b w:val="0"/>
+        </w:rPr>
+        <w:t xml:space="preserve"> can preserve the original design flaws; new data can change conditions and needs its own record.</w:t>
+      </w:r>
+    </w:p>
+    <w:p>
+      <w:pPr>
+        <w:spacing w:line="336" w:lineRule="auto" w:after="180"/>
+      </w:pPr>
+      <w:r>
+        <w:rPr>
+          <w:b w:val="0"/>
+        </w:rPr>
+        <w:t>Explain how omitting it could change a reader's interpretation, and write an accurate replacement.</w:t>
       </w:r>
     </w:p>
     <w:p>
@@ -932,7 +1642,54 @@
     </w:p>
     <w:p>
       <w:r>
-        <w:t>Explain the weekly mechanism in your own words. Use the worked scenario to name its input, decision rule and output.</w:t>
+        <w:t>Practise Replication and reproduction with support, then explain the deciding step in your own words.</w:t>
+      </w:r>
+    </w:p>
+    <w:p>
+      <w:pPr>
+        <w:spacing w:line="336" w:lineRule="auto" w:after="180"/>
+      </w:pPr>
+      <w:r>
+        <w:rPr>
+          <w:b w:val="0"/>
+        </w:rPr>
+        <w:t xml:space="preserve">Explain the weekly </w:t>
+      </w:r>
+      <w:r>
+        <w:rPr>
+          <w:b/>
+        </w:rPr>
+        <w:t>mechanism</w:t>
+      </w:r>
+      <w:r>
+        <w:rPr>
+          <w:b w:val="0"/>
+        </w:rPr>
+        <w:t xml:space="preserve"> in your own words. Use the worked scenario to name its </w:t>
+      </w:r>
+      <w:r>
+        <w:rPr>
+          <w:b/>
+        </w:rPr>
+        <w:t>input</w:t>
+      </w:r>
+      <w:r>
+        <w:rPr>
+          <w:b w:val="0"/>
+        </w:rPr>
+        <w:t xml:space="preserve">, decision rule and </w:t>
+      </w:r>
+      <w:r>
+        <w:rPr>
+          <w:b/>
+        </w:rPr>
+        <w:t>output</w:t>
+      </w:r>
+      <w:r>
+        <w:rPr>
+          <w:b w:val="0"/>
+        </w:rPr>
+        <w:t>.</w:t>
       </w:r>
     </w:p>
     <w:p>
@@ -1005,8 +1762,38 @@
       </w:r>
     </w:p>
     <w:p>
-      <w:r>
-        <w:t>Use workbook W2 for the connected example “Replication and reproduction”. First fill the input and rule boxes. Try the middle steps before asking for a hint. After a hint, try the next step yourself.</w:t>
+      <w:pPr>
+        <w:spacing w:line="336" w:lineRule="auto" w:after="180"/>
+      </w:pPr>
+      <w:r>
+        <w:rPr>
+          <w:b w:val="0"/>
+        </w:rPr>
+        <w:t>Use workbook W2 for the connected example “</w:t>
+      </w:r>
+      <w:r>
+        <w:rPr>
+          <w:b/>
+        </w:rPr>
+        <w:t>Replication</w:t>
+      </w:r>
+      <w:r>
+        <w:rPr>
+          <w:b w:val="0"/>
+        </w:rPr>
+        <w:t xml:space="preserve"> and reproduction”. First fill the </w:t>
+      </w:r>
+      <w:r>
+        <w:rPr>
+          <w:b/>
+        </w:rPr>
+        <w:t>input</w:t>
+      </w:r>
+      <w:r>
+        <w:rPr>
+          <w:b w:val="0"/>
+        </w:rPr>
+        <w:t xml:space="preserve"> and rule boxes. Try the middle steps before asking for a hint. After a hint, try the next step yourself.</w:t>
       </w:r>
     </w:p>
     <w:tbl>
@@ -1089,7 +1876,13 @@
       </w:tr>
     </w:tbl>
     <w:p>
-      <w:r>
+      <w:pPr>
+        <w:spacing w:line="336" w:lineRule="auto" w:after="180"/>
+      </w:pPr>
+      <w:r>
+        <w:rPr>
+          <w:b w:val="0"/>
+        </w:rPr>
         <w:t>Explain your trace to a partner. Your partner points to one step to check. Swap roles on the next case. Each person writes their own explanation.</w:t>
       </w:r>
     </w:p>
@@ -1102,12 +1895,47 @@
       </w:r>
     </w:p>
     <w:p>
-      <w:r>
-        <w:t>Use the worked case for Replication and reproduction. Proposed explanation: “The worked result establishes every future case”. Decide whether this explanation is supported. Point to the step or supplied fact that decides; explain your repair if needed.</w:t>
-      </w:r>
-    </w:p>
-    <w:p>
-      <w:r>
+      <w:pPr>
+        <w:spacing w:line="336" w:lineRule="auto" w:after="180"/>
+      </w:pPr>
+      <w:r>
+        <w:rPr>
+          <w:b w:val="0"/>
+        </w:rPr>
+        <w:t xml:space="preserve">Use the worked case for </w:t>
+      </w:r>
+      <w:r>
+        <w:rPr>
+          <w:b/>
+        </w:rPr>
+        <w:t>Replication</w:t>
+      </w:r>
+      <w:r>
+        <w:rPr>
+          <w:b w:val="0"/>
+        </w:rPr>
+        <w:t xml:space="preserve"> and reproduction. Proposed explanation: “The worked result establishes every future case”. Decide whether this explanation is supported.</w:t>
+      </w:r>
+    </w:p>
+    <w:p>
+      <w:pPr>
+        <w:spacing w:line="336" w:lineRule="auto" w:after="180"/>
+      </w:pPr>
+      <w:r>
+        <w:rPr>
+          <w:b w:val="0"/>
+        </w:rPr>
+        <w:t>Point to the step or supplied fact that decides; explain your repair if needed.</w:t>
+      </w:r>
+    </w:p>
+    <w:p>
+      <w:pPr>
+        <w:spacing w:line="336" w:lineRule="auto" w:after="180"/>
+      </w:pPr>
+      <w:r>
+        <w:rPr>
+          <w:b w:val="0"/>
+        </w:rPr>
         <w:t>Answer on your own before discussion. If you are unsure, say which step you need help with.</w:t>
       </w:r>
     </w:p>
@@ -1120,7 +1948,14 @@
       </w:r>
     </w:p>
     <w:p>
-      <w:r>
+      <w:pPr>
+        <w:spacing w:line="336" w:lineRule="auto" w:after="180"/>
+        <w:shd w:fill="F5F1FB"/>
+      </w:pPr>
+      <w:r>
+        <w:rPr>
+          <w:b w:val="0"/>
+        </w:rPr>
         <w:t>Calculate the scores from the original and new four-record sets. Which activity reproduces saved analysis, which repeats the protocol, and why does a different rerun of the original data need investigation?</w:t>
       </w:r>
     </w:p>
@@ -1153,7 +1988,13 @@
       </w:r>
     </w:p>
     <w:p>
-      <w:r>
+      <w:pPr>
+        <w:spacing w:line="336" w:lineRule="auto" w:after="180"/>
+      </w:pPr>
+      <w:r>
+        <w:rPr>
+          <w:b w:val="0"/>
+        </w:rPr>
         <w:t>This is supported practice. Keep the separately named independent case for an attempt before feedback.</w:t>
       </w:r>
     </w:p>
@@ -1166,6 +2007,11 @@
       </w:r>
     </w:p>
     <w:p>
+      <w:r>
+        <w:t>Investigate Replication and reproduction. Record the prediction, actual observation or labelled paper trace, explanation and next test separately.</w:t>
+      </w:r>
+    </w:p>
+    <w:p>
       <w:pPr>
         <w:pStyle w:val="Heading3"/>
       </w:pPr>
@@ -1174,7 +2020,13 @@
       </w:r>
     </w:p>
     <w:p>
-      <w:r>
+      <w:pPr>
+        <w:spacing w:line="336" w:lineRule="auto" w:after="180"/>
+      </w:pPr>
+      <w:r>
+        <w:rPr>
+          <w:b w:val="0"/>
+        </w:rPr>
         <w:t>Partner reruns the same eight cases and gets the same score. Team counts sixteen independent cases. Show the intermediate steps and give the conclusion with its scope.</w:t>
       </w:r>
     </w:p>
@@ -1315,7 +2167,13 @@
       </w:tr>
     </w:tbl>
     <w:p>
-      <w:r>
+      <w:pPr>
+        <w:spacing w:line="336" w:lineRule="auto" w:after="180"/>
+      </w:pPr>
+      <w:r>
+        <w:rPr>
+          <w:b w:val="0"/>
+        </w:rPr>
         <w:t>On paper, trace the supplied procedure. If code is provided, predict before running it in a local practice file. Never write an expected answer as though it were an observed run.</w:t>
       </w:r>
     </w:p>
@@ -1328,7 +2186,13 @@
       </w:r>
     </w:p>
     <w:p>
-      <w:r>
+      <w:pPr>
+        <w:spacing w:line="336" w:lineRule="auto" w:after="180"/>
+      </w:pPr>
+      <w:r>
+        <w:rPr>
+          <w:b w:val="0"/>
+        </w:rPr>
         <w:t>Before trying: what do I expect, and why? While trying: which step could first go wrong? Afterwards: what did I actually observe, and what should change? Keep “not run” if you only traced the procedure.</w:t>
       </w:r>
     </w:p>
@@ -1341,6 +2205,11 @@
       </w:r>
     </w:p>
     <w:p>
+      <w:r>
+        <w:t>Move from recall to tracing, diagnosis and transfer in Replication and reproduction. Explain why each step is justified.</w:t>
+      </w:r>
+    </w:p>
+    <w:p>
       <w:pPr>
         <w:pStyle w:val="Heading3"/>
       </w:pPr>
@@ -1349,18 +2218,106 @@
       </w:r>
     </w:p>
     <w:p>
-      <w:r>
-        <w:t>Explain the weekly mechanism in your own words. Use the worked scenario to name its input, decision rule and output.</w:t>
-      </w:r>
-    </w:p>
-    <w:p>
-      <w:r>
-        <w:t>A report omits this qualification: Exact replay can preserve the original design flaws; new data can change conditions and needs its own record. Explain how omitting it could change a reader's interpretation, and write an accurate replacement.</w:t>
-      </w:r>
-    </w:p>
-    <w:p>
-      <w:r>
-        <w:t>For the worked scenario, propose one additional case that could reveal a failure, describe its expected outcome before running it, and explain what would need to remain fixed for a fair comparison. Do not reuse W4 as a new final test after receiving feedback.</w:t>
+      <w:pPr>
+        <w:spacing w:line="336" w:lineRule="auto" w:after="180"/>
+      </w:pPr>
+      <w:r>
+        <w:rPr>
+          <w:b w:val="0"/>
+        </w:rPr>
+        <w:t xml:space="preserve">Explain the weekly </w:t>
+      </w:r>
+      <w:r>
+        <w:rPr>
+          <w:b/>
+        </w:rPr>
+        <w:t>mechanism</w:t>
+      </w:r>
+      <w:r>
+        <w:rPr>
+          <w:b w:val="0"/>
+        </w:rPr>
+        <w:t xml:space="preserve"> in your own words. Use the worked scenario to name its </w:t>
+      </w:r>
+      <w:r>
+        <w:rPr>
+          <w:b/>
+        </w:rPr>
+        <w:t>input</w:t>
+      </w:r>
+      <w:r>
+        <w:rPr>
+          <w:b w:val="0"/>
+        </w:rPr>
+        <w:t xml:space="preserve">, decision rule and </w:t>
+      </w:r>
+      <w:r>
+        <w:rPr>
+          <w:b/>
+        </w:rPr>
+        <w:t>output</w:t>
+      </w:r>
+      <w:r>
+        <w:rPr>
+          <w:b w:val="0"/>
+        </w:rPr>
+        <w:t>.</w:t>
+      </w:r>
+    </w:p>
+    <w:p>
+      <w:pPr>
+        <w:spacing w:line="336" w:lineRule="auto" w:after="180"/>
+      </w:pPr>
+      <w:r>
+        <w:rPr>
+          <w:b w:val="0"/>
+        </w:rPr>
+        <w:t xml:space="preserve">A report omits this qualification: Exact </w:t>
+      </w:r>
+      <w:r>
+        <w:rPr>
+          <w:b/>
+        </w:rPr>
+        <w:t>replay</w:t>
+      </w:r>
+      <w:r>
+        <w:rPr>
+          <w:b w:val="0"/>
+        </w:rPr>
+        <w:t xml:space="preserve"> can preserve the original design flaws; new data can change conditions and needs its own record.</w:t>
+      </w:r>
+    </w:p>
+    <w:p>
+      <w:pPr>
+        <w:spacing w:line="336" w:lineRule="auto" w:after="180"/>
+      </w:pPr>
+      <w:r>
+        <w:rPr>
+          <w:b w:val="0"/>
+        </w:rPr>
+        <w:t>Explain how omitting it could change a reader's interpretation, and write an accurate replacement.</w:t>
+      </w:r>
+    </w:p>
+    <w:p>
+      <w:pPr>
+        <w:spacing w:line="336" w:lineRule="auto" w:after="180"/>
+      </w:pPr>
+      <w:r>
+        <w:rPr>
+          <w:b w:val="0"/>
+        </w:rPr>
+        <w:t>For the worked scenario, propose one additional case that could reveal a failure, describe its expected outcome before running it, and explain what would need to remain fixed for a fair comparison.</w:t>
+      </w:r>
+    </w:p>
+    <w:p>
+      <w:pPr>
+        <w:spacing w:line="336" w:lineRule="auto" w:after="180"/>
+      </w:pPr>
+      <w:r>
+        <w:rPr>
+          <w:b w:val="0"/>
+        </w:rPr>
+        <w:t>Do not reuse W4 as a new final test after receiving feedback.</w:t>
       </w:r>
     </w:p>
     <w:p>
@@ -1406,7 +2363,101 @@
     </w:p>
     <w:p>
       <w:r>
-        <w:t>Add a labelled replication and reproduction evidence sheet to Reproducible AI Research Study. Show how you can explain the mechanism and terminology of replication and reproduction. Use the supplied fictional case and keep its inputs, intermediate steps, calculation or prediction, and limitation. Connect this record to last week’s record; a matching answer without a trace is insufficient.</w:t>
+        <w:t>Apply this week’s idea to Reproducible AI Research Study. Keep an annotated decision and the evidence supporting it.</w:t>
+      </w:r>
+    </w:p>
+    <w:p>
+      <w:pPr>
+        <w:spacing w:line="336" w:lineRule="auto" w:after="180"/>
+      </w:pPr>
+      <w:r>
+        <w:rPr>
+          <w:b w:val="0"/>
+        </w:rPr>
+        <w:t xml:space="preserve">Add a labelled </w:t>
+      </w:r>
+      <w:r>
+        <w:rPr>
+          <w:b/>
+        </w:rPr>
+        <w:t>replication</w:t>
+      </w:r>
+      <w:r>
+        <w:rPr>
+          <w:b w:val="0"/>
+        </w:rPr>
+        <w:t xml:space="preserve"> and reproduction </w:t>
+      </w:r>
+      <w:r>
+        <w:rPr>
+          <w:b/>
+        </w:rPr>
+        <w:t>evidence</w:t>
+      </w:r>
+      <w:r>
+        <w:rPr>
+          <w:b w:val="0"/>
+        </w:rPr>
+        <w:t xml:space="preserve"> sheet to Reproducible AI Research Study. Show how you can explain the </w:t>
+      </w:r>
+      <w:r>
+        <w:rPr>
+          <w:b/>
+        </w:rPr>
+        <w:t>mechanism</w:t>
+      </w:r>
+      <w:r>
+        <w:rPr>
+          <w:b w:val="0"/>
+        </w:rPr>
+        <w:t xml:space="preserve"> and terminology of </w:t>
+      </w:r>
+      <w:r>
+        <w:rPr>
+          <w:b/>
+        </w:rPr>
+        <w:t>replication</w:t>
+      </w:r>
+      <w:r>
+        <w:rPr>
+          <w:b w:val="0"/>
+        </w:rPr>
+        <w:t xml:space="preserve"> and reproduction.</w:t>
+      </w:r>
+    </w:p>
+    <w:p>
+      <w:pPr>
+        <w:spacing w:line="336" w:lineRule="auto" w:after="180"/>
+      </w:pPr>
+      <w:r>
+        <w:rPr>
+          <w:b w:val="0"/>
+        </w:rPr>
+        <w:t xml:space="preserve">Use the supplied fictional case and keep its </w:t>
+      </w:r>
+      <w:r>
+        <w:rPr>
+          <w:b/>
+        </w:rPr>
+        <w:t>input</w:t>
+      </w:r>
+      <w:r>
+        <w:rPr>
+          <w:b w:val="0"/>
+        </w:rPr>
+        <w:t xml:space="preserve">s, intermediate steps, calculation or </w:t>
+      </w:r>
+      <w:r>
+        <w:rPr>
+          <w:b/>
+        </w:rPr>
+        <w:t>prediction</w:t>
+      </w:r>
+      <w:r>
+        <w:rPr>
+          <w:b w:val="0"/>
+        </w:rPr>
+        <w:t>, and limitation. Connect this record to last week’s record; a matching answer without a trace is insufficient.</w:t>
       </w:r>
     </w:p>
     <w:tbl>
@@ -1534,7 +2585,13 @@
       </w:r>
     </w:p>
     <w:p>
-      <w:r>
+      <w:pPr>
+        <w:spacing w:line="336" w:lineRule="auto" w:after="180"/>
+      </w:pPr>
+      <w:r>
+        <w:rPr>
+          <w:b w:val="0"/>
+        </w:rPr>
         <w:t>For the Reproducible AI Research Study, retain an annotated worked trace and the changed-case reasoning. Connect the claim to its records, units and assumptions so another investigator can challenge or reproduce it.</w:t>
       </w:r>
     </w:p>
@@ -1548,7 +2605,29 @@
     </w:p>
     <w:p>
       <w:r>
-        <w:t>Complete the supported workbook tasks before attempting W4 independently. Record any hints or help used. After feedback, use the teacher's fresh retry rather than copying the earlier answer. For a project, select a relevant new case, predict the outcome from the declared rule and preserve the result alongside any revision.</w:t>
+        <w:t>Use a genuinely new case for independent evidence. Previously discussed examples remain practice; use the separately named independent case before feedback.</w:t>
+      </w:r>
+    </w:p>
+    <w:p>
+      <w:pPr>
+        <w:spacing w:line="336" w:lineRule="auto" w:after="180"/>
+      </w:pPr>
+      <w:r>
+        <w:rPr>
+          <w:b w:val="0"/>
+        </w:rPr>
+        <w:t>Complete the supported workbook tasks before attempting W4 independently. Record any hints or help used. After feedback, use the teacher's fresh retry rather than copying the earlier answer.</w:t>
+      </w:r>
+    </w:p>
+    <w:p>
+      <w:pPr>
+        <w:spacing w:line="336" w:lineRule="auto" w:after="180"/>
+      </w:pPr>
+      <w:r>
+        <w:rPr>
+          <w:b w:val="0"/>
+        </w:rPr>
+        <w:t>For a project, select a relevant new case, predict the outcome from the declared rule and preserve the result alongside any revision.</w:t>
       </w:r>
     </w:p>
     <w:p>
@@ -1585,8 +2664,25 @@
       </w:r>
     </w:p>
     <w:p>
-      <w:r>
-        <w:t>For the worked scenario, propose one additional case that could reveal a failure, describe its expected outcome before running it, and explain what would need to remain fixed for a fair comparison. Do not reuse W4 as a new final test after receiving feedback.</w:t>
+      <w:pPr>
+        <w:spacing w:line="336" w:lineRule="auto" w:after="180"/>
+      </w:pPr>
+      <w:r>
+        <w:rPr>
+          <w:b w:val="0"/>
+        </w:rPr>
+        <w:t>For the worked scenario, propose one additional case that could reveal a failure, describe its expected outcome before running it, and explain what would need to remain fixed for a fair comparison.</w:t>
+      </w:r>
+    </w:p>
+    <w:p>
+      <w:pPr>
+        <w:spacing w:line="336" w:lineRule="auto" w:after="180"/>
+      </w:pPr>
+      <w:r>
+        <w:rPr>
+          <w:b w:val="0"/>
+        </w:rPr>
+        <w:t>Do not reuse W4 as a new final test after receiving feedback.</w:t>
       </w:r>
     </w:p>
     <w:p>
@@ -1623,6 +2719,11 @@
       </w:pPr>
       <w:r>
         <w:t>13. Study a complete case</w:t>
+      </w:r>
+    </w:p>
+    <w:p>
+      <w:r>
+        <w:t>Revisit the complete Replication and reproduction case for supported practice. Repeated examples do not become fresh assessments.</w:t>
       </w:r>
     </w:p>
     <w:p>
@@ -1726,8 +2827,26 @@
       </w:r>
     </w:p>
     <w:p>
-      <w:r>
-        <w:t>Follow the input through the stated procedure to its result. Cover the result first, predict it, then explain every intermediate step. The text/table accompanies the figure so the example can be read without colour.</w:t>
+      <w:pPr>
+        <w:spacing w:line="336" w:lineRule="auto" w:after="180"/>
+      </w:pPr>
+      <w:r>
+        <w:rPr>
+          <w:b w:val="0"/>
+        </w:rPr>
+        <w:t xml:space="preserve">Follow the </w:t>
+      </w:r>
+      <w:r>
+        <w:rPr>
+          <w:b/>
+        </w:rPr>
+        <w:t>input</w:t>
+      </w:r>
+      <w:r>
+        <w:rPr>
+          <w:b w:val="0"/>
+        </w:rPr>
+        <w:t xml:space="preserve"> through the stated procedure to its result. Cover the result first, predict it, then explain every intermediate step. The text/table accompanies the figure so the example can be read without colour.</w:t>
       </w:r>
     </w:p>
     <w:p>
@@ -1777,6 +2896,11 @@
       </w:r>
     </w:p>
     <w:p>
+      <w:r>
+        <w:t>Attempt the reserved new case before feedback. Record support; the earlier examples below remain additional practice.</w:t>
+      </w:r>
+    </w:p>
+    <w:p>
       <w:pPr>
         <w:pStyle w:val="Heading3"/>
       </w:pPr>
@@ -1785,8 +2909,27 @@
       </w:r>
     </w:p>
     <w:p>
-      <w:r>
-        <w:t>Team repeats old six queries, then evaluates four newly reserved queries. How many distinct cases and which are new evidence?</w:t>
+      <w:pPr>
+        <w:spacing w:line="336" w:lineRule="auto" w:after="180"/>
+        <w:shd w:fill="F5F1FB"/>
+      </w:pPr>
+      <w:r>
+        <w:rPr>
+          <w:b w:val="0"/>
+        </w:rPr>
+        <w:t xml:space="preserve">Team repeats old six queries, then evaluates four newly reserved queries. How many distinct cases and which are new </w:t>
+      </w:r>
+      <w:r>
+        <w:rPr>
+          <w:b/>
+        </w:rPr>
+        <w:t>evidence</w:t>
+      </w:r>
+      <w:r>
+        <w:rPr>
+          <w:b w:val="0"/>
+        </w:rPr>
+        <w:t>?</w:t>
       </w:r>
     </w:p>
     <w:p>
@@ -1833,7 +2976,13 @@
       </w:r>
     </w:p>
     <w:p>
-      <w:r>
+      <w:pPr>
+        <w:spacing w:line="336" w:lineRule="auto" w:after="180"/>
+      </w:pPr>
+      <w:r>
+        <w:rPr>
+          <w:b w:val="0"/>
+        </w:rPr>
         <w:t>Attempt this case before feedback. Record any help. Earlier examples below are further practice; a case already practised with feedback cannot establish fresh transfer.</w:t>
       </w:r>
     </w:p>
@@ -1846,8 +2995,27 @@
       </w:r>
     </w:p>
     <w:p>
-      <w:r>
-        <w:t>Team repeats old six queries, then evaluates four newly reserved queries. How many distinct cases and which are new evidence?</w:t>
+      <w:pPr>
+        <w:spacing w:line="336" w:lineRule="auto" w:after="180"/>
+        <w:shd w:fill="F5F1FB"/>
+      </w:pPr>
+      <w:r>
+        <w:rPr>
+          <w:b w:val="0"/>
+        </w:rPr>
+        <w:t xml:space="preserve">Team repeats old six queries, then evaluates four newly reserved queries. How many distinct cases and which are new </w:t>
+      </w:r>
+      <w:r>
+        <w:rPr>
+          <w:b/>
+        </w:rPr>
+        <w:t>evidence</w:t>
+      </w:r>
+      <w:r>
+        <w:rPr>
+          <w:b w:val="0"/>
+        </w:rPr>
+        <w:t>?</w:t>
       </w:r>
     </w:p>
     <w:p>
@@ -1899,7 +3067,13 @@
       </w:r>
     </w:p>
     <w:p>
-      <w:r>
+      <w:pPr>
+        <w:spacing w:line="336" w:lineRule="auto" w:after="180"/>
+      </w:pPr>
+      <w:r>
+        <w:rPr>
+          <w:b w:val="0"/>
+        </w:rPr>
         <w:t>Record support used: none, hint or teacher explanation. After feedback, a different case is needed to demonstrate independence.</w:t>
       </w:r>
     </w:p>
@@ -1912,8 +3086,25 @@
       </w:r>
     </w:p>
     <w:p>
-      <w:r>
-        <w:t>Attempt the independent case before hints. Record whether you worked alone, used a hint or followed a model. After feedback, fix the first unsupported step and explain why it changed. A later check uses a changed case, not a copied answer.</w:t>
+      <w:pPr>
+        <w:spacing w:line="336" w:lineRule="auto" w:after="180"/>
+      </w:pPr>
+      <w:r>
+        <w:rPr>
+          <w:b w:val="0"/>
+        </w:rPr>
+        <w:t>Attempt the independent case before hints. Record whether you worked alone, used a hint or followed a model. After feedback, fix the first unsupported step and explain why it changed.</w:t>
+      </w:r>
+    </w:p>
+    <w:p>
+      <w:pPr>
+        <w:spacing w:line="336" w:lineRule="auto" w:after="180"/>
+      </w:pPr>
+      <w:r>
+        <w:rPr>
+          <w:b w:val="0"/>
+        </w:rPr>
+        <w:t>A later check uses a changed case, not a copied answer.</w:t>
       </w:r>
     </w:p>
     <w:p>
@@ -1926,6 +3117,17 @@
     </w:p>
     <w:p>
       <w:r>
+        <w:t>Use this map to navigate Replication and reproduction, connect the goals to tasks and keep one evidence record for each attempt.</w:t>
+      </w:r>
+    </w:p>
+    <w:p>
+      <w:pPr>
+        <w:spacing w:line="336" w:lineRule="auto" w:after="180"/>
+      </w:pPr>
+      <w:r>
+        <w:rPr>
+          <w:b w:val="0"/>
+        </w:rPr>
         <w:t>Start with this question: Same records versus new experiment. A team first reruns a supplied analysis, then collects new records with the same protocol.</w:t>
       </w:r>
     </w:p>
@@ -2032,13 +3234,61 @@
       </w:tr>
     </w:tbl>
     <w:p>
-      <w:r>
-        <w:t>Remember → watch and explain → try with help → investigate → try independently → keep project evidence. Your teacher may spread this lesson across several classes.</w:t>
-      </w:r>
-    </w:p>
-    <w:p>
-      <w:r>
-        <w:t>Keep your first prediction. Compare it with what the evidence shows and explain any change.</w:t>
+      <w:pPr>
+        <w:spacing w:line="336" w:lineRule="auto" w:after="180"/>
+      </w:pPr>
+      <w:r>
+        <w:rPr>
+          <w:b w:val="0"/>
+        </w:rPr>
+        <w:t xml:space="preserve">Remember → watch and explain → try with help → investigate → try independently → keep project </w:t>
+      </w:r>
+      <w:r>
+        <w:rPr>
+          <w:b/>
+        </w:rPr>
+        <w:t>evidence</w:t>
+      </w:r>
+      <w:r>
+        <w:rPr>
+          <w:b w:val="0"/>
+        </w:rPr>
+        <w:t>. Your teacher may spread this lesson across several classes.</w:t>
+      </w:r>
+    </w:p>
+    <w:p>
+      <w:pPr>
+        <w:spacing w:line="336" w:lineRule="auto" w:after="180"/>
+      </w:pPr>
+      <w:r>
+        <w:rPr>
+          <w:b w:val="0"/>
+        </w:rPr>
+        <w:t xml:space="preserve">Keep your first </w:t>
+      </w:r>
+      <w:r>
+        <w:rPr>
+          <w:b/>
+        </w:rPr>
+        <w:t>prediction</w:t>
+      </w:r>
+      <w:r>
+        <w:rPr>
+          <w:b w:val="0"/>
+        </w:rPr>
+        <w:t xml:space="preserve">. Compare it with what the </w:t>
+      </w:r>
+      <w:r>
+        <w:rPr>
+          <w:b/>
+        </w:rPr>
+        <w:t>evidence</w:t>
+      </w:r>
+      <w:r>
+        <w:rPr>
+          <w:b w:val="0"/>
+        </w:rPr>
+        <w:t xml:space="preserve"> shows and explain any change.</w:t>
       </w:r>
     </w:p>
     <w:p>
@@ -2051,7 +3301,42 @@
     </w:p>
     <w:p>
       <w:r>
-        <w:t>Close your notes. Explain this goal in your own words: Explain the mechanism and terminology of replication and reproduction</w:t>
+        <w:t>Explain Replication and reproduction without notes, identify a remaining question and plan a later check with a changed case.</w:t>
+      </w:r>
+    </w:p>
+    <w:p>
+      <w:pPr>
+        <w:spacing w:line="336" w:lineRule="auto" w:after="180"/>
+      </w:pPr>
+      <w:r>
+        <w:rPr>
+          <w:b w:val="0"/>
+        </w:rPr>
+        <w:t xml:space="preserve">Close your notes. Explain this goal in your own words: Explain the </w:t>
+      </w:r>
+      <w:r>
+        <w:rPr>
+          <w:b/>
+        </w:rPr>
+        <w:t>mechanism</w:t>
+      </w:r>
+      <w:r>
+        <w:rPr>
+          <w:b w:val="0"/>
+        </w:rPr>
+        <w:t xml:space="preserve"> and terminology of </w:t>
+      </w:r>
+      <w:r>
+        <w:rPr>
+          <w:b/>
+        </w:rPr>
+        <w:t>replication</w:t>
+      </w:r>
+      <w:r>
+        <w:rPr>
+          <w:b w:val="0"/>
+        </w:rPr>
+        <w:t xml:space="preserve"> and reproduction</w:t>
       </w:r>
     </w:p>
     <w:p>
@@ -2088,13 +3373,61 @@
       </w:r>
     </w:p>
     <w:p>
-      <w:r>
-        <w:t>If you are unsure, return to the worked picture and explain one arrow. If you are ready, change an input or assumption and justify your prediction.</w:t>
-      </w:r>
-    </w:p>
-    <w:p>
-      <w:r>
-        <w:t>Save your workbook evidence. At the next review, try a different case before opening your old answer.</w:t>
+      <w:pPr>
+        <w:spacing w:line="336" w:lineRule="auto" w:after="180"/>
+      </w:pPr>
+      <w:r>
+        <w:rPr>
+          <w:b w:val="0"/>
+        </w:rPr>
+        <w:t xml:space="preserve">If you are unsure, return to the worked picture and explain one arrow. If you are ready, change an </w:t>
+      </w:r>
+      <w:r>
+        <w:rPr>
+          <w:b/>
+        </w:rPr>
+        <w:t>input</w:t>
+      </w:r>
+      <w:r>
+        <w:rPr>
+          <w:b w:val="0"/>
+        </w:rPr>
+        <w:t xml:space="preserve"> or assumption and justify your </w:t>
+      </w:r>
+      <w:r>
+        <w:rPr>
+          <w:b/>
+        </w:rPr>
+        <w:t>prediction</w:t>
+      </w:r>
+      <w:r>
+        <w:rPr>
+          <w:b w:val="0"/>
+        </w:rPr>
+        <w:t>.</w:t>
+      </w:r>
+    </w:p>
+    <w:p>
+      <w:pPr>
+        <w:spacing w:line="336" w:lineRule="auto" w:after="180"/>
+      </w:pPr>
+      <w:r>
+        <w:rPr>
+          <w:b w:val="0"/>
+        </w:rPr>
+        <w:t xml:space="preserve">Save your workbook </w:t>
+      </w:r>
+      <w:r>
+        <w:rPr>
+          <w:b/>
+        </w:rPr>
+        <w:t>evidence</w:t>
+      </w:r>
+      <w:r>
+        <w:rPr>
+          <w:b w:val="0"/>
+        </w:rPr>
+        <w:t>. At the next review, try a different case before opening your old answer.</w:t>
       </w:r>
     </w:p>
     <w:p>
@@ -2107,11 +3440,28 @@
     </w:p>
     <w:p>
       <w:r>
+        <w:t>Attempt supported questions before using hints or feedback. Review a missing building block, then keep the completed work.</w:t>
+      </w:r>
+    </w:p>
+    <w:p>
+      <w:pPr>
+        <w:spacing w:line="336" w:lineRule="auto" w:after="180"/>
+      </w:pPr>
+      <w:r>
+        <w:rPr>
+          <w:b w:val="0"/>
+        </w:rPr>
         <w:t>Use this supported practice once, in the browser or on paper. Keep the reserved independent assessment for a separate first attempt before teacher feedback.</w:t>
       </w:r>
     </w:p>
     <w:p>
-      <w:r>
+      <w:pPr>
+        <w:spacing w:line="336" w:lineRule="auto" w:after="180"/>
+      </w:pPr>
+      <w:r>
+        <w:rPr>
+          <w:b w:val="0"/>
+        </w:rPr>
         <w:t>Same records versus new experiment. A team first reruns a supplied analysis, then collects new records with the same protocol.</w:t>
       </w:r>
     </w:p>
@@ -2124,22 +3474,61 @@
       </w:r>
     </w:p>
     <w:p>
-      <w:r>
-        <w:t>Which labelled step matches this detail? The first checks computational reproduction; the second probes repeatability with new observations.</w:t>
-      </w:r>
-    </w:p>
-    <w:p>
-      <w:r>
+      <w:pPr>
+        <w:spacing w:line="336" w:lineRule="auto" w:after="180"/>
+      </w:pPr>
+      <w:r>
+        <w:rPr>
+          <w:b w:val="0"/>
+        </w:rPr>
+        <w:t xml:space="preserve">Which labelled step matches this detail? The first checks computational reproduction; the second probes repeatability with new </w:t>
+      </w:r>
+      <w:r>
+        <w:rPr>
+          <w:b/>
+        </w:rPr>
+        <w:t>observation</w:t>
+      </w:r>
+      <w:r>
+        <w:rPr>
+          <w:b w:val="0"/>
+        </w:rPr>
+        <w:t>s.</w:t>
+      </w:r>
+    </w:p>
+    <w:p>
+      <w:pPr>
+        <w:spacing w:line="336" w:lineRule="auto" w:after="180"/>
+        <w:shd w:fill="F4F9FC"/>
+      </w:pPr>
+      <w:r>
+        <w:rPr>
+          <w:b w:val="0"/>
+        </w:rPr>
         <w:t>1. Compare purposes</w:t>
       </w:r>
     </w:p>
     <w:p>
-      <w:r>
+      <w:pPr>
+        <w:spacing w:line="336" w:lineRule="auto" w:after="180"/>
+        <w:shd w:fill="F4F9FC"/>
+      </w:pPr>
+      <w:r>
+        <w:rPr>
+          <w:b w:val="0"/>
+        </w:rPr>
         <w:t>2. Reproduce the analysis</w:t>
       </w:r>
     </w:p>
     <w:p>
-      <w:r>
+      <w:pPr>
+        <w:spacing w:line="336" w:lineRule="auto" w:after="180"/>
+        <w:shd w:fill="F4F9FC"/>
+      </w:pPr>
+      <w:r>
+        <w:rPr>
+          <w:b w:val="0"/>
+        </w:rPr>
         <w:t>3. Repeat the protocol</w:t>
       </w:r>
     </w:p>
@@ -2177,48 +3566,186 @@
       </w:r>
     </w:p>
     <w:p>
-      <w:r>
+      <w:pPr>
+        <w:pStyle w:val="Heading3"/>
+      </w:pPr>
+      <w:r>
+        <w:t>Hint · try first</w:t>
+      </w:r>
+    </w:p>
+    <w:p>
+      <w:pPr>
+        <w:spacing w:line="336" w:lineRule="auto" w:after="180"/>
+        <w:shd w:fill="F1F6F8"/>
+      </w:pPr>
+      <w:r>
+        <w:rPr>
+          <w:b w:val="0"/>
+        </w:rPr>
         <w:t>Hint if needed: Read the steps in the pictorial case. Match the supplied detail to the stage that performs or records it.</w:t>
       </w:r>
     </w:p>
     <w:p>
-      <w:r>
-        <w:t>After your attempt, compare with the supported explanation: Compare purposes The first checks computational reproduction; the second probes repeatability with new observations. Reusing data and collecting new data answer different questions. A different new-sample result can arise without a code error; inspect both protocols and variability.</w:t>
-      </w:r>
-    </w:p>
-    <w:p>
       <w:pPr>
         <w:pStyle w:val="Heading3"/>
       </w:pPr>
       <w:r>
+        <w:t>Feedback · compare after trying</w:t>
+      </w:r>
+    </w:p>
+    <w:p>
+      <w:pPr>
+        <w:spacing w:line="336" w:lineRule="auto" w:after="180"/>
+        <w:shd w:fill="F1F6FC"/>
+      </w:pPr>
+      <w:r>
+        <w:rPr>
+          <w:b w:val="0"/>
+        </w:rPr>
+        <w:t xml:space="preserve">After your attempt, compare with the supported explanation: Compare purposes The first checks computational reproduction; the second probes repeatability with new </w:t>
+      </w:r>
+      <w:r>
+        <w:rPr>
+          <w:b/>
+        </w:rPr>
+        <w:t>observation</w:t>
+      </w:r>
+      <w:r>
+        <w:rPr>
+          <w:b w:val="0"/>
+        </w:rPr>
+        <w:t>s.</w:t>
+      </w:r>
+    </w:p>
+    <w:p>
+      <w:pPr>
+        <w:spacing w:line="336" w:lineRule="auto" w:after="180"/>
+        <w:shd w:fill="F1F6FC"/>
+      </w:pPr>
+      <w:r>
+        <w:rPr>
+          <w:b w:val="0"/>
+        </w:rPr>
+        <w:t>Reusing data and collecting new data answer different questions. A different new-sample result can arise without a code error; inspect both protocols and variability.</w:t>
+      </w:r>
+    </w:p>
+    <w:p>
+      <w:pPr>
+        <w:pStyle w:val="Heading3"/>
+      </w:pPr>
+      <w:r>
         <w:t>Practice 2: explain the deciding evidence</w:t>
       </w:r>
     </w:p>
     <w:p>
-      <w:r>
-        <w:t>Changed-case practice: The rerun of the original records outputs 2/4. Which conclusion is supported by the supplied facts?</w:t>
-      </w:r>
-    </w:p>
-    <w:p>
-      <w:r>
-        <w:t>1. This one example guarantees correct results for every future input.</w:t>
-      </w:r>
-    </w:p>
-    <w:p>
-      <w:r>
-        <w:t>2. We can decide the result without examining the changed input or the procedure.</w:t>
-      </w:r>
-    </w:p>
-    <w:p>
-      <w:r>
-        <w:t>3. Investigate code, version, input or scoring differences.</w:t>
-      </w:r>
-    </w:p>
-    <w:p>
       <w:pPr>
         <w:pStyle w:val="Heading3"/>
       </w:pPr>
       <w:r>
+        <w:t>Changed case · predict first</w:t>
+      </w:r>
+    </w:p>
+    <w:p>
+      <w:pPr>
+        <w:spacing w:line="336" w:lineRule="auto" w:after="180"/>
+        <w:shd w:fill="F5F1FB"/>
+      </w:pPr>
+      <w:r>
+        <w:rPr>
+          <w:b w:val="0"/>
+        </w:rPr>
+        <w:t xml:space="preserve">Changed-case practice: The rerun of the original records </w:t>
+      </w:r>
+      <w:r>
+        <w:rPr>
+          <w:b/>
+        </w:rPr>
+        <w:t>output</w:t>
+      </w:r>
+      <w:r>
+        <w:rPr>
+          <w:b w:val="0"/>
+        </w:rPr>
+        <w:t>s 2/4. Which conclusion is supported by the supplied facts?</w:t>
+      </w:r>
+    </w:p>
+    <w:p>
+      <w:pPr>
+        <w:spacing w:line="336" w:lineRule="auto" w:after="180"/>
+        <w:shd w:fill="F4F9FC"/>
+      </w:pPr>
+      <w:r>
+        <w:rPr>
+          <w:b w:val="0"/>
+        </w:rPr>
+        <w:t xml:space="preserve">1. This one example guarantees correct results for every future </w:t>
+      </w:r>
+      <w:r>
+        <w:rPr>
+          <w:b/>
+        </w:rPr>
+        <w:t>input</w:t>
+      </w:r>
+      <w:r>
+        <w:rPr>
+          <w:b w:val="0"/>
+        </w:rPr>
+        <w:t>.</w:t>
+      </w:r>
+    </w:p>
+    <w:p>
+      <w:pPr>
+        <w:spacing w:line="336" w:lineRule="auto" w:after="180"/>
+        <w:shd w:fill="F4F9FC"/>
+      </w:pPr>
+      <w:r>
+        <w:rPr>
+          <w:b w:val="0"/>
+        </w:rPr>
+        <w:t xml:space="preserve">2. We can decide the result without examining the changed </w:t>
+      </w:r>
+      <w:r>
+        <w:rPr>
+          <w:b/>
+        </w:rPr>
+        <w:t>input</w:t>
+      </w:r>
+      <w:r>
+        <w:rPr>
+          <w:b w:val="0"/>
+        </w:rPr>
+        <w:t xml:space="preserve"> or the procedure.</w:t>
+      </w:r>
+    </w:p>
+    <w:p>
+      <w:pPr>
+        <w:spacing w:line="336" w:lineRule="auto" w:after="180"/>
+        <w:shd w:fill="F4F9FC"/>
+      </w:pPr>
+      <w:r>
+        <w:rPr>
+          <w:b w:val="0"/>
+        </w:rPr>
+        <w:t xml:space="preserve">3. Investigate code, version, </w:t>
+      </w:r>
+      <w:r>
+        <w:rPr>
+          <w:b/>
+        </w:rPr>
+        <w:t>input</w:t>
+      </w:r>
+      <w:r>
+        <w:rPr>
+          <w:b w:val="0"/>
+        </w:rPr>
+        <w:t xml:space="preserve"> or scoring differences.</w:t>
+      </w:r>
+    </w:p>
+    <w:p>
+      <w:pPr>
+        <w:pStyle w:val="Heading3"/>
+      </w:pPr>
+      <w:r>
         <w:t>My selected conclusion, deciding fact and explanation</w:t>
       </w:r>
     </w:p>
@@ -2248,31 +3775,154 @@
       </w:r>
     </w:p>
     <w:p>
-      <w:r>
+      <w:pPr>
+        <w:pStyle w:val="Heading3"/>
+      </w:pPr>
+      <w:r>
+        <w:t>Hint · try first</w:t>
+      </w:r>
+    </w:p>
+    <w:p>
+      <w:pPr>
+        <w:spacing w:line="336" w:lineRule="auto" w:after="180"/>
+        <w:shd w:fill="F1F6F8"/>
+      </w:pPr>
+      <w:r>
+        <w:rPr>
+          <w:b w:val="0"/>
+        </w:rPr>
         <w:t>Hint if needed: Use the changed condition and the deciding step in the pictorial trace. The answer must say what follows from those facts.</w:t>
       </w:r>
     </w:p>
     <w:p>
-      <w:r>
-        <w:t>After your attempt, compare with the supported explanation: Investigate code, version, input or scoring differences. The same fixed records should give the same deterministic count.</w:t>
-      </w:r>
-    </w:p>
-    <w:p>
       <w:pPr>
         <w:pStyle w:val="Heading3"/>
       </w:pPr>
       <w:r>
+        <w:t>Feedback · compare after trying</w:t>
+      </w:r>
+    </w:p>
+    <w:p>
+      <w:pPr>
+        <w:spacing w:line="336" w:lineRule="auto" w:after="180"/>
+        <w:shd w:fill="F1F6FC"/>
+      </w:pPr>
+      <w:r>
+        <w:rPr>
+          <w:b w:val="0"/>
+        </w:rPr>
+        <w:t xml:space="preserve">After your attempt, compare with the supported explanation: Investigate code, version, </w:t>
+      </w:r>
+      <w:r>
+        <w:rPr>
+          <w:b/>
+        </w:rPr>
+        <w:t>input</w:t>
+      </w:r>
+      <w:r>
+        <w:rPr>
+          <w:b w:val="0"/>
+        </w:rPr>
+        <w:t xml:space="preserve"> or scoring differences. The same fixed records should give the same deterministic count.</w:t>
+      </w:r>
+    </w:p>
+    <w:p>
+      <w:pPr>
+        <w:pStyle w:val="Heading3"/>
+      </w:pPr>
+      <w:r>
         <w:t>Repair a missing building block</w:t>
       </w:r>
     </w:p>
     <w:p>
-      <w:r>
-        <w:t>Review Methods results and limitations (ai-7/4). Goal: Explain the mechanism and terminology of methods results and limitations. Short practice: Place the five-photo procedure, 3/5 versus 4/5 finding and missing outdoor evidence in their proper categories. Why cannot the result establish that B is best for outdoor farming?. Return to this week and explain what you changed.</w:t>
-      </w:r>
-    </w:p>
-    <w:p>
-      <w:r>
-        <w:t>Review Reading a research claim (ai-7/2). Goal: Explain the mechanism and terminology of reading a research claim. Short practice: Calculate the baseline and new rates for 2/10 and 4/10. Explain both twice the rate and the percentage-point change, and say why neither measures every learner’s improvement.. Return to this week and explain what you changed.</w:t>
+      <w:pPr>
+        <w:spacing w:line="336" w:lineRule="auto" w:after="180"/>
+      </w:pPr>
+      <w:r>
+        <w:rPr>
+          <w:b w:val="0"/>
+        </w:rPr>
+        <w:t xml:space="preserve">Review Methods results and limitations (ai-7/4). Goal: Explain the </w:t>
+      </w:r>
+      <w:r>
+        <w:rPr>
+          <w:b/>
+        </w:rPr>
+        <w:t>mechanism</w:t>
+      </w:r>
+      <w:r>
+        <w:rPr>
+          <w:b w:val="0"/>
+        </w:rPr>
+        <w:t xml:space="preserve"> and terminology of methods results and limitations.</w:t>
+      </w:r>
+    </w:p>
+    <w:p>
+      <w:pPr>
+        <w:spacing w:line="336" w:lineRule="auto" w:after="180"/>
+      </w:pPr>
+      <w:r>
+        <w:rPr>
+          <w:b w:val="0"/>
+        </w:rPr>
+        <w:t xml:space="preserve">Short practice: Place the five-photo procedure, 3/5 versus 4/5 finding and missing outdoor </w:t>
+      </w:r>
+      <w:r>
+        <w:rPr>
+          <w:b/>
+        </w:rPr>
+        <w:t>evidence</w:t>
+      </w:r>
+      <w:r>
+        <w:rPr>
+          <w:b w:val="0"/>
+        </w:rPr>
+        <w:t xml:space="preserve"> in their proper categories. Why cannot the result establish that B is best for outdoor farming?.</w:t>
+      </w:r>
+    </w:p>
+    <w:p>
+      <w:pPr>
+        <w:spacing w:line="336" w:lineRule="auto" w:after="180"/>
+      </w:pPr>
+      <w:r>
+        <w:rPr>
+          <w:b w:val="0"/>
+        </w:rPr>
+        <w:t>Return to this week and explain what you changed.</w:t>
+      </w:r>
+    </w:p>
+    <w:p>
+      <w:pPr>
+        <w:spacing w:line="336" w:lineRule="auto" w:after="180"/>
+      </w:pPr>
+      <w:r>
+        <w:rPr>
+          <w:b w:val="0"/>
+        </w:rPr>
+        <w:t xml:space="preserve">Review Reading a research claim (ai-7/2). Goal: Explain the </w:t>
+      </w:r>
+      <w:r>
+        <w:rPr>
+          <w:b/>
+        </w:rPr>
+        <w:t>mechanism</w:t>
+      </w:r>
+      <w:r>
+        <w:rPr>
+          <w:b w:val="0"/>
+        </w:rPr>
+        <w:t xml:space="preserve"> and terminology of reading a research claim. Short practice: Calculate the baseline and new rates for 2/10 and 4/10.</w:t>
+      </w:r>
+    </w:p>
+    <w:p>
+      <w:pPr>
+        <w:spacing w:line="336" w:lineRule="auto" w:after="180"/>
+      </w:pPr>
+      <w:r>
+        <w:rPr>
+          <w:b w:val="0"/>
+        </w:rPr>
+        <w:t>Explain both twice the rate and the percentage-point change, and say why neither measures every learner’s improvement.. Return to this week and explain what you changed.</w:t>
       </w:r>
     </w:p>
     <w:p>
@@ -2284,8 +3934,591 @@
       </w:r>
     </w:p>
     <w:p>
-      <w:r>
-        <w:t>Use Download completed work in the hosted lesson to export your answers, reflections, practice feedback and code-run evidence. Open the HTML copy to read or print it. Drafts stay in this browser when storage is available; clear drafts on a shared device.</w:t>
+      <w:pPr>
+        <w:spacing w:line="336" w:lineRule="auto" w:after="180"/>
+      </w:pPr>
+      <w:r>
+        <w:rPr>
+          <w:b w:val="0"/>
+        </w:rPr>
+        <w:t xml:space="preserve">Use Download completed work in the hosted lesson to export your answers, reflections, practice feedback and code-run </w:t>
+      </w:r>
+      <w:r>
+        <w:rPr>
+          <w:b/>
+        </w:rPr>
+        <w:t>evidence</w:t>
+      </w:r>
+      <w:r>
+        <w:rPr>
+          <w:b w:val="0"/>
+        </w:rPr>
+        <w:t>. Open the HTML copy to read or print it.</w:t>
+      </w:r>
+    </w:p>
+    <w:p>
+      <w:pPr>
+        <w:spacing w:line="336" w:lineRule="auto" w:after="180"/>
+      </w:pPr>
+      <w:r>
+        <w:rPr>
+          <w:b w:val="0"/>
+        </w:rPr>
+        <w:t>Drafts stay in this browser when storage is available; clear drafts on a shared device.</w:t>
+      </w:r>
+    </w:p>
+    <w:p>
+      <w:pPr>
+        <w:pStyle w:val="Heading1"/>
+      </w:pPr>
+      <w:r>
+        <w:t>18. Visual concept journey</w:t>
+      </w:r>
+    </w:p>
+    <w:p>
+      <w:r>
+        <w:t>Explain each Replication and reproduction graphic using its labels, deciding evidence and relevant limitation.</w:t>
+      </w:r>
+    </w:p>
+    <w:p>
+      <w:pPr>
+        <w:pStyle w:val="Heading3"/>
+      </w:pPr>
+      <w:r>
+        <w:t>01. Replication and reproduction: the case</w:t>
+      </w:r>
+    </w:p>
+    <w:p>
+      <w:r>
+        <w:drawing>
+          <wp:inline xmlns:a="http://schemas.openxmlformats.org/drawingml/2006/main" xmlns:pic="http://schemas.openxmlformats.org/drawingml/2006/picture">
+            <wp:extent cx="5486400" cy="2834640"/>
+            <wp:docPr id="3" name="Picture 3" descr="Same records versus new experiment. A team first reruns a supplied analysis, then collects new records with the same protocol. Supplied facts: Original recorded labels: [1,0,1,1]. Analysis counts correct cases. New independent set: [1,1,0,0]. Binary entries mean 1=correct and 0=incorrect."/>
+            <wp:cNvGraphicFramePr>
+              <a:graphicFrameLocks noChangeAspect="1"/>
+            </wp:cNvGraphicFramePr>
+            <a:graphic>
+              <a:graphicData uri="http://schemas.openxmlformats.org/drawingml/2006/picture">
+                <pic:pic>
+                  <pic:nvPicPr>
+                    <pic:cNvPr id="0" name="academy-story-ai-7-5-01.png"/>
+                    <pic:cNvPicPr/>
+                  </pic:nvPicPr>
+                  <pic:blipFill>
+                    <a:blip r:embed="rId11"/>
+                    <a:stretch>
+                      <a:fillRect/>
+                    </a:stretch>
+                  </pic:blipFill>
+                  <pic:spPr>
+                    <a:xfrm>
+                      <a:off x="0" y="0"/>
+                      <a:ext cx="5486400" cy="2834640"/>
+                    </a:xfrm>
+                    <a:prstGeom prst="rect"/>
+                  </pic:spPr>
+                </pic:pic>
+              </a:graphicData>
+            </a:graphic>
+          </wp:inline>
+        </w:drawing>
+      </w:r>
+    </w:p>
+    <w:p>
+      <w:pPr>
+        <w:spacing w:line="336" w:lineRule="auto" w:after="180"/>
+      </w:pPr>
+      <w:r>
+        <w:rPr>
+          <w:b w:val="0"/>
+        </w:rPr>
+        <w:t>Same records versus new experiment. A team first reruns a supplied analysis, then collects new records with the same protocol. Supplied facts: Original recorded labels: [1,0,1,1]. Analysis counts correct cases.</w:t>
+      </w:r>
+    </w:p>
+    <w:p>
+      <w:pPr>
+        <w:spacing w:line="336" w:lineRule="auto" w:after="180"/>
+      </w:pPr>
+      <w:r>
+        <w:rPr>
+          <w:b w:val="0"/>
+        </w:rPr>
+        <w:t>New independent set: [1,1,0,0]. Binary entries mean 1=correct and 0=incorrect.</w:t>
+      </w:r>
+    </w:p>
+    <w:p>
+      <w:pPr>
+        <w:spacing w:line="336" w:lineRule="auto" w:after="180"/>
+        <w:shd w:fill="F5F1FB"/>
+      </w:pPr>
+      <w:r>
+        <w:rPr>
+          <w:b w:val="0"/>
+        </w:rPr>
+        <w:t>Point to the given fact that matters most. Explain why it matters.</w:t>
+      </w:r>
+    </w:p>
+    <w:p>
+      <w:pPr>
+        <w:pStyle w:val="Heading3"/>
+      </w:pPr>
+      <w:r>
+        <w:t>02. Follow the deciding steps</w:t>
+      </w:r>
+    </w:p>
+    <w:p>
+      <w:r>
+        <w:drawing>
+          <wp:inline xmlns:a="http://schemas.openxmlformats.org/drawingml/2006/main" xmlns:pic="http://schemas.openxmlformats.org/drawingml/2006/picture">
+            <wp:extent cx="5486400" cy="3337560"/>
+            <wp:docPr id="4" name="Picture 4" descr="Reproduce the analysis: Reusing the supplied four records gives 3/4=75%. → Repeat the protocol: The new four-record set gives 2/4=50%. → Compare purposes: The first checks computational reproduction; the second probes repeatability with new observations."/>
+            <wp:cNvGraphicFramePr>
+              <a:graphicFrameLocks noChangeAspect="1"/>
+            </wp:cNvGraphicFramePr>
+            <a:graphic>
+              <a:graphicData uri="http://schemas.openxmlformats.org/drawingml/2006/picture">
+                <pic:pic>
+                  <pic:nvPicPr>
+                    <pic:cNvPr id="0" name="academy-story-ai-7-5-02.png"/>
+                    <pic:cNvPicPr/>
+                  </pic:nvPicPr>
+                  <pic:blipFill>
+                    <a:blip r:embed="rId12"/>
+                    <a:stretch>
+                      <a:fillRect/>
+                    </a:stretch>
+                  </pic:blipFill>
+                  <pic:spPr>
+                    <a:xfrm>
+                      <a:off x="0" y="0"/>
+                      <a:ext cx="5486400" cy="3337560"/>
+                    </a:xfrm>
+                    <a:prstGeom prst="rect"/>
+                  </pic:spPr>
+                </pic:pic>
+              </a:graphicData>
+            </a:graphic>
+          </wp:inline>
+        </w:drawing>
+      </w:r>
+    </w:p>
+    <w:p>
+      <w:pPr>
+        <w:spacing w:line="336" w:lineRule="auto" w:after="180"/>
+      </w:pPr>
+      <w:r>
+        <w:rPr>
+          <w:b w:val="0"/>
+        </w:rPr>
+        <w:t xml:space="preserve">Reproduce the analysis: Reusing the supplied four records gives 3/4=75%. → Repeat the protocol: The new four-record set gives 2/4=50%. → Compare purposes: The first checks computational reproduction; the second probes repeatability with new </w:t>
+      </w:r>
+      <w:r>
+        <w:rPr>
+          <w:b/>
+        </w:rPr>
+        <w:t>observation</w:t>
+      </w:r>
+      <w:r>
+        <w:rPr>
+          <w:b w:val="0"/>
+        </w:rPr>
+        <w:t>s.</w:t>
+      </w:r>
+    </w:p>
+    <w:p>
+      <w:pPr>
+        <w:spacing w:line="336" w:lineRule="auto" w:after="180"/>
+        <w:shd w:fill="F5F1FB"/>
+      </w:pPr>
+      <w:r>
+        <w:rPr>
+          <w:b w:val="0"/>
+        </w:rPr>
+        <w:t xml:space="preserve">Point to each numbered stage and explain which recorded </w:t>
+      </w:r>
+      <w:r>
+        <w:rPr>
+          <w:b/>
+        </w:rPr>
+        <w:t>input</w:t>
+      </w:r>
+      <w:r>
+        <w:rPr>
+          <w:b w:val="0"/>
+        </w:rPr>
+        <w:t xml:space="preserve"> it uses.</w:t>
+      </w:r>
+    </w:p>
+    <w:p>
+      <w:pPr>
+        <w:pStyle w:val="Heading3"/>
+      </w:pPr>
+      <w:r>
+        <w:t>03. Different four-record datasets</w:t>
+      </w:r>
+    </w:p>
+    <w:p>
+      <w:r>
+        <w:drawing>
+          <wp:inline xmlns:a="http://schemas.openxmlformats.org/drawingml/2006/main" xmlns:pic="http://schemas.openxmlformats.org/drawingml/2006/picture">
+            <wp:extent cx="5486400" cy="2834640"/>
+            <wp:docPr id="5" name="Picture 5" descr="Different four-record datasets. Units: correct cases out of 4; samples differ. Saved analysis: 3. New sample: 2."/>
+            <wp:cNvGraphicFramePr>
+              <a:graphicFrameLocks noChangeAspect="1"/>
+            </wp:cNvGraphicFramePr>
+            <a:graphic>
+              <a:graphicData uri="http://schemas.openxmlformats.org/drawingml/2006/picture">
+                <pic:pic>
+                  <pic:nvPicPr>
+                    <pic:cNvPr id="0" name="academy-story-ai-7-5-03.png"/>
+                    <pic:cNvPicPr/>
+                  </pic:nvPicPr>
+                  <pic:blipFill>
+                    <a:blip r:embed="rId13"/>
+                    <a:stretch>
+                      <a:fillRect/>
+                    </a:stretch>
+                  </pic:blipFill>
+                  <pic:spPr>
+                    <a:xfrm>
+                      <a:off x="0" y="0"/>
+                      <a:ext cx="5486400" cy="2834640"/>
+                    </a:xfrm>
+                    <a:prstGeom prst="rect"/>
+                  </pic:spPr>
+                </pic:pic>
+              </a:graphicData>
+            </a:graphic>
+          </wp:inline>
+        </w:drawing>
+      </w:r>
+    </w:p>
+    <w:p>
+      <w:pPr>
+        <w:spacing w:line="336" w:lineRule="auto" w:after="180"/>
+      </w:pPr>
+      <w:r>
+        <w:rPr>
+          <w:b w:val="0"/>
+        </w:rPr>
+        <w:t>Different four-record datasets. Units: correct cases out of 4; samples differ. Saved analysis: 3. New sample: 2.</w:t>
+      </w:r>
+    </w:p>
+    <w:p>
+      <w:pPr>
+        <w:spacing w:line="336" w:lineRule="auto" w:after="180"/>
+        <w:shd w:fill="F5F1FB"/>
+      </w:pPr>
+      <w:r>
+        <w:rPr>
+          <w:b w:val="0"/>
+        </w:rPr>
+        <w:t>Read the labels and values. Explain the relationship the model shows.</w:t>
+      </w:r>
+    </w:p>
+    <w:p>
+      <w:pPr>
+        <w:pStyle w:val="Heading3"/>
+      </w:pPr>
+      <w:r>
+        <w:t>04. Change one thing. Trace what follows.</w:t>
+      </w:r>
+    </w:p>
+    <w:p>
+      <w:r>
+        <w:drawing>
+          <wp:inline xmlns:a="http://schemas.openxmlformats.org/drawingml/2006/main" xmlns:pic="http://schemas.openxmlformats.org/drawingml/2006/picture">
+            <wp:extent cx="5486400" cy="3041904"/>
+            <wp:docPr id="6" name="Picture 6" descr="Original case: The first checks computational reproduction; the second probes repeatability with new observations. Changed condition: The rerun of the original records outputs 2/4. Expected result: Investigate code, version, input or scoring differences. Reason: The same fixed records should give the same deterministic count."/>
+            <wp:cNvGraphicFramePr>
+              <a:graphicFrameLocks noChangeAspect="1"/>
+            </wp:cNvGraphicFramePr>
+            <a:graphic>
+              <a:graphicData uri="http://schemas.openxmlformats.org/drawingml/2006/picture">
+                <pic:pic>
+                  <pic:nvPicPr>
+                    <pic:cNvPr id="0" name="academy-story-ai-7-5-04.png"/>
+                    <pic:cNvPicPr/>
+                  </pic:nvPicPr>
+                  <pic:blipFill>
+                    <a:blip r:embed="rId14"/>
+                    <a:stretch>
+                      <a:fillRect/>
+                    </a:stretch>
+                  </pic:blipFill>
+                  <pic:spPr>
+                    <a:xfrm>
+                      <a:off x="0" y="0"/>
+                      <a:ext cx="5486400" cy="3041904"/>
+                    </a:xfrm>
+                    <a:prstGeom prst="rect"/>
+                  </pic:spPr>
+                </pic:pic>
+              </a:graphicData>
+            </a:graphic>
+          </wp:inline>
+        </w:drawing>
+      </w:r>
+    </w:p>
+    <w:p>
+      <w:pPr>
+        <w:spacing w:line="336" w:lineRule="auto" w:after="180"/>
+      </w:pPr>
+      <w:r>
+        <w:rPr>
+          <w:b w:val="0"/>
+        </w:rPr>
+        <w:t xml:space="preserve">Original case: The first checks computational reproduction; the second probes repeatability with new </w:t>
+      </w:r>
+      <w:r>
+        <w:rPr>
+          <w:b/>
+        </w:rPr>
+        <w:t>observation</w:t>
+      </w:r>
+      <w:r>
+        <w:rPr>
+          <w:b w:val="0"/>
+        </w:rPr>
+        <w:t xml:space="preserve">s. Changed condition: The rerun of the original records </w:t>
+      </w:r>
+      <w:r>
+        <w:rPr>
+          <w:b/>
+        </w:rPr>
+        <w:t>output</w:t>
+      </w:r>
+      <w:r>
+        <w:rPr>
+          <w:b w:val="0"/>
+        </w:rPr>
+        <w:t>s 2/4.</w:t>
+      </w:r>
+    </w:p>
+    <w:p>
+      <w:pPr>
+        <w:spacing w:line="336" w:lineRule="auto" w:after="180"/>
+      </w:pPr>
+      <w:r>
+        <w:rPr>
+          <w:b w:val="0"/>
+        </w:rPr>
+        <w:t xml:space="preserve">Expected result: Investigate code, version, </w:t>
+      </w:r>
+      <w:r>
+        <w:rPr>
+          <w:b/>
+        </w:rPr>
+        <w:t>input</w:t>
+      </w:r>
+      <w:r>
+        <w:rPr>
+          <w:b w:val="0"/>
+        </w:rPr>
+        <w:t xml:space="preserve"> or scoring differences. Reason: The same fixed records should give the same deterministic count.</w:t>
+      </w:r>
+    </w:p>
+    <w:p>
+      <w:pPr>
+        <w:spacing w:line="336" w:lineRule="auto" w:after="180"/>
+        <w:shd w:fill="F5F1FB"/>
+      </w:pPr>
+      <w:r>
+        <w:rPr>
+          <w:b w:val="0"/>
+        </w:rPr>
+        <w:t>Predict before checking the worked changed-case result. Name what changed and what the supplied facts allow you to conclude.</w:t>
+      </w:r>
+    </w:p>
+    <w:p>
+      <w:pPr>
+        <w:pStyle w:val="Heading3"/>
+      </w:pPr>
+      <w:r>
+        <w:t>05. Connect the explanation to its limit</w:t>
+      </w:r>
+    </w:p>
+    <w:p>
+      <w:r>
+        <w:drawing>
+          <wp:inline xmlns:a="http://schemas.openxmlformats.org/drawingml/2006/main" xmlns:pic="http://schemas.openxmlformats.org/drawingml/2006/picture">
+            <wp:extent cx="5486400" cy="2834640"/>
+            <wp:docPr id="7" name="Picture 7" descr="Reusing data and collecting new data answer different questions. A different new-sample result can arise without a code error; inspect both protocols and variability. Limit: Four-case samples are illustrative; neither result alone establishes broad reliability."/>
+            <wp:cNvGraphicFramePr>
+              <a:graphicFrameLocks noChangeAspect="1"/>
+            </wp:cNvGraphicFramePr>
+            <a:graphic>
+              <a:graphicData uri="http://schemas.openxmlformats.org/drawingml/2006/picture">
+                <pic:pic>
+                  <pic:nvPicPr>
+                    <pic:cNvPr id="0" name="academy-story-ai-7-5-05.png"/>
+                    <pic:cNvPicPr/>
+                  </pic:nvPicPr>
+                  <pic:blipFill>
+                    <a:blip r:embed="rId15"/>
+                    <a:stretch>
+                      <a:fillRect/>
+                    </a:stretch>
+                  </pic:blipFill>
+                  <pic:spPr>
+                    <a:xfrm>
+                      <a:off x="0" y="0"/>
+                      <a:ext cx="5486400" cy="2834640"/>
+                    </a:xfrm>
+                    <a:prstGeom prst="rect"/>
+                  </pic:spPr>
+                </pic:pic>
+              </a:graphicData>
+            </a:graphic>
+          </wp:inline>
+        </w:drawing>
+      </w:r>
+    </w:p>
+    <w:p>
+      <w:pPr>
+        <w:spacing w:line="336" w:lineRule="auto" w:after="180"/>
+      </w:pPr>
+      <w:r>
+        <w:rPr>
+          <w:b w:val="0"/>
+        </w:rPr>
+        <w:t>Reusing data and collecting new data answer different questions. A different new-sample result can arise without a code error; inspect both protocols and variability.</w:t>
+      </w:r>
+    </w:p>
+    <w:p>
+      <w:pPr>
+        <w:spacing w:line="336" w:lineRule="auto" w:after="180"/>
+      </w:pPr>
+      <w:r>
+        <w:rPr>
+          <w:b w:val="0"/>
+        </w:rPr>
+        <w:t>Limit: Four-case samples are illustrative; neither result alone establishes broad reliability.</w:t>
+      </w:r>
+    </w:p>
+    <w:p>
+      <w:pPr>
+        <w:spacing w:line="336" w:lineRule="auto" w:after="180"/>
+        <w:shd w:fill="F5F1FB"/>
+      </w:pPr>
+      <w:r>
+        <w:rPr>
+          <w:b w:val="0"/>
+        </w:rPr>
+        <w:t>Explain the case, then point to a limit on the claim.</w:t>
+      </w:r>
+    </w:p>
+    <w:p>
+      <w:pPr>
+        <w:pStyle w:val="Heading3"/>
+      </w:pPr>
+      <w:r>
+        <w:t>06. Make the idea visible in your project</w:t>
+      </w:r>
+    </w:p>
+    <w:p>
+      <w:r>
+        <w:drawing>
+          <wp:inline xmlns:a="http://schemas.openxmlformats.org/drawingml/2006/main" xmlns:pic="http://schemas.openxmlformats.org/drawingml/2006/picture">
+            <wp:extent cx="5486400" cy="3828288"/>
+            <wp:docPr id="8" name="Picture 8" descr="For the Reproducible AI Research Study, retain an annotated worked trace and the changed-case reasoning. Connect the claim to its records, units and assumptions so another investigator can challenge or reproduce it. Draw your input, deciding step, result and limit. Supported question: Calculate the scores from the original and new four-record sets. Which activity reproduces saved analysis, which repeats the protocol, and why does a different rerun of the original data need investigation?"/>
+            <wp:cNvGraphicFramePr>
+              <a:graphicFrameLocks noChangeAspect="1"/>
+            </wp:cNvGraphicFramePr>
+            <a:graphic>
+              <a:graphicData uri="http://schemas.openxmlformats.org/drawingml/2006/picture">
+                <pic:pic>
+                  <pic:nvPicPr>
+                    <pic:cNvPr id="0" name="academy-story-ai-7-5-06.png"/>
+                    <pic:cNvPicPr/>
+                  </pic:nvPicPr>
+                  <pic:blipFill>
+                    <a:blip r:embed="rId16"/>
+                    <a:stretch>
+                      <a:fillRect/>
+                    </a:stretch>
+                  </pic:blipFill>
+                  <pic:spPr>
+                    <a:xfrm>
+                      <a:off x="0" y="0"/>
+                      <a:ext cx="5486400" cy="3828288"/>
+                    </a:xfrm>
+                    <a:prstGeom prst="rect"/>
+                  </pic:spPr>
+                </pic:pic>
+              </a:graphicData>
+            </a:graphic>
+          </wp:inline>
+        </w:drawing>
+      </w:r>
+    </w:p>
+    <w:p>
+      <w:pPr>
+        <w:spacing w:line="336" w:lineRule="auto" w:after="180"/>
+      </w:pPr>
+      <w:r>
+        <w:rPr>
+          <w:b w:val="0"/>
+        </w:rPr>
+        <w:t>For the Reproducible AI Research Study, retain an annotated worked trace and the changed-case reasoning. Connect the claim to its records, units and assumptions so another investigator can challenge or reproduce it.</w:t>
+      </w:r>
+    </w:p>
+    <w:p>
+      <w:pPr>
+        <w:spacing w:line="336" w:lineRule="auto" w:after="180"/>
+      </w:pPr>
+      <w:r>
+        <w:rPr>
+          <w:b w:val="0"/>
+        </w:rPr>
+        <w:t xml:space="preserve">Draw your </w:t>
+      </w:r>
+      <w:r>
+        <w:rPr>
+          <w:b/>
+        </w:rPr>
+        <w:t>input</w:t>
+      </w:r>
+      <w:r>
+        <w:rPr>
+          <w:b w:val="0"/>
+        </w:rPr>
+        <w:t>, deciding step, result and limit. Supported question: Calculate the scores from the original and new four-record sets.</w:t>
+      </w:r>
+    </w:p>
+    <w:p>
+      <w:pPr>
+        <w:spacing w:line="336" w:lineRule="auto" w:after="180"/>
+      </w:pPr>
+      <w:r>
+        <w:rPr>
+          <w:b w:val="0"/>
+        </w:rPr>
+        <w:t>Which activity reproduces saved analysis, which repeats the protocol, and why does a different rerun of the original data need investigation?</w:t>
+      </w:r>
+    </w:p>
+    <w:p>
+      <w:pPr>
+        <w:spacing w:line="336" w:lineRule="auto" w:after="180"/>
+        <w:shd w:fill="F5F1FB"/>
+      </w:pPr>
+      <w:r>
+        <w:rPr>
+          <w:b w:val="0"/>
+        </w:rPr>
+        <w:t xml:space="preserve">Draw your project trace and justify the deciding step using </w:t>
+      </w:r>
+      <w:r>
+        <w:rPr>
+          <w:b/>
+        </w:rPr>
+        <w:t>evidence</w:t>
+      </w:r>
+      <w:r>
+        <w:rPr>
+          <w:b w:val="0"/>
+        </w:rPr>
+        <w:t>.</w:t>
       </w:r>
     </w:p>
     <w:sectPr>

--- a/downloads/student/ai-7-week-05.docx
+++ b/downloads/student/ai-7-week-05.docx
@@ -25,12 +25,17 @@
         <w:pStyle w:val="Heading1"/>
       </w:pPr>
       <w:r>
-        <w:t>Before you start</w:t>
-      </w:r>
-    </w:p>
-    <w:p>
-      <w:r>
-        <w:t>Recall Methods results and limitations. Explain why a recorded result needs its input conditions and evidence source before it can support a claim.</w:t>
+        <w:t>Keep the artifacts. Count the cases. Separate new observations.</w:t>
+      </w:r>
+    </w:p>
+    <w:p>
+      <w:r>
+        <w:t>Explain replay, new-data evidence and case accounting without inflating distinctness or independence.</w:t>
+      </w:r>
+    </w:p>
+    <w:p>
+      <w:r>
+        <w:t>Local definitions → eight-case replay ledger → four-record picture → mismatch probes → scoring/accounting audit → independent six-plus-four case.</w:t>
       </w:r>
     </w:p>
     <w:p>
@@ -38,20 +43,20 @@
         <w:pStyle w:val="Heading1"/>
       </w:pPr>
       <w:r>
-        <w:t>01. Your mission</w:t>
-      </w:r>
-    </w:p>
-    <w:p>
-      <w:r>
-        <w:t>Start with the target: Explain the mechanism and terminology of replication and reproduction. Try the recall before opening notes.</w:t>
-      </w:r>
-    </w:p>
-    <w:p>
-      <w:pPr>
-        <w:pStyle w:val="Heading3"/>
-      </w:pPr>
-      <w:r>
-        <w:t>Your learning target</w:t>
+        <w:t>01. Separate rerunning saved work from collecting new cases</w:t>
+      </w:r>
+    </w:p>
+    <w:p>
+      <w:r>
+        <w:t>Count evaluation events, distinct cases and new evidence separately.</w:t>
+      </w:r>
+    </w:p>
+    <w:p>
+      <w:pPr>
+        <w:pStyle w:val="Heading2"/>
+      </w:pPr>
+      <w:r>
+        <w:t>Learning goals</w:t>
       </w:r>
     </w:p>
     <w:p>
@@ -113,10 +118,10 @@
     </w:p>
     <w:p>
       <w:pPr>
-        <w:pStyle w:val="Heading3"/>
-      </w:pPr>
-      <w:r>
-        <w:t>Remember before reading</w:t>
+        <w:pStyle w:val="Heading2"/>
+      </w:pPr>
+      <w:r>
+        <w:t>Retrieve methods, outcome records and claim limits</w:t>
       </w:r>
     </w:p>
     <w:p>
@@ -177,6 +182,100 @@
     </w:p>
     <w:p>
       <w:pPr>
+        <w:pStyle w:val="Heading2"/>
+      </w:pPr>
+      <w:r>
+        <w:t>Prerequisite and starting response</w:t>
+      </w:r>
+    </w:p>
+    <w:p>
+      <w:pPr>
+        <w:pStyle w:val="ListBullet"/>
+      </w:pPr>
+      <w:r>
+        <w:t>Recall Methods results and limitations. Explain why a recorded result needs its input conditions and evidence source before it can support a claim.</w:t>
+      </w:r>
+    </w:p>
+    <w:p>
+      <w:pPr>
+        <w:pStyle w:val="Heading3"/>
+      </w:pPr>
+      <w:r>
+        <w:t>My starting explanation</w:t>
+      </w:r>
+    </w:p>
+    <w:p>
+      <w:r>
+        <w:t>________________________________________________________________</w:t>
+      </w:r>
+    </w:p>
+    <w:p>
+      <w:r>
+        <w:t>________________________________________________________________</w:t>
+      </w:r>
+    </w:p>
+    <w:p>
+      <w:r>
+        <w:t>________________________________________________________________</w:t>
+      </w:r>
+    </w:p>
+    <w:p>
+      <w:pPr>
+        <w:pStyle w:val="Heading2"/>
+      </w:pPr>
+      <w:r>
+        <w:t>End goal</w:t>
+      </w:r>
+    </w:p>
+    <w:p>
+      <w:pPr>
+        <w:spacing w:line="336" w:lineRule="auto" w:after="180"/>
+      </w:pPr>
+      <w:r>
+        <w:rPr>
+          <w:b w:val="0"/>
+        </w:rPr>
+        <w:t xml:space="preserve">Explain </w:t>
+      </w:r>
+      <w:r>
+        <w:rPr>
+          <w:b/>
+        </w:rPr>
+        <w:t>replication</w:t>
+      </w:r>
+      <w:r>
+        <w:rPr>
+          <w:b w:val="0"/>
+        </w:rPr>
+        <w:t xml:space="preserve"> and reproduction using the records and boundaries of this fictional investigation.</w:t>
+      </w:r>
+    </w:p>
+    <w:p>
+      <w:pPr>
+        <w:pStyle w:val="Heading2"/>
+      </w:pPr>
+      <w:r>
+        <w:t>Earlier wording, alternatives and picture transcripts · reference / check after trying</w:t>
+      </w:r>
+    </w:p>
+    <w:p>
+      <w:pPr>
+        <w:pStyle w:val="Heading3"/>
+      </w:pPr>
+      <w:r>
+        <w:t>Your learning target</w:t>
+      </w:r>
+    </w:p>
+    <w:p>
+      <w:pPr>
+        <w:pStyle w:val="Heading3"/>
+      </w:pPr>
+      <w:r>
+        <w:t>Remember before reading</w:t>
+      </w:r>
+    </w:p>
+    <w:p>
+      <w:pPr>
         <w:spacing w:line="336" w:lineRule="auto" w:after="180"/>
       </w:pPr>
       <w:r>
@@ -253,13 +352,750 @@
     </w:p>
     <w:p>
       <w:pPr>
+        <w:pStyle w:val="Heading3"/>
+      </w:pPr>
+      <w:r>
+        <w:t>This week’s end goal</w:t>
+      </w:r>
+    </w:p>
+    <w:p>
+      <w:pPr>
+        <w:pStyle w:val="Heading1"/>
+      </w:pPr>
+      <w:r>
+        <w:t>02. Define replay, new-data evidence and the unit being counted</w:t>
+      </w:r>
+    </w:p>
+    <w:p>
+      <w:r>
+        <w:t>Keep a successful rerun’s value without inflating population coverage.</w:t>
+      </w:r>
+    </w:p>
+    <w:p>
+      <w:pPr>
+        <w:pStyle w:val="Heading2"/>
+      </w:pPr>
+      <w:r>
+        <w:t>Begin with eight questions counted twice</w:t>
+      </w:r>
+    </w:p>
+    <w:p>
+      <w:pPr>
         <w:spacing w:line="336" w:lineRule="auto" w:after="180"/>
       </w:pPr>
       <w:r>
         <w:rPr>
           <w:b w:val="0"/>
         </w:rPr>
-        <w:t xml:space="preserve">Recall Methods results and limitations. Explain why a recorded result needs its </w:t>
+        <w:t>Imagine counting the same eight school questions twice. You now have two recorded runs, but not sixteen different questions. Replaying saved artifacts checks whether the recorded computation can be reproduced under the stated conditions. Collecting new eligible observations under a comparable protocol probes the question with new evidence. Define those terms in the project because naming conventions vary.</w:t>
+      </w:r>
+    </w:p>
+    <w:p>
+      <w:pPr>
+        <w:spacing w:line="336" w:lineRule="auto" w:after="180"/>
+      </w:pPr>
+      <w:r>
+        <w:rPr>
+          <w:b w:val="0"/>
+        </w:rPr>
+        <w:t>Neither a second run nor a new case ID automatically proves statistical independence.</w:t>
+      </w:r>
+    </w:p>
+    <w:p>
+      <w:pPr>
+        <w:pStyle w:val="Heading2"/>
+      </w:pPr>
+      <w:r>
+        <w:t>Define reproduction and replication with local conventions</w:t>
+      </w:r>
+    </w:p>
+    <w:p>
+      <w:pPr>
+        <w:spacing w:line="336" w:lineRule="auto" w:after="180"/>
+      </w:pPr>
+      <w:r>
+        <w:rPr>
+          <w:b w:val="0"/>
+        </w:rPr>
+        <w:t xml:space="preserve">Reproducing a computation uses recorded artifacts; </w:t>
+      </w:r>
+      <w:r>
+        <w:rPr>
+          <w:b/>
+        </w:rPr>
+        <w:t>replication</w:t>
+      </w:r>
+      <w:r>
+        <w:rPr>
+          <w:b w:val="0"/>
+        </w:rPr>
+        <w:t xml:space="preserve"> collects new </w:t>
+      </w:r>
+      <w:r>
+        <w:rPr>
+          <w:b/>
+        </w:rPr>
+        <w:t>evidence</w:t>
+      </w:r>
+      <w:r>
+        <w:rPr>
+          <w:b w:val="0"/>
+        </w:rPr>
+        <w:t xml:space="preserve"> under a comparable question. Naming conventions vary, so define the terms in the project.</w:t>
+      </w:r>
+    </w:p>
+    <w:p>
+      <w:pPr>
+        <w:pStyle w:val="Heading2"/>
+      </w:pPr>
+      <w:r>
+        <w:t>Complete artifact and case-accounting contract</w:t>
+      </w:r>
+    </w:p>
+    <w:tbl>
+      <w:tblPr>
+        <w:tblStyle w:val="LightShading-Accent1"/>
+        <w:tblW w:type="auto" w:w="0"/>
+        <w:tblLook w:firstColumn="1" w:firstRow="1" w:lastColumn="0" w:lastRow="0" w:noHBand="0" w:noVBand="1" w:val="04A0"/>
+      </w:tblPr>
+      <w:tblGrid>
+        <w:gridCol w:w="5112"/>
+        <w:gridCol w:w="5112"/>
+      </w:tblGrid>
+      <w:tr>
+        <w:trPr>
+          <w:tblHeader/>
+        </w:trPr>
+        <w:tc>
+          <w:tcPr>
+            <w:tcW w:type="dxa" w:w="5112"/>
+          </w:tcPr>
+          <w:p>
+            <w:r>
+              <w:t>Term or rule</w:t>
+            </w:r>
+          </w:p>
+        </w:tc>
+        <w:tc>
+          <w:tcPr>
+            <w:tcW w:type="dxa" w:w="5112"/>
+          </w:tcPr>
+          <w:p>
+            <w:r>
+              <w:t>Complete classroom convention</w:t>
+            </w:r>
+          </w:p>
+        </w:tc>
+      </w:tr>
+      <w:tr>
+        <w:tc>
+          <w:tcPr>
+            <w:tcW w:type="dxa" w:w="5112"/>
+          </w:tcPr>
+          <w:p>
+            <w:r>
+              <w:t>Replay/reproduce computation</w:t>
+            </w:r>
+          </w:p>
+        </w:tc>
+        <w:tc>
+          <w:tcPr>
+            <w:tcW w:type="dxa" w:w="5112"/>
+          </w:tcPr>
+          <w:p>
+            <w:r>
+              <w:t>Same saved records and stated analysis procedure/environment</w:t>
+            </w:r>
+          </w:p>
+        </w:tc>
+      </w:tr>
+      <w:tr>
+        <w:tc>
+          <w:tcPr>
+            <w:tcW w:type="dxa" w:w="5112"/>
+          </w:tcPr>
+          <w:p>
+            <w:r>
+              <w:t>New-data replication</w:t>
+            </w:r>
+          </w:p>
+        </w:tc>
+        <w:tc>
+          <w:tcPr>
+            <w:tcW w:type="dxa" w:w="5112"/>
+          </w:tcPr>
+          <w:p>
+            <w:r>
+              <w:t>Newly collected eligible cases under a comparable question/protocol; here only supplied fictional new-data fixtures</w:t>
+            </w:r>
+          </w:p>
+        </w:tc>
+      </w:tr>
+      <w:tr>
+        <w:tc>
+          <w:tcPr>
+            <w:tcW w:type="dxa" w:w="5112"/>
+          </w:tcPr>
+          <w:p>
+            <w:r>
+              <w:t>Main accounting</w:t>
+            </w:r>
+          </w:p>
+        </w:tc>
+        <w:tc>
+          <w:tcPr>
+            <w:tcW w:type="dxa" w:w="5112"/>
+          </w:tcPr>
+          <w:p>
+            <w:r>
+              <w:t>Original eight IDs Q1–Q8 plus their replay =16 evaluation events, 8 distinct cases, 0 newly added cases</w:t>
+            </w:r>
+          </w:p>
+        </w:tc>
+      </w:tr>
+      <w:tr>
+        <w:tc>
+          <w:tcPr>
+            <w:tcW w:type="dxa" w:w="5112"/>
+          </w:tcPr>
+          <w:p>
+            <w:r>
+              <w:t>Record identity</w:t>
+            </w:r>
+          </w:p>
+        </w:tc>
+        <w:tc>
+          <w:tcPr>
+            <w:tcW w:type="dxa" w:w="5112"/>
+          </w:tcPr>
+          <w:p>
+            <w:r>
+              <w:t>Use case IDs, not whether two correctness values happen to be equal</w:t>
+            </w:r>
+          </w:p>
+        </w:tc>
+      </w:tr>
+      <w:tr>
+        <w:tc>
+          <w:tcPr>
+            <w:tcW w:type="dxa" w:w="5112"/>
+          </w:tcPr>
+          <w:p>
+            <w:r>
+              <w:t>Picture outcome meaning</w:t>
+            </w:r>
+          </w:p>
+        </w:tc>
+        <w:tc>
+          <w:tcPr>
+            <w:tcW w:type="dxa" w:w="5112"/>
+          </w:tcPr>
+          <w:p>
+            <w:r>
+              <w:t>Binary1=correct, 0=incorrect; correctness flags, not class labels</w:t>
+            </w:r>
+          </w:p>
+        </w:tc>
+      </w:tr>
+      <w:tr>
+        <w:tc>
+          <w:tcPr>
+            <w:tcW w:type="dxa" w:w="5112"/>
+          </w:tcPr>
+          <w:p>
+            <w:r>
+              <w:t>Picture original/replay</w:t>
+            </w:r>
+          </w:p>
+        </w:tc>
+        <w:tc>
+          <w:tcPr>
+            <w:tcW w:type="dxa" w:w="5112"/>
+          </w:tcPr>
+          <w:p>
+            <w:r>
+              <w:t>OLD1–OLD4 flags [1, 0, 1, 1]; same artifact/analysis gives 3/4=75%</w:t>
+            </w:r>
+          </w:p>
+        </w:tc>
+      </w:tr>
+      <w:tr>
+        <w:tc>
+          <w:tcPr>
+            <w:tcW w:type="dxa" w:w="5112"/>
+          </w:tcPr>
+          <w:p>
+            <w:r>
+              <w:t>Picture new-data fixture</w:t>
+            </w:r>
+          </w:p>
+        </w:tc>
+        <w:tc>
+          <w:tcPr>
+            <w:tcW w:type="dxa" w:w="5112"/>
+          </w:tcPr>
+          <w:p>
+            <w:r>
+              <w:t>NEW1–NEW4 flags [1, 1, 0, 0]; same scoring gives 2/4=50%</w:t>
+            </w:r>
+          </w:p>
+        </w:tc>
+      </w:tr>
+      <w:tr>
+        <w:tc>
+          <w:tcPr>
+            <w:tcW w:type="dxa" w:w="5112"/>
+          </w:tcPr>
+          <w:p>
+            <w:r>
+              <w:t>Independence</w:t>
+            </w:r>
+          </w:p>
+        </w:tc>
+        <w:tc>
+          <w:tcPr>
+            <w:tcW w:type="dxa" w:w="5112"/>
+          </w:tcPr>
+          <w:p>
+            <w:r>
+              <w:t>A collection-design assumption requiring scrutiny; distinct IDs alone do not establish it</w:t>
+            </w:r>
+          </w:p>
+        </w:tc>
+      </w:tr>
+      <w:tr>
+        <w:tc>
+          <w:tcPr>
+            <w:tcW w:type="dxa" w:w="5112"/>
+          </w:tcPr>
+          <w:p>
+            <w:r>
+              <w:t>Evidence status</w:t>
+            </w:r>
+          </w:p>
+        </w:tc>
+        <w:tc>
+          <w:tcPr>
+            <w:tcW w:type="dxa" w:w="5112"/>
+          </w:tcPr>
+          <w:p>
+            <w:r>
+              <w:t>No actual partner rerun, new collection or model study performed; all records are supplied practice fixtures</w:t>
+            </w:r>
+          </w:p>
+        </w:tc>
+      </w:tr>
+    </w:tbl>
+    <w:p>
+      <w:pPr>
+        <w:pStyle w:val="Heading2"/>
+      </w:pPr>
+      <w:r>
+        <w:t>Name supplied and missing evidence</w:t>
+      </w:r>
+    </w:p>
+    <w:p>
+      <w:pPr>
+        <w:pStyle w:val="Heading3"/>
+      </w:pPr>
+      <w:r>
+        <w:t>List the given facts and one fact that is not supplied.</w:t>
+      </w:r>
+    </w:p>
+    <w:p>
+      <w:r>
+        <w:t>________________________________________________________________</w:t>
+      </w:r>
+    </w:p>
+    <w:p>
+      <w:r>
+        <w:t>________________________________________________________________</w:t>
+      </w:r>
+    </w:p>
+    <w:p>
+      <w:r>
+        <w:t>________________________________________________________________</w:t>
+      </w:r>
+    </w:p>
+    <w:p>
+      <w:pPr>
+        <w:pStyle w:val="Heading2"/>
+      </w:pPr>
+      <w:r>
+        <w:t>Earlier wording, alternatives and picture transcripts · reference / check after trying</w:t>
+      </w:r>
+    </w:p>
+    <w:p>
+      <w:pPr>
+        <w:spacing w:line="336" w:lineRule="auto" w:after="180"/>
+      </w:pPr>
+      <w:r>
+        <w:rPr>
+          <w:b w:val="0"/>
+        </w:rPr>
+        <w:t>Begin by writing the question the procedure is intended to answer. Identify the information already supplied, the information it will produce and the information still missing.</w:t>
+      </w:r>
+    </w:p>
+    <w:p>
+      <w:pPr>
+        <w:spacing w:line="336" w:lineRule="auto" w:after="180"/>
+      </w:pPr>
+      <w:r>
+        <w:rPr>
+          <w:b w:val="0"/>
+        </w:rPr>
+        <w:t>These are constructed classroom examples; they do not require live accounts, private records or an external service. Do not treat a plausible explanation as a measured outcome.</w:t>
+      </w:r>
+    </w:p>
+    <w:p>
+      <w:pPr>
+        <w:pStyle w:val="Heading1"/>
+      </w:pPr>
+      <w:r>
+        <w:t>03. Trace two runs without doubling the distinct case count</w:t>
+      </w:r>
+    </w:p>
+    <w:p>
+      <w:r>
+        <w:t>Replaying evidence does not make it a new sample.</w:t>
+      </w:r>
+    </w:p>
+    <w:p>
+      <w:pPr>
+        <w:pStyle w:val="Heading2"/>
+      </w:pPr>
+      <w:r>
+        <w:t>Original same-artifact versus new-data rule</w:t>
+      </w:r>
+    </w:p>
+    <w:p>
+      <w:pPr>
+        <w:spacing w:line="336" w:lineRule="auto" w:after="180"/>
+      </w:pPr>
+      <w:r>
+        <w:rPr>
+          <w:b w:val="0"/>
+        </w:rPr>
+        <w:t xml:space="preserve">Here </w:t>
+      </w:r>
+      <w:r>
+        <w:rPr>
+          <w:b/>
+        </w:rPr>
+        <w:t>replay</w:t>
+      </w:r>
+      <w:r>
+        <w:rPr>
+          <w:b w:val="0"/>
+        </w:rPr>
+        <w:t xml:space="preserve"> means same artifacts/procedure; new-data </w:t>
+      </w:r>
+      <w:r>
+        <w:rPr>
+          <w:b/>
+        </w:rPr>
+        <w:t>replication</w:t>
+      </w:r>
+      <w:r>
+        <w:rPr>
+          <w:b w:val="0"/>
+        </w:rPr>
+        <w:t xml:space="preserve"> means newly collected eligible cases under the same plan. Preserve environment, data versions and raw results.</w:t>
+      </w:r>
+    </w:p>
+    <w:p>
+      <w:pPr>
+        <w:pStyle w:val="Heading2"/>
+      </w:pPr>
+      <w:r>
+        <w:t>Complete evaluation-event and case ledger</w:t>
+      </w:r>
+    </w:p>
+    <w:tbl>
+      <w:tblPr>
+        <w:tblStyle w:val="LightShading-Accent1"/>
+        <w:tblW w:type="auto" w:w="0"/>
+        <w:tblLook w:firstColumn="1" w:firstRow="1" w:lastColumn="0" w:lastRow="0" w:noHBand="0" w:noVBand="1" w:val="04A0"/>
+      </w:tblPr>
+      <w:tblGrid>
+        <w:gridCol w:w="2556"/>
+        <w:gridCol w:w="2556"/>
+        <w:gridCol w:w="2556"/>
+        <w:gridCol w:w="2556"/>
+      </w:tblGrid>
+      <w:tr>
+        <w:trPr>
+          <w:tblHeader/>
+        </w:trPr>
+        <w:tc>
+          <w:tcPr>
+            <w:tcW w:type="dxa" w:w="2556"/>
+          </w:tcPr>
+          <w:p>
+            <w:r>
+              <w:t>Main activity</w:t>
+            </w:r>
+          </w:p>
+        </w:tc>
+        <w:tc>
+          <w:tcPr>
+            <w:tcW w:type="dxa" w:w="2556"/>
+          </w:tcPr>
+          <w:p>
+            <w:r>
+              <w:t>Evaluation events added</w:t>
+            </w:r>
+          </w:p>
+        </w:tc>
+        <w:tc>
+          <w:tcPr>
+            <w:tcW w:type="dxa" w:w="2556"/>
+          </w:tcPr>
+          <w:p>
+            <w:r>
+              <w:t>Distinct case IDs after activity</w:t>
+            </w:r>
+          </w:p>
+        </w:tc>
+        <w:tc>
+          <w:tcPr>
+            <w:tcW w:type="dxa" w:w="2556"/>
+          </w:tcPr>
+          <w:p>
+            <w:r>
+              <w:t>What is learned</w:t>
+            </w:r>
+          </w:p>
+        </w:tc>
+      </w:tr>
+      <w:tr>
+        <w:tc>
+          <w:tcPr>
+            <w:tcW w:type="dxa" w:w="2556"/>
+          </w:tcPr>
+          <w:p>
+            <w:r>
+              <w:t>Original Q1–Q8 evaluated</w:t>
+            </w:r>
+          </w:p>
+        </w:tc>
+        <w:tc>
+          <w:tcPr>
+            <w:tcW w:type="dxa" w:w="2556"/>
+          </w:tcPr>
+          <w:p>
+            <w:r>
+              <w:t>8</w:t>
+            </w:r>
+          </w:p>
+        </w:tc>
+        <w:tc>
+          <w:tcPr>
+            <w:tcW w:type="dxa" w:w="2556"/>
+          </w:tcPr>
+          <w:p>
+            <w:r>
+              <w:t>8</w:t>
+            </w:r>
+          </w:p>
+        </w:tc>
+        <w:tc>
+          <w:tcPr>
+            <w:tcW w:type="dxa" w:w="2556"/>
+          </w:tcPr>
+          <w:p>
+            <w:r>
+              <w:t>Recorded outcome on those cases</w:t>
+            </w:r>
+          </w:p>
+        </w:tc>
+      </w:tr>
+      <w:tr>
+        <w:tc>
+          <w:tcPr>
+            <w:tcW w:type="dxa" w:w="2556"/>
+          </w:tcPr>
+          <w:p>
+            <w:r>
+              <w:t>Partner scenario reruns Q1–Q8</w:t>
+            </w:r>
+          </w:p>
+        </w:tc>
+        <w:tc>
+          <w:tcPr>
+            <w:tcW w:type="dxa" w:w="2556"/>
+          </w:tcPr>
+          <w:p>
+            <w:r>
+              <w:t>8</w:t>
+            </w:r>
+          </w:p>
+        </w:tc>
+        <w:tc>
+          <w:tcPr>
+            <w:tcW w:type="dxa" w:w="2556"/>
+          </w:tcPr>
+          <w:p>
+            <w:r>
+              <w:t>8</w:t>
+            </w:r>
+          </w:p>
+        </w:tc>
+        <w:tc>
+          <w:tcPr>
+            <w:tcW w:type="dxa" w:w="2556"/>
+          </w:tcPr>
+          <w:p>
+            <w:r>
+              <w:t>Same-score replay checks computational consistency</w:t>
+            </w:r>
+          </w:p>
+        </w:tc>
+      </w:tr>
+      <w:tr>
+        <w:tc>
+          <w:tcPr>
+            <w:tcW w:type="dxa" w:w="2556"/>
+          </w:tcPr>
+          <w:p>
+            <w:r>
+              <w:t>Main total</w:t>
+            </w:r>
+          </w:p>
+        </w:tc>
+        <w:tc>
+          <w:tcPr>
+            <w:tcW w:type="dxa" w:w="2556"/>
+          </w:tcPr>
+          <w:p>
+            <w:r>
+              <w:t>16</w:t>
+            </w:r>
+          </w:p>
+        </w:tc>
+        <w:tc>
+          <w:tcPr>
+            <w:tcW w:type="dxa" w:w="2556"/>
+          </w:tcPr>
+          <w:p>
+            <w:r>
+              <w:t>8</w:t>
+            </w:r>
+          </w:p>
+        </w:tc>
+        <w:tc>
+          <w:tcPr>
+            <w:tcW w:type="dxa" w:w="2556"/>
+          </w:tcPr>
+          <w:p>
+            <w:r>
+              <w:t>No new-case coverage added by replay</w:t>
+            </w:r>
+          </w:p>
+        </w:tc>
+      </w:tr>
+      <w:tr>
+        <w:tc>
+          <w:tcPr>
+            <w:tcW w:type="dxa" w:w="2556"/>
+          </w:tcPr>
+          <w:p>
+            <w:r>
+              <w:t>Claim of16 independent cases</w:t>
+            </w:r>
+          </w:p>
+        </w:tc>
+        <w:tc>
+          <w:tcPr>
+            <w:tcW w:type="dxa" w:w="2556"/>
+          </w:tcPr>
+          <w:p>
+            <w:r>
+              <w:t>Counts repeated events as new units</w:t>
+            </w:r>
+          </w:p>
+        </w:tc>
+        <w:tc>
+          <w:tcPr>
+            <w:tcW w:type="dxa" w:w="2556"/>
+          </w:tcPr>
+          <w:p>
+            <w:r>
+              <w:t>Unsupported</w:t>
+            </w:r>
+          </w:p>
+        </w:tc>
+        <w:tc>
+          <w:tcPr>
+            <w:tcW w:type="dxa" w:w="2556"/>
+          </w:tcPr>
+          <w:p>
+            <w:r>
+              <w:t>Neither distinctness nor independence doubled</w:t>
+            </w:r>
+          </w:p>
+        </w:tc>
+      </w:tr>
+      <w:tr>
+        <w:tc>
+          <w:tcPr>
+            <w:tcW w:type="dxa" w:w="2556"/>
+          </w:tcPr>
+          <w:p>
+            <w:r>
+              <w:t>No actual partner in local code</w:t>
+            </w:r>
+          </w:p>
+        </w:tc>
+        <w:tc>
+          <w:tcPr>
+            <w:tcW w:type="dxa" w:w="2556"/>
+          </w:tcPr>
+          <w:p>
+            <w:r>
+              <w:t>Only supplied IDs/replay calculation</w:t>
+            </w:r>
+          </w:p>
+        </w:tc>
+        <w:tc>
+          <w:tcPr>
+            <w:tcW w:type="dxa" w:w="2556"/>
+          </w:tcPr>
+          <w:p>
+            <w:r>
+              <w:t>No human outcome asserted</w:t>
+            </w:r>
+          </w:p>
+        </w:tc>
+        <w:tc>
+          <w:tcPr>
+            <w:tcW w:type="dxa" w:w="2556"/>
+          </w:tcPr>
+          <w:p>
+            <w:r>
+              <w:t>Record actual collaborator replay only if performed</w:t>
+            </w:r>
+          </w:p>
+        </w:tc>
+      </w:tr>
+    </w:tbl>
+    <w:p>
+      <w:pPr>
+        <w:pStyle w:val="Heading2"/>
+      </w:pPr>
+      <w:r>
+        <w:t>State assumptions before counting evidence</w:t>
+      </w:r>
+    </w:p>
+    <w:p>
+      <w:pPr>
+        <w:spacing w:line="336" w:lineRule="auto" w:after="180"/>
+      </w:pPr>
+      <w:r>
+        <w:rPr>
+          <w:b w:val="0"/>
+        </w:rPr>
+        <w:t xml:space="preserve">Before applying the procedure, write its units, denominator or decision boundary where relevant. A partner should be able to repeat each step using the same </w:t>
       </w:r>
       <w:r>
         <w:rPr>
@@ -271,50 +1107,38 @@
         <w:rPr>
           <w:b w:val="0"/>
         </w:rPr>
-        <w:t xml:space="preserve"> conditions and </w:t>
+        <w:t>s.</w:t>
+      </w:r>
+    </w:p>
+    <w:p>
+      <w:pPr>
+        <w:spacing w:line="336" w:lineRule="auto" w:after="180"/>
+      </w:pPr>
+      <w:r>
+        <w:rPr>
+          <w:b w:val="0"/>
+        </w:rPr>
+        <w:t xml:space="preserve">If a required </w:t>
       </w:r>
       <w:r>
         <w:rPr>
           <w:b/>
         </w:rPr>
-        <w:t>evidence</w:t>
+        <w:t>input</w:t>
       </w:r>
       <w:r>
         <w:rPr>
           <w:b w:val="0"/>
         </w:rPr>
-        <w:t xml:space="preserve"> source before it can support a claim.</w:t>
-      </w:r>
-    </w:p>
-    <w:p>
-      <w:pPr>
-        <w:pStyle w:val="Heading3"/>
-      </w:pPr>
-      <w:r>
-        <w:t>My starting explanation</w:t>
-      </w:r>
-    </w:p>
-    <w:p>
-      <w:r>
-        <w:t>________________________________________________________________</w:t>
-      </w:r>
-    </w:p>
-    <w:p>
-      <w:r>
-        <w:t>________________________________________________________________</w:t>
-      </w:r>
-    </w:p>
-    <w:p>
-      <w:r>
-        <w:t>________________________________________________________________</w:t>
-      </w:r>
-    </w:p>
-    <w:p>
-      <w:pPr>
-        <w:pStyle w:val="Heading3"/>
-      </w:pPr>
-      <w:r>
-        <w:t>This week’s end goal</w:t>
+        <w:t xml:space="preserve"> is absent or violates the stated contract, record that condition explicitly instead of quietly replacing it with a convenient value.</w:t>
+      </w:r>
+    </w:p>
+    <w:p>
+      <w:pPr>
+        <w:pStyle w:val="Heading2"/>
+      </w:pPr>
+      <w:r>
+        <w:t>Explain the visual</w:t>
       </w:r>
     </w:p>
     <w:p>
@@ -325,160 +1149,27 @@
         <w:rPr>
           <w:b w:val="0"/>
         </w:rPr>
-        <w:t xml:space="preserve">Explain </w:t>
+        <w:t xml:space="preserve">Point to the </w:t>
       </w:r>
       <w:r>
         <w:rPr>
           <w:b/>
         </w:rPr>
-        <w:t>replication</w:t>
+        <w:t>input</w:t>
       </w:r>
       <w:r>
         <w:rPr>
           <w:b w:val="0"/>
         </w:rPr>
-        <w:t xml:space="preserve"> and reproduction using the records and boundaries of this fictional investigation.</w:t>
-      </w:r>
-    </w:p>
-    <w:p>
-      <w:pPr>
-        <w:pStyle w:val="Heading1"/>
-      </w:pPr>
-      <w:r>
-        <w:t>02. Notice the evidence</w:t>
-      </w:r>
-    </w:p>
-    <w:p>
-      <w:r>
-        <w:t>Investigate the supplied Replication and reproduction case. Separate observations, given facts and assumptions before choosing an explanation.</w:t>
-      </w:r>
-    </w:p>
-    <w:p>
-      <w:pPr>
-        <w:spacing w:line="336" w:lineRule="auto" w:after="180"/>
-      </w:pPr>
-      <w:r>
-        <w:rPr>
-          <w:b w:val="0"/>
-        </w:rPr>
-        <w:t xml:space="preserve">Reproducing a computation uses recorded artifacts; </w:t>
-      </w:r>
-      <w:r>
-        <w:rPr>
-          <w:b/>
-        </w:rPr>
-        <w:t>replication</w:t>
-      </w:r>
-      <w:r>
-        <w:rPr>
-          <w:b w:val="0"/>
-        </w:rPr>
-        <w:t xml:space="preserve"> collects new </w:t>
-      </w:r>
-      <w:r>
-        <w:rPr>
-          <w:b/>
-        </w:rPr>
-        <w:t>evidence</w:t>
-      </w:r>
-      <w:r>
-        <w:rPr>
-          <w:b w:val="0"/>
-        </w:rPr>
-        <w:t xml:space="preserve"> under a comparable question. Naming conventions vary, so define the terms in the project.</w:t>
-      </w:r>
-    </w:p>
-    <w:p>
-      <w:pPr>
-        <w:spacing w:line="336" w:lineRule="auto" w:after="180"/>
-      </w:pPr>
-      <w:r>
-        <w:rPr>
-          <w:b w:val="0"/>
-        </w:rPr>
-        <w:t>Begin by writing the question the procedure is intended to answer. Identify the information already supplied, the information it will produce and the information still missing.</w:t>
-      </w:r>
-    </w:p>
-    <w:p>
-      <w:pPr>
-        <w:spacing w:line="336" w:lineRule="auto" w:after="180"/>
-      </w:pPr>
-      <w:r>
-        <w:rPr>
-          <w:b w:val="0"/>
-        </w:rPr>
-        <w:t>These are constructed classroom examples; they do not require live accounts, private records or an external service. Do not treat a plausible explanation as a measured outcome.</w:t>
-      </w:r>
-    </w:p>
-    <w:p>
-      <w:pPr>
-        <w:pStyle w:val="Heading3"/>
-      </w:pPr>
-      <w:r>
-        <w:t>List the given facts and one fact that is not supplied.</w:t>
-      </w:r>
-    </w:p>
-    <w:p>
-      <w:r>
-        <w:t>________________________________________________________________</w:t>
-      </w:r>
-    </w:p>
-    <w:p>
-      <w:r>
-        <w:t>________________________________________________________________</w:t>
-      </w:r>
-    </w:p>
-    <w:p>
-      <w:r>
-        <w:t>________________________________________________________________</w:t>
-      </w:r>
-    </w:p>
-    <w:p>
-      <w:pPr>
-        <w:pStyle w:val="Heading1"/>
-      </w:pPr>
-      <w:r>
-        <w:t>03. See how it works</w:t>
-      </w:r>
-    </w:p>
-    <w:p>
-      <w:r>
-        <w:t>Follow the mechanism for Replication and reproduction. Connect each labelled input, deciding step and result.</w:t>
-      </w:r>
-    </w:p>
-    <w:p>
-      <w:pPr>
-        <w:spacing w:line="336" w:lineRule="auto" w:after="180"/>
-      </w:pPr>
-      <w:r>
-        <w:rPr>
-          <w:b w:val="0"/>
-        </w:rPr>
-        <w:t xml:space="preserve">Here </w:t>
-      </w:r>
-      <w:r>
-        <w:rPr>
-          <w:b/>
-        </w:rPr>
-        <w:t>replay</w:t>
-      </w:r>
-      <w:r>
-        <w:rPr>
-          <w:b w:val="0"/>
-        </w:rPr>
-        <w:t xml:space="preserve"> means same artifacts/procedure; new-data </w:t>
-      </w:r>
-      <w:r>
-        <w:rPr>
-          <w:b/>
-        </w:rPr>
-        <w:t>replication</w:t>
-      </w:r>
-      <w:r>
-        <w:rPr>
-          <w:b w:val="0"/>
-        </w:rPr>
-        <w:t xml:space="preserve"> means newly collected eligible cases under the same plan. Preserve environment, data versions and raw results.</w:t>
+        <w:t>, the deciding step and the result in this week’s visual. Explain the same step in ordinary words. A picture helps when you can say what each part represents.</w:t>
+      </w:r>
+    </w:p>
+    <w:p>
+      <w:pPr>
+        <w:pStyle w:val="Heading2"/>
+      </w:pPr>
+      <w:r>
+        <w:t>Earlier wording, alternatives and picture transcripts · reference / check after trying</w:t>
       </w:r>
     </w:p>
     <w:p>
@@ -575,13 +1266,113 @@
     </w:p>
     <w:p>
       <w:pPr>
+        <w:pStyle w:val="Heading3"/>
+      </w:pPr>
+      <w:r>
+        <w:t>Connect the picture and the explanation</w:t>
+      </w:r>
+    </w:p>
+    <w:p>
+      <w:pPr>
+        <w:pStyle w:val="Heading1"/>
+      </w:pPr>
+      <w:r>
+        <w:t>04. Predict a mismatched rerun on unchanged saved records</w:t>
+      </w:r>
+    </w:p>
+    <w:p>
+      <w:r>
+        <w:t>Investigate data, analysis and environment before accepting the mismatch.</w:t>
+      </w:r>
+    </w:p>
+    <w:p>
+      <w:pPr>
+        <w:pStyle w:val="Heading2"/>
+      </w:pPr>
+      <w:r>
+        <w:t>Current task and response</w:t>
+      </w:r>
+    </w:p>
+    <w:p>
+      <w:pPr>
+        <w:pStyle w:val="ListBullet"/>
+      </w:pPr>
+      <w:r>
+        <w:t>Partner reruns the same eight cases and gets the same score. Team counts sixteen independent cases. Show the intermediate steps and give the conclusion with its scope.</w:t>
+      </w:r>
+    </w:p>
+    <w:p>
+      <w:pPr>
+        <w:pStyle w:val="Heading3"/>
+      </w:pPr>
+      <w:r>
+        <w:t>Keep the procedure fixed. Explain what changed in the inputs and result.</w:t>
+      </w:r>
+    </w:p>
+    <w:p>
+      <w:r>
+        <w:t>________________________________________________________________</w:t>
+      </w:r>
+    </w:p>
+    <w:p>
+      <w:r>
+        <w:t>________________________________________________________________</w:t>
+      </w:r>
+    </w:p>
+    <w:p>
+      <w:r>
+        <w:t>________________________________________________________________</w:t>
+      </w:r>
+    </w:p>
+    <w:p>
+      <w:r>
+        <w:t>________________________________________________________________</w:t>
+      </w:r>
+    </w:p>
+    <w:p>
+      <w:r>
+        <w:t>________________________________________________________________</w:t>
+      </w:r>
+    </w:p>
+    <w:p>
+      <w:pPr>
+        <w:pStyle w:val="Heading2"/>
+      </w:pPr>
+      <w:r>
+        <w:t>Predict original records unexpectedly scored2/4</w:t>
+      </w:r>
+    </w:p>
+    <w:p>
+      <w:pPr>
+        <w:pStyle w:val="ListBullet"/>
+      </w:pPr>
+      <w:r>
+        <w:t>Change: The rerun of the original records outputs 2/4.</w:t>
+      </w:r>
+    </w:p>
+    <w:p>
+      <w:pPr>
+        <w:pStyle w:val="Heading2"/>
+      </w:pPr>
+      <w:r>
+        <w:t>Check after predicting · reference / check after trying</w:t>
+      </w:r>
+    </w:p>
+    <w:p>
+      <w:pPr>
         <w:spacing w:line="336" w:lineRule="auto" w:after="180"/>
       </w:pPr>
+      <w:r>
+        <w:rPr>
+          <w:b/>
+        </w:rPr>
+        <w:t>Prediction</w:t>
+      </w:r>
       <w:r>
         <w:rPr>
           <w:b w:val="0"/>
         </w:rPr>
-        <w:t xml:space="preserve">Before applying the procedure, write its units, denominator or decision boundary where relevant. A partner should be able to repeat each step using the same </w:t>
+        <w:t xml:space="preserve">: Investigate code, version, </w:t>
       </w:r>
       <w:r>
         <w:rPr>
@@ -593,7 +1384,7 @@
         <w:rPr>
           <w:b w:val="0"/>
         </w:rPr>
-        <w:t>s.</w:t>
+        <w:t xml:space="preserve"> or scoring differences.</w:t>
       </w:r>
     </w:p>
     <w:p>
@@ -604,7 +1395,109 @@
         <w:rPr>
           <w:b w:val="0"/>
         </w:rPr>
-        <w:t xml:space="preserve">If a required </w:t>
+        <w:t>Reason: The same fixed records should give the same deterministic count.</w:t>
+      </w:r>
+    </w:p>
+    <w:p>
+      <w:pPr>
+        <w:pStyle w:val="Heading2"/>
+      </w:pPr>
+      <w:r>
+        <w:t>Earlier wording, alternatives and picture transcripts · reference / check after trying</w:t>
+      </w:r>
+    </w:p>
+    <w:p>
+      <w:pPr>
+        <w:pStyle w:val="Heading3"/>
+      </w:pPr>
+      <w:r>
+        <w:t>Compare a familiar case with a changed case</w:t>
+      </w:r>
+    </w:p>
+    <w:p>
+      <w:pPr>
+        <w:pStyle w:val="Heading3"/>
+      </w:pPr>
+      <w:r>
+        <w:t>Change one thing in the pictured case</w:t>
+      </w:r>
+    </w:p>
+    <w:p>
+      <w:pPr>
+        <w:pStyle w:val="Heading1"/>
+      </w:pPr>
+      <w:r>
+        <w:t>06. Read replay consistency and new-data variation as different questions</w:t>
+      </w:r>
+    </w:p>
+    <w:p>
+      <w:r>
+        <w:t>Preserve each run and the artifact/protocol that produced it.</w:t>
+      </w:r>
+    </w:p>
+    <w:p>
+      <w:pPr>
+        <w:pStyle w:val="Heading2"/>
+      </w:pPr>
+      <w:r>
+        <w:t>Main eight-case replay and checked conclusion</w:t>
+      </w:r>
+    </w:p>
+    <w:p>
+      <w:pPr>
+        <w:spacing w:line="336" w:lineRule="auto" w:after="180"/>
+      </w:pPr>
+      <w:r>
+        <w:rPr>
+          <w:b w:val="0"/>
+        </w:rPr>
+        <w:t>Partner reruns the same eight cases and gets the same score. Team counts sixteen independent cases.</w:t>
+      </w:r>
+    </w:p>
+    <w:p>
+      <w:pPr>
+        <w:spacing w:line="336" w:lineRule="auto" w:after="180"/>
+      </w:pPr>
+      <w:r>
+        <w:rPr>
+          <w:b w:val="0"/>
+        </w:rPr>
+        <w:t xml:space="preserve">This is a successful </w:t>
+      </w:r>
+      <w:r>
+        <w:rPr>
+          <w:b/>
+        </w:rPr>
+        <w:t>replay</w:t>
+      </w:r>
+      <w:r>
+        <w:rPr>
+          <w:b w:val="0"/>
+        </w:rPr>
+        <w:t xml:space="preserve"> on eight distinct cases, not sixteen new cases. It checks computation consistency.</w:t>
+      </w:r>
+    </w:p>
+    <w:p>
+      <w:pPr>
+        <w:spacing w:line="336" w:lineRule="auto" w:after="180"/>
+      </w:pPr>
+      <w:r>
+        <w:rPr>
+          <w:b w:val="0"/>
+        </w:rPr>
+        <w:t xml:space="preserve">Compare the intermediate </w:t>
+      </w:r>
+      <w:r>
+        <w:rPr>
+          <w:b/>
+        </w:rPr>
+        <w:t>evidence</w:t>
+      </w:r>
+      <w:r>
+        <w:rPr>
+          <w:b w:val="0"/>
+        </w:rPr>
+        <w:t xml:space="preserve"> with the final statement. Explain why each number or decision follows from the stated </w:t>
       </w:r>
       <w:r>
         <w:rPr>
@@ -616,15 +1509,7 @@
         <w:rPr>
           <w:b w:val="0"/>
         </w:rPr>
-        <w:t xml:space="preserve"> is absent or violates the stated contract, record that condition explicitly instead of quietly replacing it with a convenient value.</w:t>
-      </w:r>
-    </w:p>
-    <w:p>
-      <w:pPr>
-        <w:pStyle w:val="Heading3"/>
-      </w:pPr>
-      <w:r>
-        <w:t>Connect the picture and the explanation</w:t>
+        <w:t>s.</w:t>
       </w:r>
     </w:p>
     <w:p>
@@ -635,7 +1520,7 @@
         <w:rPr>
           <w:b w:val="0"/>
         </w:rPr>
-        <w:t xml:space="preserve">Point to the </w:t>
+        <w:t xml:space="preserve">The conclusion belongs to this scenario and procedure; changing the </w:t>
       </w:r>
       <w:r>
         <w:rPr>
@@ -647,28 +1532,15 @@
         <w:rPr>
           <w:b w:val="0"/>
         </w:rPr>
-        <w:t>, the deciding step and the result in this week’s visual. Explain the same step in ordinary words. A picture helps when you can say what each part represents.</w:t>
-      </w:r>
-    </w:p>
-    <w:p>
-      <w:pPr>
-        <w:pStyle w:val="Heading1"/>
-      </w:pPr>
-      <w:r>
-        <w:t>04. Compare the cases</w:t>
-      </w:r>
-    </w:p>
-    <w:p>
-      <w:r>
-        <w:t>Compare the supplied cases for Replication and reproduction. Identify the detail that changes the conclusion.</w:t>
-      </w:r>
-    </w:p>
-    <w:p>
-      <w:pPr>
-        <w:pStyle w:val="Heading3"/>
-      </w:pPr>
-      <w:r>
-        <w:t>Compare a familiar case with a changed case</w:t>
+        <w:t>s, evaluation population or authority can change what it establishes. Retain the raw record so a later revision can be compared honestly.</w:t>
+      </w:r>
+    </w:p>
+    <w:p>
+      <w:pPr>
+        <w:pStyle w:val="Heading2"/>
+      </w:pPr>
+      <w:r>
+        <w:t>Separate correctness records and full arithmetic</w:t>
       </w:r>
     </w:p>
     <w:p>
@@ -679,151 +1551,40 @@
         <w:rPr>
           <w:b w:val="0"/>
         </w:rPr>
-        <w:t>Partner reruns the same eight cases and gets the same score. Team counts sixteen independent cases. Show the intermediate steps and give the conclusion with its scope.</w:t>
-      </w:r>
-    </w:p>
-    <w:p>
-      <w:pPr>
-        <w:pStyle w:val="Heading3"/>
-      </w:pPr>
-      <w:r>
-        <w:t>Keep the procedure fixed. Explain what changed in the inputs and result.</w:t>
-      </w:r>
-    </w:p>
-    <w:p>
-      <w:r>
-        <w:t>________________________________________________________________</w:t>
-      </w:r>
-    </w:p>
-    <w:p>
-      <w:r>
-        <w:t>________________________________________________________________</w:t>
-      </w:r>
-    </w:p>
-    <w:p>
-      <w:r>
-        <w:t>________________________________________________________________</w:t>
-      </w:r>
-    </w:p>
-    <w:p>
-      <w:r>
-        <w:t>________________________________________________________________</w:t>
-      </w:r>
-    </w:p>
-    <w:p>
-      <w:r>
-        <w:t>________________________________________________________________</w:t>
-      </w:r>
-    </w:p>
-    <w:p>
-      <w:pPr>
-        <w:pStyle w:val="Heading3"/>
-      </w:pPr>
-      <w:r>
-        <w:t>Change one thing in the pictured case</w:t>
-      </w:r>
-    </w:p>
-    <w:p>
-      <w:pPr>
-        <w:pStyle w:val="Heading3"/>
-      </w:pPr>
-      <w:r>
-        <w:t>Change one thing</w:t>
+        <w:t>Same records versus new experiment. A team first reruns a supplied analysis, then collects new records with the same protocol.</w:t>
       </w:r>
     </w:p>
     <w:p>
       <w:pPr>
         <w:spacing w:line="336" w:lineRule="auto" w:after="180"/>
-        <w:shd w:fill="F5F1FB"/>
       </w:pPr>
       <w:r>
         <w:rPr>
           <w:b w:val="0"/>
         </w:rPr>
-        <w:t xml:space="preserve">Change: The rerun of the original records </w:t>
-      </w:r>
-      <w:r>
-        <w:rPr>
-          <w:b/>
-        </w:rPr>
-        <w:t>output</w:t>
-      </w:r>
+        <w:t>Original recorded correctness flags: [1,0,1,1]. Analysis counts correct cases. New independent set: [1,1,0,0]. Binary entries mean 1=correct and 0=incorrect.</w:t>
+      </w:r>
+    </w:p>
+    <w:p>
+      <w:pPr>
+        <w:spacing w:line="336" w:lineRule="auto" w:after="180"/>
+      </w:pPr>
       <w:r>
         <w:rPr>
           <w:b w:val="0"/>
         </w:rPr>
-        <w:t>s 2/4.</w:t>
-      </w:r>
-    </w:p>
-    <w:p>
-      <w:pPr>
-        <w:pStyle w:val="Heading3"/>
-      </w:pPr>
-      <w:r>
-        <w:t>Predicted result</w:t>
+        <w:t>The picture is a separate four-record example. Original correctness flags [1, 0, 1, 1] contain three correct outcomes, so the stated count/total analysis gives 75%. Replaying those same four records with the same deterministic analysis also gives 75%. New supplied records [1, 1, 0, 0] give 50% under that rule. A different new-sample score can arise without a code defect.</w:t>
       </w:r>
     </w:p>
     <w:p>
       <w:pPr>
         <w:spacing w:line="336" w:lineRule="auto" w:after="180"/>
-        <w:shd w:fill="F1F6FC"/>
-      </w:pPr>
-      <w:r>
-        <w:rPr>
-          <w:b/>
-        </w:rPr>
-        <w:t>Prediction</w:t>
-      </w:r>
+      </w:pPr>
       <w:r>
         <w:rPr>
           <w:b w:val="0"/>
         </w:rPr>
-        <w:t xml:space="preserve">: Investigate code, version, </w:t>
-      </w:r>
-      <w:r>
-        <w:rPr>
-          <w:b/>
-        </w:rPr>
-        <w:t>input</w:t>
-      </w:r>
-      <w:r>
-        <w:rPr>
-          <w:b w:val="0"/>
-        </w:rPr>
-        <w:t xml:space="preserve"> or scoring differences.</w:t>
-      </w:r>
-    </w:p>
-    <w:p>
-      <w:pPr>
-        <w:pStyle w:val="Heading3"/>
-      </w:pPr>
-      <w:r>
-        <w:t>Why the result follows</w:t>
-      </w:r>
-    </w:p>
-    <w:p>
-      <w:pPr>
-        <w:spacing w:line="336" w:lineRule="auto" w:after="180"/>
-        <w:shd w:fill="F1F6FC"/>
-      </w:pPr>
-      <w:r>
-        <w:rPr>
-          <w:b w:val="0"/>
-        </w:rPr>
-        <w:t>Reason: The same fixed records should give the same deterministic count.</w:t>
-      </w:r>
-    </w:p>
-    <w:p>
-      <w:pPr>
-        <w:pStyle w:val="Heading1"/>
-      </w:pPr>
-      <w:r>
-        <w:t>05. Words that unlock the idea</w:t>
-      </w:r>
-    </w:p>
-    <w:p>
-      <w:r>
-        <w:t>Use the vocabulary of Replication and reproduction to explain a concrete decision, rather than only memorising definitions.</w:t>
+        <w:t>But a reported rerun of the original artifact giving 2/4 conflicts with the stated computation: inspect data/version changes, analysis, settings and transcription. The added code demonstrates one deliberately changed analysis as a possible mechanism, not the proven cause of the picture’s hypothetical mismatch. The picture assumes newly independent observations; distinct IDs in a fixture do not verify that assumption.</w:t>
       </w:r>
     </w:p>
     <w:tbl>
@@ -833,8 +1594,10 @@
         <w:tblLook w:firstColumn="1" w:firstRow="1" w:lastColumn="0" w:lastRow="0" w:noHBand="0" w:noVBand="1" w:val="04A0"/>
       </w:tblPr>
       <w:tblGrid>
-        <w:gridCol w:w="5112"/>
-        <w:gridCol w:w="5112"/>
+        <w:gridCol w:w="2556"/>
+        <w:gridCol w:w="2556"/>
+        <w:gridCol w:w="2556"/>
+        <w:gridCol w:w="2556"/>
       </w:tblGrid>
       <w:tr>
         <w:trPr>
@@ -842,21 +1605,41 @@
         </w:trPr>
         <w:tc>
           <w:tcPr>
-            <w:tcW w:type="dxa" w:w="5112"/>
+            <w:tcW w:type="dxa" w:w="2556"/>
           </w:tcPr>
           <w:p>
             <w:r>
-              <w:t>Word</w:t>
+              <w:t>Separate picture activity</w:t>
             </w:r>
           </w:p>
         </w:tc>
         <w:tc>
           <w:tcPr>
-            <w:tcW w:type="dxa" w:w="5112"/>
+            <w:tcW w:type="dxa" w:w="2556"/>
           </w:tcPr>
           <w:p>
             <w:r>
-              <w:t>Meaning</w:t>
+              <w:t>Correctness flags</w:t>
+            </w:r>
+          </w:p>
+        </w:tc>
+        <w:tc>
+          <w:tcPr>
+            <w:tcW w:type="dxa" w:w="2556"/>
+          </w:tcPr>
+          <w:p>
+            <w:r>
+              <w:t>Score</w:t>
+            </w:r>
+          </w:p>
+        </w:tc>
+        <w:tc>
+          <w:tcPr>
+            <w:tcW w:type="dxa" w:w="2556"/>
+          </w:tcPr>
+          <w:p>
+            <w:r>
+              <w:t>Case accounting</w:t>
             </w:r>
           </w:p>
         </w:tc>
@@ -864,21 +1647,41 @@
       <w:tr>
         <w:tc>
           <w:tcPr>
-            <w:tcW w:type="dxa" w:w="5112"/>
+            <w:tcW w:type="dxa" w:w="2556"/>
           </w:tcPr>
           <w:p>
             <w:r>
-              <w:t>Replay</w:t>
+              <w:t>Original saved analysis</w:t>
             </w:r>
           </w:p>
         </w:tc>
         <w:tc>
           <w:tcPr>
-            <w:tcW w:type="dxa" w:w="5112"/>
+            <w:tcW w:type="dxa" w:w="2556"/>
           </w:tcPr>
           <w:p>
             <w:r>
-              <w:t>Repeating a computation with the recorded artifacts</w:t>
+              <w:t>1, 0, 1, 1</w:t>
+            </w:r>
+          </w:p>
+        </w:tc>
+        <w:tc>
+          <w:tcPr>
+            <w:tcW w:type="dxa" w:w="2556"/>
+          </w:tcPr>
+          <w:p>
+            <w:r>
+              <w:t>3/4=75%</w:t>
+            </w:r>
+          </w:p>
+        </w:tc>
+        <w:tc>
+          <w:tcPr>
+            <w:tcW w:type="dxa" w:w="2556"/>
+          </w:tcPr>
+          <w:p>
+            <w:r>
+              <w:t>4 original IDs</w:t>
             </w:r>
           </w:p>
         </w:tc>
@@ -886,21 +1689,41 @@
       <w:tr>
         <w:tc>
           <w:tcPr>
-            <w:tcW w:type="dxa" w:w="5112"/>
+            <w:tcW w:type="dxa" w:w="2556"/>
           </w:tcPr>
           <w:p>
             <w:r>
-              <w:t>Replication</w:t>
+              <w:t>Replay same artifact/procedure</w:t>
             </w:r>
           </w:p>
         </w:tc>
         <w:tc>
           <w:tcPr>
-            <w:tcW w:type="dxa" w:w="5112"/>
+            <w:tcW w:type="dxa" w:w="2556"/>
           </w:tcPr>
           <w:p>
             <w:r>
-              <w:t>A new evidence collection under a comparable declared question</w:t>
+              <w:t>1, 0, 1, 1</w:t>
+            </w:r>
+          </w:p>
+        </w:tc>
+        <w:tc>
+          <w:tcPr>
+            <w:tcW w:type="dxa" w:w="2556"/>
+          </w:tcPr>
+          <w:p>
+            <w:r>
+              <w:t>3/4=75%</w:t>
+            </w:r>
+          </w:p>
+        </w:tc>
+        <w:tc>
+          <w:tcPr>
+            <w:tcW w:type="dxa" w:w="2556"/>
+          </w:tcPr>
+          <w:p>
+            <w:r>
+              <w:t>4 more events, 0 new IDs</w:t>
             </w:r>
           </w:p>
         </w:tc>
@@ -908,21 +1731,125 @@
       <w:tr>
         <w:tc>
           <w:tcPr>
-            <w:tcW w:type="dxa" w:w="5112"/>
+            <w:tcW w:type="dxa" w:w="2556"/>
           </w:tcPr>
           <w:p>
             <w:r>
-              <w:t>Distinct unit</w:t>
+              <w:t>New-data supplied fixture</w:t>
             </w:r>
           </w:p>
         </w:tc>
         <w:tc>
           <w:tcPr>
-            <w:tcW w:type="dxa" w:w="5112"/>
+            <w:tcW w:type="dxa" w:w="2556"/>
           </w:tcPr>
           <w:p>
             <w:r>
-              <w:t>A separately eligible observation rather than a repeated copy</w:t>
+              <w:t>1, 1, 0, 0</w:t>
+            </w:r>
+          </w:p>
+        </w:tc>
+        <w:tc>
+          <w:tcPr>
+            <w:tcW w:type="dxa" w:w="2556"/>
+          </w:tcPr>
+          <w:p>
+            <w:r>
+              <w:t>2/4=50%</w:t>
+            </w:r>
+          </w:p>
+        </w:tc>
+        <w:tc>
+          <w:tcPr>
+            <w:tcW w:type="dxa" w:w="2556"/>
+          </w:tcPr>
+          <w:p>
+            <w:r>
+              <w:t>4 new IDs</w:t>
+            </w:r>
+          </w:p>
+        </w:tc>
+      </w:tr>
+      <w:tr>
+        <w:tc>
+          <w:tcPr>
+            <w:tcW w:type="dxa" w:w="2556"/>
+          </w:tcPr>
+          <w:p>
+            <w:r>
+              <w:t>Across all three runs</w:t>
+            </w:r>
+          </w:p>
+        </w:tc>
+        <w:tc>
+          <w:tcPr>
+            <w:tcW w:type="dxa" w:w="2556"/>
+          </w:tcPr>
+          <w:p>
+            <w:r>
+              <w:t>12 evaluation events</w:t>
+            </w:r>
+          </w:p>
+        </w:tc>
+        <w:tc>
+          <w:tcPr>
+            <w:tcW w:type="dxa" w:w="2556"/>
+          </w:tcPr>
+          <w:p>
+            <w:r>
+              <w:t>Keep scores separate</w:t>
+            </w:r>
+          </w:p>
+        </w:tc>
+        <w:tc>
+          <w:tcPr>
+            <w:tcW w:type="dxa" w:w="2556"/>
+          </w:tcPr>
+          <w:p>
+            <w:r>
+              <w:t>8 distinct IDs, 4 newly added</w:t>
+            </w:r>
+          </w:p>
+        </w:tc>
+      </w:tr>
+      <w:tr>
+        <w:tc>
+          <w:tcPr>
+            <w:tcW w:type="dxa" w:w="2556"/>
+          </w:tcPr>
+          <w:p>
+            <w:r>
+              <w:t>Changed original rerun claims 2/4</w:t>
+            </w:r>
+          </w:p>
+        </w:tc>
+        <w:tc>
+          <w:tcPr>
+            <w:tcW w:type="dxa" w:w="2556"/>
+          </w:tcPr>
+          <w:p>
+            <w:r>
+              <w:t>Does not match supplied count rule</w:t>
+            </w:r>
+          </w:p>
+        </w:tc>
+        <w:tc>
+          <w:tcPr>
+            <w:tcW w:type="dxa" w:w="2556"/>
+          </w:tcPr>
+          <w:p>
+            <w:r>
+              <w:t>Investigate mismatch</w:t>
+            </w:r>
+          </w:p>
+        </w:tc>
+        <w:tc>
+          <w:tcPr>
+            <w:tcW w:type="dxa" w:w="2556"/>
+          </w:tcPr>
+          <w:p>
+            <w:r>
+              <w:t>Do not relabel as new-sample variability</w:t>
             </w:r>
           </w:p>
         </w:tc>
@@ -930,214 +1857,18 @@
     </w:tbl>
     <w:p>
       <w:pPr>
-        <w:pStyle w:val="Heading3"/>
-      </w:pPr>
-      <w:r>
-        <w:t>Use two terms to explain a step in this week’s example.</w:t>
-      </w:r>
-    </w:p>
-    <w:p>
-      <w:r>
-        <w:t>________________________________________________________________</w:t>
-      </w:r>
-    </w:p>
-    <w:p>
-      <w:r>
-        <w:t>________________________________________________________________</w:t>
-      </w:r>
-    </w:p>
-    <w:p>
-      <w:r>
-        <w:t>________________________________________________________________</w:t>
-      </w:r>
-    </w:p>
-    <w:p>
-      <w:pPr>
-        <w:pStyle w:val="Heading1"/>
-      </w:pPr>
-      <w:r>
-        <w:t>06. Follow a worked example</w:t>
-      </w:r>
-    </w:p>
-    <w:p>
-      <w:r>
-        <w:t>Follow the worked trace for Replication and reproduction, predict a step, then compare with its explanation.</w:t>
-      </w:r>
-    </w:p>
-    <w:p>
-      <w:pPr>
-        <w:spacing w:line="336" w:lineRule="auto" w:after="180"/>
-      </w:pPr>
-      <w:r>
-        <w:rPr>
-          <w:b w:val="0"/>
-        </w:rPr>
-        <w:t>Partner reruns the same eight cases and gets the same score. Team counts sixteen independent cases.</w:t>
-      </w:r>
-    </w:p>
-    <w:p>
-      <w:pPr>
-        <w:spacing w:line="336" w:lineRule="auto" w:after="180"/>
-      </w:pPr>
-      <w:r>
-        <w:rPr>
-          <w:b w:val="0"/>
-        </w:rPr>
-        <w:t xml:space="preserve">This is a successful </w:t>
-      </w:r>
-      <w:r>
-        <w:rPr>
-          <w:b/>
-        </w:rPr>
-        <w:t>replay</w:t>
-      </w:r>
-      <w:r>
-        <w:rPr>
-          <w:b w:val="0"/>
-        </w:rPr>
-        <w:t xml:space="preserve"> on eight distinct cases, not sixteen new cases. It checks computation consistency.</w:t>
-      </w:r>
-    </w:p>
-    <w:p>
-      <w:pPr>
-        <w:pStyle w:val="Heading3"/>
-      </w:pPr>
-      <w:r>
-        <w:t>Worked explanation · Replication and reproduction</w:t>
-      </w:r>
-    </w:p>
-    <w:p>
-      <w:pPr>
-        <w:spacing w:line="336" w:lineRule="auto" w:after="180"/>
-        <w:shd w:fill="F1F6FC"/>
-      </w:pPr>
-      <w:r>
-        <w:rPr>
-          <w:b w:val="0"/>
-        </w:rPr>
-        <w:t xml:space="preserve">Compare the intermediate </w:t>
-      </w:r>
-      <w:r>
-        <w:rPr>
-          <w:b/>
-        </w:rPr>
-        <w:t>evidence</w:t>
-      </w:r>
-      <w:r>
-        <w:rPr>
-          <w:b w:val="0"/>
-        </w:rPr>
-        <w:t xml:space="preserve"> with the final statement. Explain why each number or decision follows from the stated </w:t>
-      </w:r>
-      <w:r>
-        <w:rPr>
-          <w:b/>
-        </w:rPr>
-        <w:t>input</w:t>
-      </w:r>
-      <w:r>
-        <w:rPr>
-          <w:b w:val="0"/>
-        </w:rPr>
-        <w:t>s.</w:t>
-      </w:r>
-    </w:p>
-    <w:p>
-      <w:pPr>
-        <w:spacing w:line="336" w:lineRule="auto" w:after="180"/>
-        <w:shd w:fill="F1F6FC"/>
-      </w:pPr>
-      <w:r>
-        <w:rPr>
-          <w:b w:val="0"/>
-        </w:rPr>
-        <w:t xml:space="preserve">The conclusion belongs to this scenario and procedure; changing the </w:t>
-      </w:r>
-      <w:r>
-        <w:rPr>
-          <w:b/>
-        </w:rPr>
-        <w:t>input</w:t>
-      </w:r>
-      <w:r>
-        <w:rPr>
-          <w:b w:val="0"/>
-        </w:rPr>
-        <w:t>s, evaluation population or authority can change what it establishes. Retain the raw record so a later revision can be compared honestly.</w:t>
-      </w:r>
-    </w:p>
-    <w:p>
-      <w:pPr>
-        <w:pStyle w:val="Heading3"/>
-      </w:pPr>
-      <w:r>
-        <w:t>Learn from the worked case</w:t>
-      </w:r>
-    </w:p>
-    <w:p>
-      <w:pPr>
-        <w:spacing w:line="336" w:lineRule="auto" w:after="180"/>
-      </w:pPr>
-      <w:r>
-        <w:rPr>
-          <w:b w:val="0"/>
-        </w:rPr>
-        <w:t>Cover the result before checking it. Say what is given, choose the procedure, and follow one step at a time. Then uncover the result and explain your first mismatch. Ask why a step is allowed, not only what number it produces.</w:t>
-      </w:r>
-    </w:p>
-    <w:p>
-      <w:pPr>
-        <w:pStyle w:val="Heading3"/>
-      </w:pPr>
-      <w:r>
-        <w:t>A pictorial worked case: Replication and reproduction</w:t>
-      </w:r>
-    </w:p>
-    <w:p>
-      <w:pPr>
-        <w:spacing w:line="336" w:lineRule="auto" w:after="180"/>
-      </w:pPr>
-      <w:r>
-        <w:rPr>
-          <w:b w:val="0"/>
-        </w:rPr>
-        <w:t>Same records versus new experiment. A team first reruns a supplied analysis, then collects new records with the same protocol.</w:t>
-      </w:r>
-    </w:p>
-    <w:p>
-      <w:pPr>
-        <w:pStyle w:val="Heading3"/>
-      </w:pPr>
-      <w:r>
-        <w:t>The facts we will use</w:t>
-      </w:r>
-    </w:p>
-    <w:p>
-      <w:pPr>
-        <w:pStyle w:val="Heading3"/>
-      </w:pPr>
-      <w:r>
-        <w:t>Supplied facts</w:t>
-      </w:r>
-    </w:p>
-    <w:p>
-      <w:pPr>
-        <w:spacing w:line="336" w:lineRule="auto" w:after="180"/>
-        <w:shd w:fill="F1F6FC"/>
-      </w:pPr>
-      <w:r>
-        <w:rPr>
-          <w:b w:val="0"/>
-        </w:rPr>
-        <w:t>Original recorded labels: [1,0,1,1]. Analysis counts correct cases. New independent set: [1,1,0,0]. Binary entries mean 1=correct and 0=incorrect.</w:t>
+        <w:pStyle w:val="Heading2"/>
+      </w:pPr>
+      <w:r>
+        <w:t>Trace saved analysis, new-data protocol and purposes</w:t>
       </w:r>
     </w:p>
     <w:p>
       <w:r>
         <w:drawing>
           <wp:inline xmlns:a="http://schemas.openxmlformats.org/drawingml/2006/main" xmlns:pic="http://schemas.openxmlformats.org/drawingml/2006/picture">
-            <wp:extent cx="5486400" cy="2641600"/>
-            <wp:docPr id="1" name="Picture 1" descr="Different four-record datasets"/>
+            <wp:extent cx="5486400" cy="3337560"/>
+            <wp:docPr id="1" name="Picture 1" descr="Reproduce the analysis: Reusing the supplied four records gives 3/4=75%. → Repeat the protocol: The new four-record set gives 2/4=50%. → Compare purposes: The first checks computational reproduction; the second probes repeatability with new observations."/>
             <wp:cNvGraphicFramePr>
               <a:graphicFrameLocks noChangeAspect="1"/>
             </wp:cNvGraphicFramePr>
@@ -1145,7 +1876,7 @@
               <a:graphicData uri="http://schemas.openxmlformats.org/drawingml/2006/picture">
                 <pic:pic>
                   <pic:nvPicPr>
-                    <pic:cNvPr id="0" name="academy-detail-ai-7-5.png"/>
+                    <pic:cNvPr id="0" name="academy-story-ai-7-5-02.png"/>
                     <pic:cNvPicPr/>
                   </pic:nvPicPr>
                   <pic:blipFill>
@@ -1157,43 +1888,7 @@
                   <pic:spPr>
                     <a:xfrm>
                       <a:off x="0" y="0"/>
-                      <a:ext cx="5486400" cy="2641600"/>
-                    </a:xfrm>
-                    <a:prstGeom prst="rect"/>
-                  </pic:spPr>
-                </pic:pic>
-              </a:graphicData>
-            </a:graphic>
-          </wp:inline>
-        </w:drawing>
-      </w:r>
-    </w:p>
-    <w:p>
-      <w:r>
-        <w:drawing>
-          <wp:inline xmlns:a="http://schemas.openxmlformats.org/drawingml/2006/main" xmlns:pic="http://schemas.openxmlformats.org/drawingml/2006/picture">
-            <wp:extent cx="5486400" cy="5185229"/>
-            <wp:docPr id="2" name="Picture 2" descr="Replication and reproduction. Reproduce the analysis: Reusing the supplied four records gives 3/4=75%.. Repeat the protocol: The new four-record set gives 2/4=50%.. Compare purposes: The first checks computational reproduction; the second probes repeatability with new observations."/>
-            <wp:cNvGraphicFramePr>
-              <a:graphicFrameLocks noChangeAspect="1"/>
-            </wp:cNvGraphicFramePr>
-            <a:graphic>
-              <a:graphicData uri="http://schemas.openxmlformats.org/drawingml/2006/picture">
-                <pic:pic>
-                  <pic:nvPicPr>
-                    <pic:cNvPr id="0" name="academy-visual-ai-7-5.png"/>
-                    <pic:cNvPicPr/>
-                  </pic:nvPicPr>
-                  <pic:blipFill>
-                    <a:blip r:embed="rId10"/>
-                    <a:stretch>
-                      <a:fillRect/>
-                    </a:stretch>
-                  </pic:blipFill>
-                  <pic:spPr>
-                    <a:xfrm>
-                      <a:off x="0" y="0"/>
-                      <a:ext cx="5486400" cy="5185229"/>
+                      <a:ext cx="5486400" cy="3337560"/>
                     </a:xfrm>
                     <a:prstGeom prst="rect"/>
                   </pic:spPr>
@@ -1321,24 +2016,7 @@
     </w:p>
     <w:p>
       <w:pPr>
-        <w:pStyle w:val="Heading3"/>
-      </w:pPr>
-      <w:r>
-        <w:t>Why this result follows</w:t>
-      </w:r>
-    </w:p>
-    <w:p>
-      <w:pPr>
-        <w:pStyle w:val="Heading3"/>
-      </w:pPr>
-      <w:r>
-        <w:t>Why the result follows</w:t>
-      </w:r>
-    </w:p>
-    <w:p>
-      <w:pPr>
         <w:spacing w:line="336" w:lineRule="auto" w:after="180"/>
-        <w:shd w:fill="F1F6FC"/>
       </w:pPr>
       <w:r>
         <w:rPr>
@@ -1349,30 +2027,113 @@
     </w:p>
     <w:p>
       <w:pPr>
+        <w:pStyle w:val="Heading2"/>
+      </w:pPr>
+      <w:r>
+        <w:t>Predict mismatched original rerun</w:t>
+      </w:r>
+    </w:p>
+    <w:p>
+      <w:pPr>
+        <w:pStyle w:val="ListBullet"/>
+      </w:pPr>
+      <w:r>
+        <w:t>Change one thing: The rerun of the original records outputs 2/4. Predict the result before checking the explanation. What remains the same?</w:t>
+      </w:r>
+    </w:p>
+    <w:p>
+      <w:pPr>
+        <w:pStyle w:val="Heading2"/>
+      </w:pPr>
+      <w:r>
+        <w:t>Check after predicting · reference / check after trying</w:t>
+      </w:r>
+    </w:p>
+    <w:p>
+      <w:r>
+        <w:drawing>
+          <wp:inline xmlns:a="http://schemas.openxmlformats.org/drawingml/2006/main" xmlns:pic="http://schemas.openxmlformats.org/drawingml/2006/picture">
+            <wp:extent cx="5486400" cy="3041904"/>
+            <wp:docPr id="2" name="Picture 2" descr="Original case: The first checks computational reproduction; the second probes repeatability with new observations. Changed condition: The rerun of the original records outputs 2/4. Expected result: Investigate code, version, input or scoring differences. Reason: The same fixed records should give the same deterministic count."/>
+            <wp:cNvGraphicFramePr>
+              <a:graphicFrameLocks noChangeAspect="1"/>
+            </wp:cNvGraphicFramePr>
+            <a:graphic>
+              <a:graphicData uri="http://schemas.openxmlformats.org/drawingml/2006/picture">
+                <pic:pic>
+                  <pic:nvPicPr>
+                    <pic:cNvPr id="0" name="academy-story-ai-7-5-04.png"/>
+                    <pic:cNvPicPr/>
+                  </pic:nvPicPr>
+                  <pic:blipFill>
+                    <a:blip r:embed="rId10"/>
+                    <a:stretch>
+                      <a:fillRect/>
+                    </a:stretch>
+                  </pic:blipFill>
+                  <pic:spPr>
+                    <a:xfrm>
+                      <a:off x="0" y="0"/>
+                      <a:ext cx="5486400" cy="3041904"/>
+                    </a:xfrm>
+                    <a:prstGeom prst="rect"/>
+                  </pic:spPr>
+                </pic:pic>
+              </a:graphicData>
+            </a:graphic>
+          </wp:inline>
+        </w:drawing>
+      </w:r>
+    </w:p>
+    <w:p>
+      <w:pPr>
+        <w:pStyle w:val="Heading2"/>
+      </w:pPr>
+      <w:r>
+        <w:t>Explain small-sample and artifact-consistency limits</w:t>
+      </w:r>
+    </w:p>
+    <w:p>
+      <w:pPr>
+        <w:pStyle w:val="ListBullet"/>
+      </w:pPr>
+      <w:r>
+        <w:t>Four-case samples are illustrative; neither result alone establishes broad reliability.</w:t>
+      </w:r>
+    </w:p>
+    <w:p>
+      <w:pPr>
+        <w:pStyle w:val="ListBullet"/>
+      </w:pPr>
+      <w:r>
+        <w:t>Read the labelled picture: Calculate the scores from the original and new four-record sets. Which activity reproduces saved analysis, which repeats the protocol, and why does a different rerun of the original data need investigation?</w:t>
+      </w:r>
+    </w:p>
+    <w:p>
+      <w:pPr>
+        <w:pStyle w:val="Heading2"/>
+      </w:pPr>
+      <w:r>
+        <w:t>Earlier wording, alternatives and picture transcripts · reference / check after trying</w:t>
+      </w:r>
+    </w:p>
+    <w:p>
+      <w:pPr>
         <w:pStyle w:val="Heading3"/>
       </w:pPr>
       <w:r>
-        <w:t>What this example does not establish</w:t>
-      </w:r>
-    </w:p>
-    <w:p>
-      <w:pPr>
-        <w:pStyle w:val="Heading3"/>
-      </w:pPr>
-      <w:r>
-        <w:t>Keep the stated limit</w:t>
+        <w:t>Learn from the worked case</w:t>
       </w:r>
     </w:p>
     <w:p>
       <w:pPr>
         <w:spacing w:line="336" w:lineRule="auto" w:after="180"/>
-        <w:shd w:fill="FFF5E6"/>
       </w:pPr>
       <w:r>
         <w:rPr>
           <w:b w:val="0"/>
         </w:rPr>
-        <w:t>Four-case samples are illustrative; neither result alone establishes broad reliability.</w:t>
+        <w:t>Cover the result before checking it. Say what is given, choose the procedure, and follow one step at a time. Then uncover the result and explain your first mismatch. Ask why a step is allowed, not only what number it produces.</w:t>
       </w:r>
     </w:p>
     <w:p>
@@ -1380,31 +2141,7 @@
         <w:pStyle w:val="Heading3"/>
       </w:pPr>
       <w:r>
-        <w:t>Keep the stated limit</w:t>
-      </w:r>
-    </w:p>
-    <w:p>
-      <w:pPr>
-        <w:spacing w:line="336" w:lineRule="auto" w:after="180"/>
-        <w:shd w:fill="FFF5E6"/>
-      </w:pPr>
-      <w:r>
-        <w:rPr>
-          <w:b w:val="0"/>
-        </w:rPr>
-        <w:t>Read the labelled picture: Calculate the scores from the original and new four-record sets.</w:t>
-      </w:r>
-    </w:p>
-    <w:p>
-      <w:pPr>
-        <w:spacing w:line="336" w:lineRule="auto" w:after="180"/>
-        <w:shd w:fill="FFF5E6"/>
-      </w:pPr>
-      <w:r>
-        <w:rPr>
-          <w:b w:val="0"/>
-        </w:rPr>
-        <w:t>Which activity reproduces saved analysis, which repeats the protocol, and why does a different rerun of the original data need investigation?</w:t>
+        <w:t>A pictorial worked case: Replication and reproduction</w:t>
       </w:r>
     </w:p>
     <w:p>
@@ -1412,31 +2149,95 @@
         <w:pStyle w:val="Heading3"/>
       </w:pPr>
       <w:r>
-        <w:t>Keep the stated limit</w:t>
-      </w:r>
-    </w:p>
-    <w:p>
-      <w:pPr>
-        <w:spacing w:line="336" w:lineRule="auto" w:after="180"/>
-        <w:shd w:fill="FFF5E6"/>
-      </w:pPr>
-      <w:r>
-        <w:rPr>
-          <w:b w:val="0"/>
-        </w:rPr>
-        <w:t xml:space="preserve">Change one thing: The rerun of the original records </w:t>
-      </w:r>
-      <w:r>
-        <w:rPr>
-          <w:b/>
-        </w:rPr>
-        <w:t>output</w:t>
-      </w:r>
-      <w:r>
-        <w:rPr>
-          <w:b w:val="0"/>
-        </w:rPr>
-        <w:t>s 2/4. Predict the result before checking the explanation. What remains the same?</w:t>
+        <w:t>The facts we will use</w:t>
+      </w:r>
+    </w:p>
+    <w:p>
+      <w:r>
+        <w:drawing>
+          <wp:inline xmlns:a="http://schemas.openxmlformats.org/drawingml/2006/main" xmlns:pic="http://schemas.openxmlformats.org/drawingml/2006/picture">
+            <wp:extent cx="5486400" cy="2641600"/>
+            <wp:docPr id="3" name="Picture 3" descr="Different four-record datasets"/>
+            <wp:cNvGraphicFramePr>
+              <a:graphicFrameLocks noChangeAspect="1"/>
+            </wp:cNvGraphicFramePr>
+            <a:graphic>
+              <a:graphicData uri="http://schemas.openxmlformats.org/drawingml/2006/picture">
+                <pic:pic>
+                  <pic:nvPicPr>
+                    <pic:cNvPr id="0" name="academy-detail-ai-7-5.png"/>
+                    <pic:cNvPicPr/>
+                  </pic:nvPicPr>
+                  <pic:blipFill>
+                    <a:blip r:embed="rId11"/>
+                    <a:stretch>
+                      <a:fillRect/>
+                    </a:stretch>
+                  </pic:blipFill>
+                  <pic:spPr>
+                    <a:xfrm>
+                      <a:off x="0" y="0"/>
+                      <a:ext cx="5486400" cy="2641600"/>
+                    </a:xfrm>
+                    <a:prstGeom prst="rect"/>
+                  </pic:spPr>
+                </pic:pic>
+              </a:graphicData>
+            </a:graphic>
+          </wp:inline>
+        </w:drawing>
+      </w:r>
+    </w:p>
+    <w:p>
+      <w:r>
+        <w:drawing>
+          <wp:inline xmlns:a="http://schemas.openxmlformats.org/drawingml/2006/main" xmlns:pic="http://schemas.openxmlformats.org/drawingml/2006/picture">
+            <wp:extent cx="5486400" cy="5185229"/>
+            <wp:docPr id="4" name="Picture 4" descr="Replication and reproduction. Reproduce the analysis: Reusing the supplied four records gives 3/4=75%.. Repeat the protocol: The new four-record set gives 2/4=50%.. Compare purposes: The first checks computational reproduction; the second probes repeatability with new observations."/>
+            <wp:cNvGraphicFramePr>
+              <a:graphicFrameLocks noChangeAspect="1"/>
+            </wp:cNvGraphicFramePr>
+            <a:graphic>
+              <a:graphicData uri="http://schemas.openxmlformats.org/drawingml/2006/picture">
+                <pic:pic>
+                  <pic:nvPicPr>
+                    <pic:cNvPr id="0" name="academy-visual-ai-7-5.png"/>
+                    <pic:cNvPicPr/>
+                  </pic:nvPicPr>
+                  <pic:blipFill>
+                    <a:blip r:embed="rId12"/>
+                    <a:stretch>
+                      <a:fillRect/>
+                    </a:stretch>
+                  </pic:blipFill>
+                  <pic:spPr>
+                    <a:xfrm>
+                      <a:off x="0" y="0"/>
+                      <a:ext cx="5486400" cy="5185229"/>
+                    </a:xfrm>
+                    <a:prstGeom prst="rect"/>
+                  </pic:spPr>
+                </pic:pic>
+              </a:graphicData>
+            </a:graphic>
+          </wp:inline>
+        </w:drawing>
+      </w:r>
+    </w:p>
+    <w:p>
+      <w:pPr>
+        <w:pStyle w:val="Heading3"/>
+      </w:pPr>
+      <w:r>
+        <w:t>Why this result follows</w:t>
+      </w:r>
+    </w:p>
+    <w:p>
+      <w:pPr>
+        <w:pStyle w:val="Heading3"/>
+      </w:pPr>
+      <w:r>
+        <w:t>What this example does not establish</w:t>
       </w:r>
     </w:p>
     <w:p>
@@ -1444,12 +2245,20 @@
         <w:pStyle w:val="Heading1"/>
       </w:pPr>
       <w:r>
-        <w:t>07. Find and repair a mistake</w:t>
-      </w:r>
-    </w:p>
-    <w:p>
-      <w:r>
-        <w:t>Find the unsupported step in the Replication and reproduction claim and explain a repair using the supplied evidence.</w:t>
+        <w:t>07. Audit inflated sample counts and overinterpreted mismatches</w:t>
+      </w:r>
+    </w:p>
+    <w:p>
+      <w:r>
+        <w:t>Keep identity, protocol comparability and independence distinct.</w:t>
+      </w:r>
+    </w:p>
+    <w:p>
+      <w:pPr>
+        <w:pStyle w:val="Heading2"/>
+      </w:pPr>
+      <w:r>
+        <w:t>Core reproduction qualification and failure analysis</w:t>
       </w:r>
     </w:p>
     <w:p>
@@ -1477,16 +2286,7 @@
     </w:p>
     <w:p>
       <w:pPr>
-        <w:pStyle w:val="Heading3"/>
-      </w:pPr>
-      <w:r>
-        <w:t>Check the claim against the facts</w:t>
-      </w:r>
-    </w:p>
-    <w:p>
-      <w:pPr>
         <w:spacing w:line="336" w:lineRule="auto" w:after="180"/>
-        <w:shd w:fill="FFF5E6"/>
       </w:pPr>
       <w:r>
         <w:rPr>
@@ -1498,7 +2298,6 @@
     <w:p>
       <w:pPr>
         <w:spacing w:line="336" w:lineRule="auto" w:after="180"/>
-        <w:shd w:fill="FFF5E6"/>
       </w:pPr>
       <w:r>
         <w:rPr>
@@ -1521,6 +2320,256 @@
     </w:p>
     <w:p>
       <w:pPr>
+        <w:pStyle w:val="Heading2"/>
+      </w:pPr>
+      <w:r>
+        <w:t>Complete counting and mismatch probes</w:t>
+      </w:r>
+    </w:p>
+    <w:tbl>
+      <w:tblPr>
+        <w:tblStyle w:val="LightShading-Accent1"/>
+        <w:tblW w:type="auto" w:w="0"/>
+        <w:tblLook w:firstColumn="1" w:firstRow="1" w:lastColumn="0" w:lastRow="0" w:noHBand="0" w:noVBand="1" w:val="04A0"/>
+      </w:tblPr>
+      <w:tblGrid>
+        <w:gridCol w:w="5112"/>
+        <w:gridCol w:w="5112"/>
+      </w:tblGrid>
+      <w:tr>
+        <w:trPr>
+          <w:tblHeader/>
+        </w:trPr>
+        <w:tc>
+          <w:tcPr>
+            <w:tcW w:type="dxa" w:w="5112"/>
+          </w:tcPr>
+          <w:p>
+            <w:r>
+              <w:t>Replay/replication probe</w:t>
+            </w:r>
+          </w:p>
+        </w:tc>
+        <w:tc>
+          <w:tcPr>
+            <w:tcW w:type="dxa" w:w="5112"/>
+          </w:tcPr>
+          <w:p>
+            <w:r>
+              <w:t>Expected interpretation</w:t>
+            </w:r>
+          </w:p>
+        </w:tc>
+      </w:tr>
+      <w:tr>
+        <w:tc>
+          <w:tcPr>
+            <w:tcW w:type="dxa" w:w="5112"/>
+          </w:tcPr>
+          <w:p>
+            <w:r>
+              <w:t>Same old cases rerun</w:t>
+            </w:r>
+          </w:p>
+        </w:tc>
+        <w:tc>
+          <w:tcPr>
+            <w:tcW w:type="dxa" w:w="5112"/>
+          </w:tcPr>
+          <w:p>
+            <w:r>
+              <w:t>Additional evaluation events, not new distinct cases</w:t>
+            </w:r>
+          </w:p>
+        </w:tc>
+      </w:tr>
+      <w:tr>
+        <w:tc>
+          <w:tcPr>
+            <w:tcW w:type="dxa" w:w="5112"/>
+          </w:tcPr>
+          <w:p>
+            <w:r>
+              <w:t>Different case IDs</w:t>
+            </w:r>
+          </w:p>
+        </w:tc>
+        <w:tc>
+          <w:tcPr>
+            <w:tcW w:type="dxa" w:w="5112"/>
+          </w:tcPr>
+          <w:p>
+            <w:r>
+              <w:t>Distinct identifiers, not automatic statistical independence</w:t>
+            </w:r>
+          </w:p>
+        </w:tc>
+      </w:tr>
+      <w:tr>
+        <w:tc>
+          <w:tcPr>
+            <w:tcW w:type="dxa" w:w="5112"/>
+          </w:tcPr>
+          <w:p>
+            <w:r>
+              <w:t>Different cases share same binary outcome</w:t>
+            </w:r>
+          </w:p>
+        </w:tc>
+        <w:tc>
+          <w:tcPr>
+            <w:tcW w:type="dxa" w:w="5112"/>
+          </w:tcPr>
+          <w:p>
+            <w:r>
+              <w:t>Still different cases; do not deduplicate by outcome value</w:t>
+            </w:r>
+          </w:p>
+        </w:tc>
+      </w:tr>
+      <w:tr>
+        <w:tc>
+          <w:tcPr>
+            <w:tcW w:type="dxa" w:w="5112"/>
+          </w:tcPr>
+          <w:p>
+            <w:r>
+              <w:t>Original deterministic records produce different score</w:t>
+            </w:r>
+          </w:p>
+        </w:tc>
+        <w:tc>
+          <w:tcPr>
+            <w:tcW w:type="dxa" w:w="5112"/>
+          </w:tcPr>
+          <w:p>
+            <w:r>
+              <w:t>Inspect artifact/code/environment/procedure mismatch</w:t>
+            </w:r>
+          </w:p>
+        </w:tc>
+      </w:tr>
+      <w:tr>
+        <w:tc>
+          <w:tcPr>
+            <w:tcW w:type="dxa" w:w="5112"/>
+          </w:tcPr>
+          <w:p>
+            <w:r>
+              <w:t>New eligible cases produce different score</w:t>
+            </w:r>
+          </w:p>
+        </w:tc>
+        <w:tc>
+          <w:tcPr>
+            <w:tcW w:type="dxa" w:w="5112"/>
+          </w:tcPr>
+          <w:p>
+            <w:r>
+              <w:t>May reflect sample variation or changed conditions; no automatic code-error conclusion</w:t>
+            </w:r>
+          </w:p>
+        </w:tc>
+      </w:tr>
+      <w:tr>
+        <w:tc>
+          <w:tcPr>
+            <w:tcW w:type="dxa" w:w="5112"/>
+          </w:tcPr>
+          <w:p>
+            <w:r>
+              <w:t>Same final aggregate score</w:t>
+            </w:r>
+          </w:p>
+        </w:tc>
+        <w:tc>
+          <w:tcPr>
+            <w:tcW w:type="dxa" w:w="5112"/>
+          </w:tcPr>
+          <w:p>
+            <w:r>
+              <w:t>Useful agreement but not proof every intermediate record/procedure matches</w:t>
+            </w:r>
+          </w:p>
+        </w:tc>
+      </w:tr>
+      <w:tr>
+        <w:tc>
+          <w:tcPr>
+            <w:tcW w:type="dxa" w:w="5112"/>
+          </w:tcPr>
+          <w:p>
+            <w:r>
+              <w:t>One known replay passes</w:t>
+            </w:r>
+          </w:p>
+        </w:tc>
+        <w:tc>
+          <w:tcPr>
+            <w:tcW w:type="dxa" w:w="5112"/>
+          </w:tcPr>
+          <w:p>
+            <w:r>
+              <w:t>Does not establish broader reliability or new-data replication</w:t>
+            </w:r>
+          </w:p>
+        </w:tc>
+      </w:tr>
+      <w:tr>
+        <w:tc>
+          <w:tcPr>
+            <w:tcW w:type="dxa" w:w="5112"/>
+          </w:tcPr>
+          <w:p>
+            <w:r>
+              <w:t>No collaborator actually reruns</w:t>
+            </w:r>
+          </w:p>
+        </w:tc>
+        <w:tc>
+          <w:tcPr>
+            <w:tcW w:type="dxa" w:w="5112"/>
+          </w:tcPr>
+          <w:p>
+            <w:r>
+              <w:t>Do not invent partner evidence</w:t>
+            </w:r>
+          </w:p>
+        </w:tc>
+      </w:tr>
+      <w:tr>
+        <w:tc>
+          <w:tcPr>
+            <w:tcW w:type="dxa" w:w="5112"/>
+          </w:tcPr>
+          <w:p>
+            <w:r>
+              <w:t>New fixture supplied rather than collected</w:t>
+            </w:r>
+          </w:p>
+        </w:tc>
+        <w:tc>
+          <w:tcPr>
+            <w:tcW w:type="dxa" w:w="5112"/>
+          </w:tcPr>
+          <w:p>
+            <w:r>
+              <w:t>Label constructed new-data example, not completed collection study</w:t>
+            </w:r>
+          </w:p>
+        </w:tc>
+      </w:tr>
+    </w:tbl>
+    <w:p>
+      <w:pPr>
+        <w:pStyle w:val="Heading2"/>
+      </w:pPr>
+      <w:r>
+        <w:t>Guided repair and explanation</w:t>
+      </w:r>
+    </w:p>
+    <w:p>
+      <w:pPr>
         <w:pStyle w:val="Heading3"/>
       </w:pPr>
       <w:r>
@@ -1554,44 +2603,93 @@
     </w:p>
     <w:p>
       <w:pPr>
+        <w:pStyle w:val="ListBullet"/>
+      </w:pPr>
+      <w:r>
+        <w:t>A report omits this qualification: Exact replay can preserve the original design flaws; new data can change conditions and needs its own record. Explain how omitting it could change a reader's interpretation, and write an accurate replacement.</w:t>
+      </w:r>
+    </w:p>
+    <w:p>
+      <w:pPr>
         <w:pStyle w:val="Heading3"/>
       </w:pPr>
       <w:r>
+        <w:t>State one repair and the checks you would rerun.</w:t>
+      </w:r>
+    </w:p>
+    <w:p>
+      <w:r>
+        <w:t>________________________________________________________________</w:t>
+      </w:r>
+    </w:p>
+    <w:p>
+      <w:r>
+        <w:t>________________________________________________________________</w:t>
+      </w:r>
+    </w:p>
+    <w:p>
+      <w:r>
+        <w:t>________________________________________________________________</w:t>
+      </w:r>
+    </w:p>
+    <w:p>
+      <w:r>
+        <w:t>________________________________________________________________</w:t>
+      </w:r>
+    </w:p>
+    <w:p>
+      <w:r>
+        <w:t>________________________________________________________________</w:t>
+      </w:r>
+    </w:p>
+    <w:p>
+      <w:r>
+        <w:t>________________________________________________________________</w:t>
+      </w:r>
+    </w:p>
+    <w:p>
+      <w:pPr>
+        <w:pStyle w:val="Heading2"/>
+      </w:pPr>
+      <w:r>
+        <w:t>Earlier wording, alternatives and picture transcripts · reference / check after trying</w:t>
+      </w:r>
+    </w:p>
+    <w:p>
+      <w:pPr>
+        <w:pStyle w:val="Heading3"/>
+      </w:pPr>
+      <w:r>
         <w:t>Locate the earliest unsupported step</w:t>
       </w:r>
     </w:p>
     <w:p>
       <w:pPr>
-        <w:spacing w:line="336" w:lineRule="auto" w:after="180"/>
-      </w:pPr>
-      <w:r>
-        <w:rPr>
-          <w:b w:val="0"/>
-        </w:rPr>
-        <w:t xml:space="preserve">A report omits this qualification: Exact </w:t>
-      </w:r>
-      <w:r>
-        <w:rPr>
-          <w:b/>
-        </w:rPr>
-        <w:t>replay</w:t>
-      </w:r>
-      <w:r>
-        <w:rPr>
-          <w:b w:val="0"/>
-        </w:rPr>
-        <w:t xml:space="preserve"> can preserve the original design flaws; new data can change conditions and needs its own record.</w:t>
-      </w:r>
-    </w:p>
-    <w:p>
-      <w:pPr>
-        <w:spacing w:line="336" w:lineRule="auto" w:after="180"/>
-      </w:pPr>
-      <w:r>
-        <w:rPr>
-          <w:b w:val="0"/>
-        </w:rPr>
-        <w:t>Explain how omitting it could change a reader's interpretation, and write an accurate replacement.</w:t>
+        <w:pStyle w:val="Heading1"/>
+      </w:pPr>
+      <w:r>
+        <w:t>08. Practise explaining which evidence a second run adds</w:t>
+      </w:r>
+    </w:p>
+    <w:p>
+      <w:r>
+        <w:t>Name original cases, replay cases and genuinely new cases.</w:t>
+      </w:r>
+    </w:p>
+    <w:p>
+      <w:pPr>
+        <w:pStyle w:val="Heading2"/>
+      </w:pPr>
+      <w:r>
+        <w:t>Current explanation and guided check</w:t>
+      </w:r>
+    </w:p>
+    <w:p>
+      <w:pPr>
+        <w:pStyle w:val="ListBullet"/>
+      </w:pPr>
+      <w:r>
+        <w:t>Explain the weekly mechanism in your own words. Use the worked scenario to name its input, decision rule and output.</w:t>
       </w:r>
     </w:p>
     <w:p>
@@ -1599,7 +2697,7 @@
         <w:pStyle w:val="Heading3"/>
       </w:pPr>
       <w:r>
-        <w:t>State one repair and the checks you would rerun.</w:t>
+        <w:t>Guided: restate the worked result, then name the assumption or limitation that prevents a broader conclusion.</w:t>
       </w:r>
     </w:p>
     <w:p>
@@ -1628,79 +2726,19 @@
       </w:r>
     </w:p>
     <w:p>
+      <w:pPr>
+        <w:pStyle w:val="Heading3"/>
+      </w:pPr>
+      <w:r>
+        <w:t>Explain your prediction to a partner before comparing results.</w:t>
+      </w:r>
+    </w:p>
+    <w:p>
       <w:r>
         <w:t>________________________________________________________________</w:t>
       </w:r>
     </w:p>
     <w:p>
-      <w:pPr>
-        <w:pStyle w:val="Heading1"/>
-      </w:pPr>
-      <w:r>
-        <w:t>08. Practise together</w:t>
-      </w:r>
-    </w:p>
-    <w:p>
-      <w:r>
-        <w:t>Practise Replication and reproduction with support, then explain the deciding step in your own words.</w:t>
-      </w:r>
-    </w:p>
-    <w:p>
-      <w:pPr>
-        <w:spacing w:line="336" w:lineRule="auto" w:after="180"/>
-      </w:pPr>
-      <w:r>
-        <w:rPr>
-          <w:b w:val="0"/>
-        </w:rPr>
-        <w:t xml:space="preserve">Explain the weekly </w:t>
-      </w:r>
-      <w:r>
-        <w:rPr>
-          <w:b/>
-        </w:rPr>
-        <w:t>mechanism</w:t>
-      </w:r>
-      <w:r>
-        <w:rPr>
-          <w:b w:val="0"/>
-        </w:rPr>
-        <w:t xml:space="preserve"> in your own words. Use the worked scenario to name its </w:t>
-      </w:r>
-      <w:r>
-        <w:rPr>
-          <w:b/>
-        </w:rPr>
-        <w:t>input</w:t>
-      </w:r>
-      <w:r>
-        <w:rPr>
-          <w:b w:val="0"/>
-        </w:rPr>
-        <w:t xml:space="preserve">, decision rule and </w:t>
-      </w:r>
-      <w:r>
-        <w:rPr>
-          <w:b/>
-        </w:rPr>
-        <w:t>output</w:t>
-      </w:r>
-      <w:r>
-        <w:rPr>
-          <w:b w:val="0"/>
-        </w:rPr>
-        <w:t>.</w:t>
-      </w:r>
-    </w:p>
-    <w:p>
-      <w:pPr>
-        <w:pStyle w:val="Heading3"/>
-      </w:pPr>
-      <w:r>
-        <w:t>Guided: restate the worked result, then name the assumption or limitation that prevents a broader conclusion.</w:t>
-      </w:r>
-    </w:p>
-    <w:p>
       <w:r>
         <w:t>________________________________________________________________</w:t>
       </w:r>
@@ -1716,49 +2754,11 @@
       </w:r>
     </w:p>
     <w:p>
-      <w:r>
-        <w:t>________________________________________________________________</w:t>
-      </w:r>
-    </w:p>
-    <w:p>
-      <w:r>
-        <w:t>________________________________________________________________</w:t>
-      </w:r>
-    </w:p>
-    <w:p>
-      <w:pPr>
-        <w:pStyle w:val="Heading3"/>
-      </w:pPr>
-      <w:r>
-        <w:t>Explain your prediction to a partner before comparing results.</w:t>
-      </w:r>
-    </w:p>
-    <w:p>
-      <w:r>
-        <w:t>________________________________________________________________</w:t>
-      </w:r>
-    </w:p>
-    <w:p>
-      <w:r>
-        <w:t>________________________________________________________________</w:t>
-      </w:r>
-    </w:p>
-    <w:p>
-      <w:r>
-        <w:t>________________________________________________________________</w:t>
-      </w:r>
-    </w:p>
-    <w:p>
-      <w:r>
-        <w:t>________________________________________________________________</w:t>
-      </w:r>
-    </w:p>
-    <w:p>
-      <w:pPr>
-        <w:pStyle w:val="Heading3"/>
-      </w:pPr>
-      <w:r>
-        <w:t>Practise with less help: Trace the worked case</w:t>
+      <w:pPr>
+        <w:pStyle w:val="Heading2"/>
+      </w:pPr>
+      <w:r>
+        <w:t>Supported W2 trace</w:t>
       </w:r>
     </w:p>
     <w:p>
@@ -1888,82 +2888,49 @@
     </w:p>
     <w:p>
       <w:pPr>
+        <w:pStyle w:val="Heading2"/>
+      </w:pPr>
+      <w:r>
+        <w:t>Individual scope check</w:t>
+      </w:r>
+    </w:p>
+    <w:p>
+      <w:pPr>
+        <w:pStyle w:val="ListBullet"/>
+      </w:pPr>
+      <w:r>
+        <w:t>Use the worked case for Replication and reproduction. Proposed explanation: “The worked result establishes every future case”. Decide whether this explanation is supported. Point to the step or supplied fact that decides; explain your repair if needed.</w:t>
+      </w:r>
+    </w:p>
+    <w:p>
+      <w:pPr>
+        <w:pStyle w:val="ListBullet"/>
+      </w:pPr>
+      <w:r>
+        <w:t>Answer on your own before discussion. If you are unsure, say which step you need help with.</w:t>
+      </w:r>
+    </w:p>
+    <w:p>
+      <w:pPr>
+        <w:pStyle w:val="Heading2"/>
+      </w:pPr>
+      <w:r>
+        <w:t>Picture response</w:t>
+      </w:r>
+    </w:p>
+    <w:p>
+      <w:pPr>
+        <w:pStyle w:val="ListBullet"/>
+      </w:pPr>
+      <w:r>
+        <w:t>Calculate the scores from the original and new four-record sets. Which activity reproduces saved analysis, which repeats the protocol, and why does a different rerun of the original data need investigation?</w:t>
+      </w:r>
+    </w:p>
+    <w:p>
+      <w:pPr>
         <w:pStyle w:val="Heading3"/>
       </w:pPr>
       <w:r>
-        <w:t>Check your reasoning</w:t>
-      </w:r>
-    </w:p>
-    <w:p>
-      <w:pPr>
-        <w:spacing w:line="336" w:lineRule="auto" w:after="180"/>
-      </w:pPr>
-      <w:r>
-        <w:rPr>
-          <w:b w:val="0"/>
-        </w:rPr>
-        <w:t xml:space="preserve">Use the worked case for </w:t>
-      </w:r>
-      <w:r>
-        <w:rPr>
-          <w:b/>
-        </w:rPr>
-        <w:t>Replication</w:t>
-      </w:r>
-      <w:r>
-        <w:rPr>
-          <w:b w:val="0"/>
-        </w:rPr>
-        <w:t xml:space="preserve"> and reproduction. Proposed explanation: “The worked result establishes every future case”. Decide whether this explanation is supported.</w:t>
-      </w:r>
-    </w:p>
-    <w:p>
-      <w:pPr>
-        <w:spacing w:line="336" w:lineRule="auto" w:after="180"/>
-      </w:pPr>
-      <w:r>
-        <w:rPr>
-          <w:b w:val="0"/>
-        </w:rPr>
-        <w:t>Point to the step or supplied fact that decides; explain your repair if needed.</w:t>
-      </w:r>
-    </w:p>
-    <w:p>
-      <w:pPr>
-        <w:spacing w:line="336" w:lineRule="auto" w:after="180"/>
-      </w:pPr>
-      <w:r>
-        <w:rPr>
-          <w:b w:val="0"/>
-        </w:rPr>
-        <w:t>Answer on your own before discussion. If you are unsure, say which step you need help with.</w:t>
-      </w:r>
-    </w:p>
-    <w:p>
-      <w:pPr>
-        <w:pStyle w:val="Heading3"/>
-      </w:pPr>
-      <w:r>
-        <w:t>Explain the picture</w:t>
-      </w:r>
-    </w:p>
-    <w:p>
-      <w:pPr>
-        <w:spacing w:line="336" w:lineRule="auto" w:after="180"/>
-        <w:shd w:fill="F5F1FB"/>
-      </w:pPr>
-      <w:r>
-        <w:rPr>
-          <w:b w:val="0"/>
-        </w:rPr>
-        <w:t>Calculate the scores from the original and new four-record sets. Which activity reproduces saved analysis, which repeats the protocol, and why does a different rerun of the original data need investigation?</w:t>
-      </w:r>
-    </w:p>
-    <w:p>
-      <w:pPr>
-        <w:pStyle w:val="Heading3"/>
-      </w:pPr>
-      <w:r>
         <w:t>My explanation using a pictured step and the given facts</w:t>
       </w:r>
     </w:p>
@@ -1985,6 +2952,14 @@
     <w:p>
       <w:r>
         <w:t>________________________________________________________________</w:t>
+      </w:r>
+    </w:p>
+    <w:p>
+      <w:pPr>
+        <w:pStyle w:val="Heading2"/>
+      </w:pPr>
+      <w:r>
+        <w:t>Reserve the selected old-six/new-four accounting case</w:t>
       </w:r>
     </w:p>
     <w:p>
@@ -2000,23 +2975,55 @@
     </w:p>
     <w:p>
       <w:pPr>
+        <w:pStyle w:val="Heading2"/>
+      </w:pPr>
+      <w:r>
+        <w:t>Earlier wording, alternatives and picture transcripts · reference / check after trying</w:t>
+      </w:r>
+    </w:p>
+    <w:p>
+      <w:pPr>
+        <w:pStyle w:val="Heading3"/>
+      </w:pPr>
+      <w:r>
+        <w:t>Practise with less help: Trace the worked case</w:t>
+      </w:r>
+    </w:p>
+    <w:p>
+      <w:pPr>
+        <w:pStyle w:val="Heading3"/>
+      </w:pPr>
+      <w:r>
+        <w:t>Check your reasoning</w:t>
+      </w:r>
+    </w:p>
+    <w:p>
+      <w:pPr>
+        <w:pStyle w:val="Heading3"/>
+      </w:pPr>
+      <w:r>
+        <w:t>Explain the picture</w:t>
+      </w:r>
+    </w:p>
+    <w:p>
+      <w:pPr>
         <w:pStyle w:val="Heading1"/>
       </w:pPr>
       <w:r>
-        <w:t>09. Run the investigation</w:t>
-      </w:r>
-    </w:p>
-    <w:p>
-      <w:r>
-        <w:t>Investigate Replication and reproduction. Record the prediction, actual observation or labelled paper trace, explanation and next test separately.</w:t>
-      </w:r>
-    </w:p>
-    <w:p>
-      <w:pPr>
-        <w:pStyle w:val="Heading3"/>
-      </w:pPr>
-      <w:r>
-        <w:t>Predict, investigate and preserve the evidence</w:t>
+        <w:t>09. Run the complete artifact replay and case-accounting investigation</w:t>
+      </w:r>
+    </w:p>
+    <w:p>
+      <w:r>
+        <w:t>Inspect data/procedure identity alongside scores and distinct case counts.</w:t>
+      </w:r>
+    </w:p>
+    <w:p>
+      <w:pPr>
+        <w:pStyle w:val="Heading2"/>
+      </w:pPr>
+      <w:r>
+        <w:t>Current eight-case sample-inflation investigation</w:t>
       </w:r>
     </w:p>
     <w:p>
@@ -2028,6 +3035,135 @@
           <w:b w:val="0"/>
         </w:rPr>
         <w:t>Partner reruns the same eight cases and gets the same score. Team counts sixteen independent cases. Show the intermediate steps and give the conclusion with its scope.</w:t>
+      </w:r>
+    </w:p>
+    <w:p>
+      <w:pPr>
+        <w:pStyle w:val="Heading2"/>
+      </w:pPr>
+      <w:r>
+        <w:t>Runnable supplied-record scoring and accounting</w:t>
+      </w:r>
+    </w:p>
+    <w:p>
+      <w:r>
+        <w:rPr>
+          <w:rFonts w:ascii="Courier New" w:hAnsi="Courier New"/>
+          <w:sz w:val="18"/>
+        </w:rPr>
+        <w:t>"""Fictional replay/new-data accounting; no partner or new experiment is claimed."""</w:t>
+        <w:br/>
+        <w:t>from fractions import Fraction</w:t>
+        <w:br/>
+        <w:t>from copy import deepcopy</w:t>
+        <w:br/>
+        <w:br/>
+        <w:t>def score(records):</w:t>
+        <w:br/>
+        <w:t xml:space="preserve"> if type(records) is not list or not records:raise ValueError('nonempty case records required')</w:t>
+        <w:br/>
+        <w:t xml:space="preserve"> ids=[];correct=0</w:t>
+        <w:br/>
+        <w:t xml:space="preserve"> for record in records:</w:t>
+        <w:br/>
+        <w:t xml:space="preserve">  if type(record) is not dict or set(record)!={'case_id','correct'}:raise ValueError('exact case ID and correctness fields required')</w:t>
+        <w:br/>
+        <w:t xml:space="preserve">  if type(record['case_id']) is not str or not record['case_id'] or record['case_id'] in ids:</w:t>
+        <w:br/>
+        <w:t xml:space="preserve">   raise ValueError('unique nonempty within-run IDs required')</w:t>
+        <w:br/>
+        <w:t xml:space="preserve">  if type(record['correct']) is not int or record['correct'] not in (0,1):raise ValueError('exact binary outcome required')</w:t>
+        <w:br/>
+        <w:t xml:space="preserve">  ids.append(record['case_id']);correct+=record['correct']</w:t>
+        <w:br/>
+        <w:t xml:space="preserve"> return {'count':len(records),'correct':correct,'rate':Fraction(correct,len(records))}</w:t>
+        <w:br/>
+        <w:t>def case_accounting(old_ids,replay_ids,new_ids):</w:t>
+        <w:br/>
+        <w:t xml:space="preserve"> for ids in [old_ids,replay_ids,new_ids]:</w:t>
+        <w:br/>
+        <w:t xml:space="preserve">  if type(ids) is not list or any(type(v) is not str or not v for v in ids) or len(set(ids))!=len(ids):</w:t>
+        <w:br/>
+        <w:t xml:space="preserve">   raise ValueError('unique symbolic IDs within each declared set required')</w:t>
+        <w:br/>
+        <w:t xml:space="preserve"> if set(replay_ids)!=set(old_ids):raise ValueError('replay must use the same case IDs')</w:t>
+        <w:br/>
+        <w:t xml:space="preserve"> if set(new_ids)&amp;set(old_ids):raise ValueError('new-case set must not silently reuse old IDs')</w:t>
+        <w:br/>
+        <w:t xml:space="preserve"> return {'evaluation_events':len(old_ids)+len(replay_ids)+len(new_ids),</w:t>
+        <w:br/>
+        <w:t xml:space="preserve">         'distinct_case_ids':len(set(old_ids+replay_ids+new_ids)),'new_case_ids':len(new_ids),</w:t>
+        <w:br/>
+        <w:t xml:space="preserve">         'statistical_independence':'not established by distinct IDs alone'}</w:t>
+        <w:br/>
+        <w:t>main_ids=['Q'+str(i) for i in range(1,9)]</w:t>
+        <w:br/>
+        <w:t>main=case_accounting(main_ids,list(main_ids),[])</w:t>
+        <w:br/>
+        <w:t>assert main['evaluation_events']==16 and main['distinct_case_ids']==8 and main['new_case_ids']==0</w:t>
+        <w:br/>
+        <w:t># Separate picture: supplied binary entries are correctness outcomes, not class labels.</w:t>
+        <w:br/>
+        <w:t>original=[{'case_id':'OLD'+str(i+1),'correct':v} for i,v in enumerate([1,0,1,1])]</w:t>
+        <w:br/>
+        <w:t>new=[{'case_id':'NEW'+str(i+1),'correct':v} for i,v in enumerate([1,1,0,0])]</w:t>
+        <w:br/>
+        <w:t>before=deepcopy(original)</w:t>
+        <w:br/>
+        <w:t>first=score(original);replayed=score(deepcopy(original));new_result=score(new)</w:t>
+        <w:br/>
+        <w:t>assert first==replayed and first['rate']==Fraction(3,4) and new_result['rate']==Fraction(1,2)</w:t>
+        <w:br/>
+        <w:t>assert original==before</w:t>
+        <w:br/>
+        <w:t>picture_counts=case_accounting([r['case_id'] for r in original],[r['case_id'] for r in original],[r['case_id'] for r in new])</w:t>
+        <w:br/>
+        <w:t># A deliberately changed analysis is one possible mismatch mechanism, not a diagnosis.</w:t>
+        <w:br/>
+        <w:t>buggy_rate=Fraction(sum(r['correct'] for r in original[:-1]),len(original))</w:t>
+        <w:br/>
+        <w:t>assert buggy_rate==Fraction(1,2) and buggy_rate!=first['rate']</w:t>
+        <w:br/>
+        <w:t>manifest={'analysis':'sum exact binary correctness / recorded count','data':'picture-outcomes-v1',</w:t>
+        <w:br/>
+        <w:t xml:space="preserve">          'procedure':'toy-score-v1','environment':'standard-library local calculation',</w:t>
+        <w:br/>
+        <w:t xml:space="preserve">          'actual_partner_rerun':'not performed','new_data_collection':'not performed; supplied fixture only'}</w:t>
+        <w:br/>
+        <w:t>print('Main old-case replay accounting:',main)</w:t>
+        <w:br/>
+        <w:t>print('Picture original/replay/new-data scores:',first,replayed,new_result,'case accounting:',picture_counts)</w:t>
+        <w:br/>
+        <w:t>print('Deliberately changed-analysis mismatch:',buggy_rate,'investigate artifacts/code/settings before interpreting a mismatched replay')</w:t>
+        <w:br/>
+        <w:t>print('Manifest and evidence status:',manifest)</w:t>
+        <w:br/>
+        <w:t>print('A new-sample difference can arise without a code defect. These tiny supplied samples prove no broad reliability, population independence or actual replication study.')</w:t>
+        <w:br/>
+      </w:r>
+    </w:p>
+    <w:p>
+      <w:pPr>
+        <w:pStyle w:val="Heading2"/>
+      </w:pPr>
+      <w:r>
+        <w:t>Expected outcomes and real-study limits</w:t>
+      </w:r>
+    </w:p>
+    <w:p>
+      <w:pPr>
+        <w:pStyle w:val="ListNumber"/>
+      </w:pPr>
+      <w:r>
+        <w:t>Predict main 16 events/8 distinct IDs/0 new cases, then original/replay 75% and separate new fixture 50%. The picture’s three runs have 12 events, 8 distinct IDs and 4 newly added IDs. The code validates within-run IDs and exact binary outcomes, and rejects silently reused IDs in a declared new-case set. Its deliberately changed analysis omits the last original outcome but keeps denominator 4, producing an illustrative 2/4 mismatch; it is a possible bug demonstration, not a diagnosis of an actual rerun. The manifest explicitly says no actual partner or new-data collection performed. No population independence, model reliability or live replication is established.</w:t>
+      </w:r>
+    </w:p>
+    <w:p>
+      <w:pPr>
+        <w:pStyle w:val="Heading2"/>
+      </w:pPr>
+      <w:r>
+        <w:t>Evidence ledger and reflection</w:t>
       </w:r>
     </w:p>
     <w:tbl>
@@ -2179,14 +3315,6 @@
     </w:p>
     <w:p>
       <w:pPr>
-        <w:pStyle w:val="Heading3"/>
-      </w:pPr>
-      <w:r>
-        <w:t>Plan → try → check</w:t>
-      </w:r>
-    </w:p>
-    <w:p>
-      <w:pPr>
         <w:spacing w:line="336" w:lineRule="auto" w:after="180"/>
       </w:pPr>
       <w:r>
@@ -2198,23 +3326,47 @@
     </w:p>
     <w:p>
       <w:pPr>
+        <w:pStyle w:val="Heading2"/>
+      </w:pPr>
+      <w:r>
+        <w:t>Earlier wording, alternatives and picture transcripts · reference / check after trying</w:t>
+      </w:r>
+    </w:p>
+    <w:p>
+      <w:pPr>
+        <w:pStyle w:val="Heading3"/>
+      </w:pPr>
+      <w:r>
+        <w:t>Predict, investigate and preserve the evidence</w:t>
+      </w:r>
+    </w:p>
+    <w:p>
+      <w:pPr>
+        <w:pStyle w:val="Heading3"/>
+      </w:pPr>
+      <w:r>
+        <w:t>Plan → try → check</w:t>
+      </w:r>
+    </w:p>
+    <w:p>
+      <w:pPr>
         <w:pStyle w:val="Heading1"/>
       </w:pPr>
       <w:r>
-        <w:t>10. Build your understanding</w:t>
-      </w:r>
-    </w:p>
-    <w:p>
-      <w:r>
-        <w:t>Move from recall to tracing, diagnosis and transfer in Replication and reproduction. Explain why each step is justified.</w:t>
-      </w:r>
-    </w:p>
-    <w:p>
-      <w:pPr>
-        <w:pStyle w:val="Heading3"/>
-      </w:pPr>
-      <w:r>
-        <w:t>Explain → apply → challenge</w:t>
+        <w:t>14. Try alone: old six plus newly reserved four</w:t>
+      </w:r>
+    </w:p>
+    <w:p>
+      <w:r>
+        <w:t>Separate repeated events from distinct and new-case evidence.</w:t>
+      </w:r>
+    </w:p>
+    <w:p>
+      <w:pPr>
+        <w:pStyle w:val="Heading2"/>
+      </w:pPr>
+      <w:r>
+        <w:t>Complete selected independent task</w:t>
       </w:r>
     </w:p>
     <w:p>
@@ -2225,99 +3377,217 @@
         <w:rPr>
           <w:b w:val="0"/>
         </w:rPr>
-        <w:t xml:space="preserve">Explain the weekly </w:t>
+        <w:t xml:space="preserve">Team repeats old six queries, then evaluates four newly reserved queries. How many distinct cases and which are new </w:t>
       </w:r>
       <w:r>
         <w:rPr>
           <w:b/>
         </w:rPr>
-        <w:t>mechanism</w:t>
+        <w:t>evidence</w:t>
       </w:r>
       <w:r>
         <w:rPr>
           <w:b w:val="0"/>
         </w:rPr>
-        <w:t xml:space="preserve"> in your own words. Use the worked scenario to name its </w:t>
+        <w:t>?</w:t>
+      </w:r>
+    </w:p>
+    <w:p>
+      <w:pPr>
+        <w:pStyle w:val="Heading2"/>
+      </w:pPr>
+      <w:r>
+        <w:t>First attempt and support record</w:t>
+      </w:r>
+    </w:p>
+    <w:p>
+      <w:pPr>
+        <w:pStyle w:val="Heading3"/>
+      </w:pPr>
+      <w:r>
+        <w:t>My independent explanation, trace and limits</w:t>
+      </w:r>
+    </w:p>
+    <w:p>
+      <w:r>
+        <w:t>________________________________________________________________</w:t>
+      </w:r>
+    </w:p>
+    <w:p>
+      <w:r>
+        <w:t>________________________________________________________________</w:t>
+      </w:r>
+    </w:p>
+    <w:p>
+      <w:r>
+        <w:t>________________________________________________________________</w:t>
+      </w:r>
+    </w:p>
+    <w:p>
+      <w:r>
+        <w:t>________________________________________________________________</w:t>
+      </w:r>
+    </w:p>
+    <w:p>
+      <w:r>
+        <w:t>________________________________________________________________</w:t>
+      </w:r>
+    </w:p>
+    <w:p>
+      <w:r>
+        <w:t>________________________________________________________________</w:t>
+      </w:r>
+    </w:p>
+    <w:p>
+      <w:r>
+        <w:t>________________________________________________________________</w:t>
+      </w:r>
+    </w:p>
+    <w:p>
+      <w:pPr>
+        <w:spacing w:line="336" w:lineRule="auto" w:after="180"/>
+      </w:pPr>
+      <w:r>
+        <w:rPr>
+          <w:b w:val="0"/>
+        </w:rPr>
+        <w:t>Attempt this case before feedback. Record any help. Earlier examples below are further practice; a case already practised with feedback cannot establish fresh transfer.</w:t>
+      </w:r>
+    </w:p>
+    <w:p>
+      <w:pPr>
+        <w:pStyle w:val="Heading2"/>
+      </w:pPr>
+      <w:r>
+        <w:t>Feedback after trying</w:t>
+      </w:r>
+    </w:p>
+    <w:p>
+      <w:pPr>
+        <w:spacing w:line="336" w:lineRule="auto" w:after="180"/>
+      </w:pPr>
+      <w:r>
+        <w:rPr>
+          <w:b w:val="0"/>
+        </w:rPr>
+        <w:t>Attempt the independent case before hints. Record whether you worked alone, used a hint or followed a model. After feedback, fix the first unsupported step and explain why it changed.</w:t>
+      </w:r>
+    </w:p>
+    <w:p>
+      <w:pPr>
+        <w:spacing w:line="336" w:lineRule="auto" w:after="180"/>
+      </w:pPr>
+      <w:r>
+        <w:rPr>
+          <w:b w:val="0"/>
+        </w:rPr>
+        <w:t>A later check uses a changed case, not a copied answer.</w:t>
+      </w:r>
+    </w:p>
+    <w:p>
+      <w:pPr>
+        <w:pStyle w:val="Heading2"/>
+      </w:pPr>
+      <w:r>
+        <w:t>Earlier wording, alternatives and picture transcripts · reference / check after trying</w:t>
+      </w:r>
+    </w:p>
+    <w:p>
+      <w:pPr>
+        <w:pStyle w:val="Heading3"/>
+      </w:pPr>
+      <w:r>
+        <w:t>Independent case: Apply a new case independently</w:t>
+      </w:r>
+    </w:p>
+    <w:p>
+      <w:pPr>
+        <w:pStyle w:val="Heading3"/>
+      </w:pPr>
+      <w:r>
+        <w:t>Attempt this without hints</w:t>
+      </w:r>
+    </w:p>
+    <w:p>
+      <w:pPr>
+        <w:spacing w:line="336" w:lineRule="auto" w:after="180"/>
+      </w:pPr>
+      <w:r>
+        <w:rPr>
+          <w:b w:val="0"/>
+        </w:rPr>
+        <w:t xml:space="preserve">Team repeats old six queries, then evaluates four newly reserved queries. How many distinct cases and which are new </w:t>
       </w:r>
       <w:r>
         <w:rPr>
           <w:b/>
         </w:rPr>
-        <w:t>input</w:t>
+        <w:t>evidence</w:t>
       </w:r>
       <w:r>
         <w:rPr>
           <w:b w:val="0"/>
         </w:rPr>
-        <w:t xml:space="preserve">, decision rule and </w:t>
-      </w:r>
-      <w:r>
-        <w:rPr>
-          <w:b/>
-        </w:rPr>
-        <w:t>output</w:t>
-      </w:r>
+        <w:t>?</w:t>
+      </w:r>
+    </w:p>
+    <w:p>
+      <w:pPr>
+        <w:pStyle w:val="Heading3"/>
+      </w:pPr>
+      <w:r>
+        <w:t>My independent procedure, result and limitation</w:t>
+      </w:r>
+    </w:p>
+    <w:p>
+      <w:r>
+        <w:t>________________________________________________________________</w:t>
+      </w:r>
+    </w:p>
+    <w:p>
+      <w:r>
+        <w:t>________________________________________________________________</w:t>
+      </w:r>
+    </w:p>
+    <w:p>
+      <w:r>
+        <w:t>________________________________________________________________</w:t>
+      </w:r>
+    </w:p>
+    <w:p>
+      <w:r>
+        <w:t>________________________________________________________________</w:t>
+      </w:r>
+    </w:p>
+    <w:p>
+      <w:r>
+        <w:t>________________________________________________________________</w:t>
+      </w:r>
+    </w:p>
+    <w:p>
+      <w:r>
+        <w:t>________________________________________________________________</w:t>
+      </w:r>
+    </w:p>
+    <w:p>
+      <w:r>
+        <w:t>________________________________________________________________</w:t>
+      </w:r>
+    </w:p>
+    <w:p>
+      <w:r>
+        <w:t>________________________________________________________________</w:t>
+      </w:r>
+    </w:p>
+    <w:p>
+      <w:pPr>
+        <w:spacing w:line="336" w:lineRule="auto" w:after="180"/>
+      </w:pPr>
       <w:r>
         <w:rPr>
           <w:b w:val="0"/>
         </w:rPr>
-        <w:t>.</w:t>
-      </w:r>
-    </w:p>
-    <w:p>
-      <w:pPr>
-        <w:spacing w:line="336" w:lineRule="auto" w:after="180"/>
-      </w:pPr>
-      <w:r>
-        <w:rPr>
-          <w:b w:val="0"/>
-        </w:rPr>
-        <w:t xml:space="preserve">A report omits this qualification: Exact </w:t>
-      </w:r>
-      <w:r>
-        <w:rPr>
-          <w:b/>
-        </w:rPr>
-        <w:t>replay</w:t>
-      </w:r>
-      <w:r>
-        <w:rPr>
-          <w:b w:val="0"/>
-        </w:rPr>
-        <w:t xml:space="preserve"> can preserve the original design flaws; new data can change conditions and needs its own record.</w:t>
-      </w:r>
-    </w:p>
-    <w:p>
-      <w:pPr>
-        <w:spacing w:line="336" w:lineRule="auto" w:after="180"/>
-      </w:pPr>
-      <w:r>
-        <w:rPr>
-          <w:b w:val="0"/>
-        </w:rPr>
-        <w:t>Explain how omitting it could change a reader's interpretation, and write an accurate replacement.</w:t>
-      </w:r>
-    </w:p>
-    <w:p>
-      <w:pPr>
-        <w:spacing w:line="336" w:lineRule="auto" w:after="180"/>
-      </w:pPr>
-      <w:r>
-        <w:rPr>
-          <w:b w:val="0"/>
-        </w:rPr>
-        <w:t>For the worked scenario, propose one additional case that could reveal a failure, describe its expected outcome before running it, and explain what would need to remain fixed for a fair comparison.</w:t>
-      </w:r>
-    </w:p>
-    <w:p>
-      <w:pPr>
-        <w:spacing w:line="336" w:lineRule="auto" w:after="180"/>
-      </w:pPr>
-      <w:r>
-        <w:rPr>
-          <w:b w:val="0"/>
-        </w:rPr>
-        <w:t>Do not reuse W4 as a new final test after receiving feedback.</w:t>
+        <w:t>Record support used: none, hint or teacher explanation. After feedback, a different case is needed to demonstrate independence.</w:t>
       </w:r>
     </w:p>
     <w:p>
@@ -2325,32 +3595,7 @@
         <w:pStyle w:val="Heading3"/>
       </w:pPr>
       <w:r>
-        <w:t>Explain which evidence supports your conclusion and which claim remains unproved.</w:t>
-      </w:r>
-    </w:p>
-    <w:p>
-      <w:r>
-        <w:t>________________________________________________________________</w:t>
-      </w:r>
-    </w:p>
-    <w:p>
-      <w:r>
-        <w:t>________________________________________________________________</w:t>
-      </w:r>
-    </w:p>
-    <w:p>
-      <w:r>
-        <w:t>________________________________________________________________</w:t>
-      </w:r>
-    </w:p>
-    <w:p>
-      <w:r>
-        <w:t>________________________________________________________________</w:t>
-      </w:r>
-    </w:p>
-    <w:p>
-      <w:r>
-        <w:t>________________________________________________________________</w:t>
+        <w:t>Use feedback to improve</w:t>
       </w:r>
     </w:p>
     <w:p>
@@ -2358,12 +3603,20 @@
         <w:pStyle w:val="Heading1"/>
       </w:pPr>
       <w:r>
-        <w:t>11. Connect your project</w:t>
-      </w:r>
-    </w:p>
-    <w:p>
-      <w:r>
-        <w:t>Apply this week’s idea to Reproducible AI Research Study. Keep an annotated decision and the evidence supporting it.</w:t>
+        <w:t>11. Save artifact versions, procedure and each run separately</w:t>
+      </w:r>
+    </w:p>
+    <w:p>
+      <w:r>
+        <w:t>Preserve raw fictional outcomes and honest collection/replay status.</w:t>
+      </w:r>
+    </w:p>
+    <w:p>
+      <w:pPr>
+        <w:pStyle w:val="Heading2"/>
+      </w:pPr>
+      <w:r>
+        <w:t>Project task and artifact</w:t>
       </w:r>
     </w:p>
     <w:p>
@@ -2578,10 +3831,10 @@
     </w:tbl>
     <w:p>
       <w:pPr>
-        <w:pStyle w:val="Heading3"/>
-      </w:pPr>
-      <w:r>
-        <w:t>Evidence for your project</w:t>
+        <w:pStyle w:val="Heading2"/>
+      </w:pPr>
+      <w:r>
+        <w:t>Actual local scoring run or paper trace and limitations</w:t>
       </w:r>
     </w:p>
     <w:p>
@@ -2597,15 +3850,88 @@
     </w:p>
     <w:p>
       <w:pPr>
+        <w:pStyle w:val="Heading2"/>
+      </w:pPr>
+      <w:r>
+        <w:t>Earlier wording, alternatives and picture transcripts · reference / check after trying</w:t>
+      </w:r>
+    </w:p>
+    <w:p>
+      <w:pPr>
+        <w:pStyle w:val="Heading3"/>
+      </w:pPr>
+      <w:r>
+        <w:t>Evidence for your project</w:t>
+      </w:r>
+    </w:p>
+    <w:p>
+      <w:pPr>
         <w:pStyle w:val="Heading1"/>
       </w:pPr>
       <w:r>
-        <w:t>12. Show what you know</w:t>
-      </w:r>
-    </w:p>
-    <w:p>
-      <w:r>
-        <w:t>Use a genuinely new case for independent evidence. Previously discussed examples remain practice; use the separately named independent case before feedback.</w:t>
+        <w:t>16. Explain what replay checks and what new observations add</w:t>
+      </w:r>
+    </w:p>
+    <w:p>
+      <w:r>
+        <w:t>Avoid calling repeated cases independent new evidence.</w:t>
+      </w:r>
+    </w:p>
+    <w:p>
+      <w:pPr>
+        <w:pStyle w:val="Heading2"/>
+      </w:pPr>
+      <w:r>
+        <w:t>Retrieve and explain</w:t>
+      </w:r>
+    </w:p>
+    <w:p>
+      <w:pPr>
+        <w:pStyle w:val="ListBullet"/>
+      </w:pPr>
+      <w:r>
+        <w:t>Close your notes. Explain this goal in your own words: Explain the mechanism and terminology of replication and reproduction</w:t>
+      </w:r>
+    </w:p>
+    <w:p>
+      <w:pPr>
+        <w:pStyle w:val="Heading3"/>
+      </w:pPr>
+      <w:r>
+        <w:t>My deciding step, evidence and one remaining question</w:t>
+      </w:r>
+    </w:p>
+    <w:p>
+      <w:r>
+        <w:t>________________________________________________________________</w:t>
+      </w:r>
+    </w:p>
+    <w:p>
+      <w:r>
+        <w:t>________________________________________________________________</w:t>
+      </w:r>
+    </w:p>
+    <w:p>
+      <w:r>
+        <w:t>________________________________________________________________</w:t>
+      </w:r>
+    </w:p>
+    <w:p>
+      <w:r>
+        <w:t>________________________________________________________________</w:t>
+      </w:r>
+    </w:p>
+    <w:p>
+      <w:r>
+        <w:t>________________________________________________________________</w:t>
+      </w:r>
+    </w:p>
+    <w:p>
+      <w:pPr>
+        <w:pStyle w:val="Heading2"/>
+      </w:pPr>
+      <w:r>
+        <w:t>Plan a changed-case return</w:t>
       </w:r>
     </w:p>
     <w:p>
@@ -2616,62 +3942,31 @@
         <w:rPr>
           <w:b w:val="0"/>
         </w:rPr>
-        <w:t>Complete the supported workbook tasks before attempting W4 independently. Record any hints or help used. After feedback, use the teacher's fresh retry rather than copying the earlier answer.</w:t>
-      </w:r>
-    </w:p>
-    <w:p>
-      <w:pPr>
-        <w:spacing w:line="336" w:lineRule="auto" w:after="180"/>
-      </w:pPr>
+        <w:t xml:space="preserve">If you are unsure, return to the worked picture and explain one arrow. If you are ready, change an </w:t>
+      </w:r>
+      <w:r>
+        <w:rPr>
+          <w:b/>
+        </w:rPr>
+        <w:t>input</w:t>
+      </w:r>
       <w:r>
         <w:rPr>
           <w:b w:val="0"/>
         </w:rPr>
-        <w:t>For a project, select a relevant new case, predict the outcome from the declared rule and preserve the result alongside any revision.</w:t>
-      </w:r>
-    </w:p>
-    <w:p>
-      <w:pPr>
-        <w:pStyle w:val="Heading3"/>
-      </w:pPr>
-      <w:r>
-        <w:t>Exit: propose one revealing change to the worked scenario. State the expected outcome and the evidence that would make you revise your explanation.</w:t>
-      </w:r>
-    </w:p>
-    <w:p>
-      <w:r>
-        <w:t>________________________________________________________________</w:t>
-      </w:r>
-    </w:p>
-    <w:p>
-      <w:r>
-        <w:t>________________________________________________________________</w:t>
-      </w:r>
-    </w:p>
-    <w:p>
-      <w:r>
-        <w:t>________________________________________________________________</w:t>
-      </w:r>
-    </w:p>
-    <w:p>
-      <w:r>
-        <w:t>________________________________________________________________</w:t>
-      </w:r>
-    </w:p>
-    <w:p>
-      <w:r>
-        <w:t>________________________________________________________________</w:t>
-      </w:r>
-    </w:p>
-    <w:p>
-      <w:pPr>
-        <w:spacing w:line="336" w:lineRule="auto" w:after="180"/>
-      </w:pPr>
+        <w:t xml:space="preserve"> or assumption and justify your </w:t>
+      </w:r>
+      <w:r>
+        <w:rPr>
+          <w:b/>
+        </w:rPr>
+        <w:t>prediction</w:t>
+      </w:r>
       <w:r>
         <w:rPr>
           <w:b w:val="0"/>
         </w:rPr>
-        <w:t>For the worked scenario, propose one additional case that could reveal a failure, describe its expected outcome before running it, and explain what would need to remain fixed for a fair comparison.</w:t>
+        <w:t>.</w:t>
       </w:r>
     </w:p>
     <w:p>
@@ -2682,14 +3977,336 @@
         <w:rPr>
           <w:b w:val="0"/>
         </w:rPr>
-        <w:t>Do not reuse W4 as a new final test after receiving feedback.</w:t>
-      </w:r>
-    </w:p>
+        <w:t xml:space="preserve">Save your workbook </w:t>
+      </w:r>
+      <w:r>
+        <w:rPr>
+          <w:b/>
+        </w:rPr>
+        <w:t>evidence</w:t>
+      </w:r>
+      <w:r>
+        <w:rPr>
+          <w:b w:val="0"/>
+        </w:rPr>
+        <w:t>. At the next review, try a different case before opening your old answer.</w:t>
+      </w:r>
+    </w:p>
+    <w:p>
+      <w:pPr>
+        <w:pStyle w:val="Heading1"/>
+      </w:pPr>
+      <w:r>
+        <w:t>Reference bank and extra practice</w:t>
+      </w:r>
+    </w:p>
+    <w:p>
+      <w:pPr>
+        <w:pStyle w:val="Heading1"/>
+      </w:pPr>
+      <w:r>
+        <w:t>05. Reference · Use research vocabulary precisely</w:t>
+      </w:r>
+    </w:p>
+    <w:p>
+      <w:r>
+        <w:t>Connect each term to the question, comparison, measurement or evidence.</w:t>
+      </w:r>
+    </w:p>
+    <w:p>
+      <w:pPr>
+        <w:pStyle w:val="Heading2"/>
+      </w:pPr>
+      <w:r>
+        <w:t>Vocabulary and your explanation</w:t>
+      </w:r>
+    </w:p>
+    <w:tbl>
+      <w:tblPr>
+        <w:tblStyle w:val="LightShading-Accent1"/>
+        <w:tblW w:type="auto" w:w="0"/>
+        <w:tblLook w:firstColumn="1" w:firstRow="1" w:lastColumn="0" w:lastRow="0" w:noHBand="0" w:noVBand="1" w:val="04A0"/>
+      </w:tblPr>
+      <w:tblGrid>
+        <w:gridCol w:w="5112"/>
+        <w:gridCol w:w="5112"/>
+      </w:tblGrid>
+      <w:tr>
+        <w:trPr>
+          <w:tblHeader/>
+        </w:trPr>
+        <w:tc>
+          <w:tcPr>
+            <w:tcW w:type="dxa" w:w="5112"/>
+          </w:tcPr>
+          <w:p>
+            <w:r>
+              <w:t>Word</w:t>
+            </w:r>
+          </w:p>
+        </w:tc>
+        <w:tc>
+          <w:tcPr>
+            <w:tcW w:type="dxa" w:w="5112"/>
+          </w:tcPr>
+          <w:p>
+            <w:r>
+              <w:t>Meaning</w:t>
+            </w:r>
+          </w:p>
+        </w:tc>
+      </w:tr>
+      <w:tr>
+        <w:tc>
+          <w:tcPr>
+            <w:tcW w:type="dxa" w:w="5112"/>
+          </w:tcPr>
+          <w:p>
+            <w:r>
+              <w:t>Replay</w:t>
+            </w:r>
+          </w:p>
+        </w:tc>
+        <w:tc>
+          <w:tcPr>
+            <w:tcW w:type="dxa" w:w="5112"/>
+          </w:tcPr>
+          <w:p>
+            <w:r>
+              <w:t>Repeating a computation with the recorded artifacts</w:t>
+            </w:r>
+          </w:p>
+        </w:tc>
+      </w:tr>
+      <w:tr>
+        <w:tc>
+          <w:tcPr>
+            <w:tcW w:type="dxa" w:w="5112"/>
+          </w:tcPr>
+          <w:p>
+            <w:r>
+              <w:t>Replication</w:t>
+            </w:r>
+          </w:p>
+        </w:tc>
+        <w:tc>
+          <w:tcPr>
+            <w:tcW w:type="dxa" w:w="5112"/>
+          </w:tcPr>
+          <w:p>
+            <w:r>
+              <w:t>A new evidence collection under a comparable declared question</w:t>
+            </w:r>
+          </w:p>
+        </w:tc>
+      </w:tr>
+      <w:tr>
+        <w:tc>
+          <w:tcPr>
+            <w:tcW w:type="dxa" w:w="5112"/>
+          </w:tcPr>
+          <w:p>
+            <w:r>
+              <w:t>Distinct unit</w:t>
+            </w:r>
+          </w:p>
+        </w:tc>
+        <w:tc>
+          <w:tcPr>
+            <w:tcW w:type="dxa" w:w="5112"/>
+          </w:tcPr>
+          <w:p>
+            <w:r>
+              <w:t>A separately eligible observation rather than a repeated copy</w:t>
+            </w:r>
+          </w:p>
+        </w:tc>
+      </w:tr>
+    </w:tbl>
     <w:p>
       <w:pPr>
         <w:pStyle w:val="Heading3"/>
       </w:pPr>
       <w:r>
+        <w:t>Use two terms to explain a step in this week’s example.</w:t>
+      </w:r>
+    </w:p>
+    <w:p>
+      <w:r>
+        <w:t>________________________________________________________________</w:t>
+      </w:r>
+    </w:p>
+    <w:p>
+      <w:r>
+        <w:t>________________________________________________________________</w:t>
+      </w:r>
+    </w:p>
+    <w:p>
+      <w:r>
+        <w:t>________________________________________________________________</w:t>
+      </w:r>
+    </w:p>
+    <w:p>
+      <w:pPr>
+        <w:pStyle w:val="Heading1"/>
+      </w:pPr>
+      <w:r>
+        <w:t>10. Extra challenge · Explain a stronger case</w:t>
+      </w:r>
+    </w:p>
+    <w:p>
+      <w:r>
+        <w:t>Choose the next challenge after the main route.</w:t>
+      </w:r>
+    </w:p>
+    <w:p>
+      <w:pPr>
+        <w:pStyle w:val="Heading2"/>
+      </w:pPr>
+      <w:r>
+        <w:t>Explain,repair and extend</w:t>
+      </w:r>
+    </w:p>
+    <w:p>
+      <w:pPr>
+        <w:pStyle w:val="Heading3"/>
+      </w:pPr>
+      <w:r>
+        <w:t>Explain → apply → challenge</w:t>
+      </w:r>
+    </w:p>
+    <w:p>
+      <w:pPr>
+        <w:pStyle w:val="ListBullet"/>
+      </w:pPr>
+      <w:r>
+        <w:t>Explain the weekly mechanism in your own words. Use the worked scenario to name its input, decision rule and output.</w:t>
+      </w:r>
+    </w:p>
+    <w:p>
+      <w:pPr>
+        <w:pStyle w:val="ListBullet"/>
+      </w:pPr>
+      <w:r>
+        <w:t>A report omits this qualification: Exact replay can preserve the original design flaws; new data can change conditions and needs its own record. Explain how omitting it could change a reader's interpretation, and write an accurate replacement.</w:t>
+      </w:r>
+    </w:p>
+    <w:p>
+      <w:pPr>
+        <w:pStyle w:val="ListBullet"/>
+      </w:pPr>
+      <w:r>
+        <w:t>For the worked scenario, propose one additional case that could reveal a failure, describe its expected outcome before running it, and explain what would need to remain fixed for a fair comparison. Do not reuse W4 as a new final test after receiving feedback.</w:t>
+      </w:r>
+    </w:p>
+    <w:p>
+      <w:pPr>
+        <w:pStyle w:val="Heading3"/>
+      </w:pPr>
+      <w:r>
+        <w:t>Explain which evidence supports your conclusion and which claim remains unproved.</w:t>
+      </w:r>
+    </w:p>
+    <w:p>
+      <w:r>
+        <w:t>________________________________________________________________</w:t>
+      </w:r>
+    </w:p>
+    <w:p>
+      <w:r>
+        <w:t>________________________________________________________________</w:t>
+      </w:r>
+    </w:p>
+    <w:p>
+      <w:r>
+        <w:t>________________________________________________________________</w:t>
+      </w:r>
+    </w:p>
+    <w:p>
+      <w:r>
+        <w:t>________________________________________________________________</w:t>
+      </w:r>
+    </w:p>
+    <w:p>
+      <w:r>
+        <w:t>________________________________________________________________</w:t>
+      </w:r>
+    </w:p>
+    <w:p>
+      <w:pPr>
+        <w:pStyle w:val="Heading1"/>
+      </w:pPr>
+      <w:r>
+        <w:t>12. Reference · Check the research reasoning and its limits</w:t>
+      </w:r>
+    </w:p>
+    <w:p>
+      <w:r>
+        <w:t>Use after practice; reserve the selected independent case for its first attempt.</w:t>
+      </w:r>
+    </w:p>
+    <w:p>
+      <w:pPr>
+        <w:pStyle w:val="Heading2"/>
+      </w:pPr>
+      <w:r>
+        <w:t>Current explanation and response</w:t>
+      </w:r>
+    </w:p>
+    <w:p>
+      <w:pPr>
+        <w:pStyle w:val="ListBullet"/>
+      </w:pPr>
+      <w:r>
+        <w:t>Complete the supported workbook tasks before attempting W4 independently. Record any hints or help used. After feedback, use the teacher's fresh retry rather than copying the earlier answer. For a project, select a relevant new case, predict the outcome from the declared rule and preserve the result alongside any revision.</w:t>
+      </w:r>
+    </w:p>
+    <w:p>
+      <w:pPr>
+        <w:pStyle w:val="Heading3"/>
+      </w:pPr>
+      <w:r>
+        <w:t>Exit: propose one revealing change to the worked scenario. State the expected outcome and the evidence that would make you revise your explanation.</w:t>
+      </w:r>
+    </w:p>
+    <w:p>
+      <w:r>
+        <w:t>________________________________________________________________</w:t>
+      </w:r>
+    </w:p>
+    <w:p>
+      <w:r>
+        <w:t>________________________________________________________________</w:t>
+      </w:r>
+    </w:p>
+    <w:p>
+      <w:r>
+        <w:t>________________________________________________________________</w:t>
+      </w:r>
+    </w:p>
+    <w:p>
+      <w:r>
+        <w:t>________________________________________________________________</w:t>
+      </w:r>
+    </w:p>
+    <w:p>
+      <w:r>
+        <w:t>________________________________________________________________</w:t>
+      </w:r>
+    </w:p>
+    <w:p>
+      <w:pPr>
+        <w:pStyle w:val="ListBullet"/>
+      </w:pPr>
+      <w:r>
+        <w:t>For the worked scenario, propose one additional case that could reveal a failure, describe its expected outcome before running it, and explain what would need to remain fixed for a fair comparison. Do not reuse W4 as a new final test after receiving feedback.</w:t>
+      </w:r>
+    </w:p>
+    <w:p>
+      <w:pPr>
+        <w:pStyle w:val="Heading3"/>
+      </w:pPr>
+      <w:r>
         <w:t>My limited claim and a useful next check</w:t>
       </w:r>
     </w:p>
@@ -2718,12 +4335,20 @@
         <w:pStyle w:val="Heading1"/>
       </w:pPr>
       <w:r>
-        <w:t>13. Study a complete case</w:t>
-      </w:r>
-    </w:p>
-    <w:p>
-      <w:r>
-        <w:t>Revisit the complete Replication and reproduction case for supported practice. Repeated examples do not become fresh assessments.</w:t>
+        <w:t>13. Extra practice · Revisit the complete trace</w:t>
+      </w:r>
+    </w:p>
+    <w:p>
+      <w:r>
+        <w:t>Predict before reading the supplied steps.</w:t>
+      </w:r>
+    </w:p>
+    <w:p>
+      <w:pPr>
+        <w:pStyle w:val="Heading2"/>
+      </w:pPr>
+      <w:r>
+        <w:t>Complete trace and evidence</w:t>
       </w:r>
     </w:p>
     <w:p>
@@ -2892,232 +4517,20 @@
         <w:pStyle w:val="Heading1"/>
       </w:pPr>
       <w:r>
-        <w:t>14. Try a new case independently</w:t>
-      </w:r>
-    </w:p>
-    <w:p>
-      <w:r>
-        <w:t>Attempt the reserved new case before feedback. Record support; the earlier examples below remain additional practice.</w:t>
-      </w:r>
-    </w:p>
-    <w:p>
-      <w:pPr>
-        <w:pStyle w:val="Heading3"/>
-      </w:pPr>
-      <w:r>
-        <w:t>Independent case: Apply a new case independently</w:t>
-      </w:r>
-    </w:p>
-    <w:p>
-      <w:pPr>
-        <w:spacing w:line="336" w:lineRule="auto" w:after="180"/>
-        <w:shd w:fill="F5F1FB"/>
-      </w:pPr>
-      <w:r>
-        <w:rPr>
-          <w:b w:val="0"/>
-        </w:rPr>
-        <w:t xml:space="preserve">Team repeats old six queries, then evaluates four newly reserved queries. How many distinct cases and which are new </w:t>
-      </w:r>
-      <w:r>
-        <w:rPr>
-          <w:b/>
-        </w:rPr>
-        <w:t>evidence</w:t>
-      </w:r>
-      <w:r>
-        <w:rPr>
-          <w:b w:val="0"/>
-        </w:rPr>
-        <w:t>?</w:t>
-      </w:r>
-    </w:p>
-    <w:p>
-      <w:pPr>
-        <w:pStyle w:val="Heading3"/>
-      </w:pPr>
-      <w:r>
-        <w:t>My independent explanation, trace and limits</w:t>
-      </w:r>
-    </w:p>
-    <w:p>
-      <w:r>
-        <w:t>________________________________________________________________</w:t>
-      </w:r>
-    </w:p>
-    <w:p>
-      <w:r>
-        <w:t>________________________________________________________________</w:t>
-      </w:r>
-    </w:p>
-    <w:p>
-      <w:r>
-        <w:t>________________________________________________________________</w:t>
-      </w:r>
-    </w:p>
-    <w:p>
-      <w:r>
-        <w:t>________________________________________________________________</w:t>
-      </w:r>
-    </w:p>
-    <w:p>
-      <w:r>
-        <w:t>________________________________________________________________</w:t>
-      </w:r>
-    </w:p>
-    <w:p>
-      <w:r>
-        <w:t>________________________________________________________________</w:t>
-      </w:r>
-    </w:p>
-    <w:p>
-      <w:r>
-        <w:t>________________________________________________________________</w:t>
-      </w:r>
-    </w:p>
-    <w:p>
-      <w:pPr>
-        <w:spacing w:line="336" w:lineRule="auto" w:after="180"/>
-      </w:pPr>
-      <w:r>
-        <w:rPr>
-          <w:b w:val="0"/>
-        </w:rPr>
-        <w:t>Attempt this case before feedback. Record any help. Earlier examples below are further practice; a case already practised with feedback cannot establish fresh transfer.</w:t>
-      </w:r>
-    </w:p>
-    <w:p>
-      <w:pPr>
-        <w:pStyle w:val="Heading3"/>
-      </w:pPr>
-      <w:r>
-        <w:t>Attempt this without hints</w:t>
-      </w:r>
-    </w:p>
-    <w:p>
-      <w:pPr>
-        <w:spacing w:line="336" w:lineRule="auto" w:after="180"/>
-        <w:shd w:fill="F5F1FB"/>
-      </w:pPr>
-      <w:r>
-        <w:rPr>
-          <w:b w:val="0"/>
-        </w:rPr>
-        <w:t xml:space="preserve">Team repeats old six queries, then evaluates four newly reserved queries. How many distinct cases and which are new </w:t>
-      </w:r>
-      <w:r>
-        <w:rPr>
-          <w:b/>
-        </w:rPr>
-        <w:t>evidence</w:t>
-      </w:r>
-      <w:r>
-        <w:rPr>
-          <w:b w:val="0"/>
-        </w:rPr>
-        <w:t>?</w:t>
-      </w:r>
-    </w:p>
-    <w:p>
-      <w:pPr>
-        <w:pStyle w:val="Heading3"/>
-      </w:pPr>
-      <w:r>
-        <w:t>My independent procedure, result and limitation</w:t>
-      </w:r>
-    </w:p>
-    <w:p>
-      <w:r>
-        <w:t>________________________________________________________________</w:t>
-      </w:r>
-    </w:p>
-    <w:p>
-      <w:r>
-        <w:t>________________________________________________________________</w:t>
-      </w:r>
-    </w:p>
-    <w:p>
-      <w:r>
-        <w:t>________________________________________________________________</w:t>
-      </w:r>
-    </w:p>
-    <w:p>
-      <w:r>
-        <w:t>________________________________________________________________</w:t>
-      </w:r>
-    </w:p>
-    <w:p>
-      <w:r>
-        <w:t>________________________________________________________________</w:t>
-      </w:r>
-    </w:p>
-    <w:p>
-      <w:r>
-        <w:t>________________________________________________________________</w:t>
-      </w:r>
-    </w:p>
-    <w:p>
-      <w:r>
-        <w:t>________________________________________________________________</w:t>
-      </w:r>
-    </w:p>
-    <w:p>
-      <w:r>
-        <w:t>________________________________________________________________</w:t>
-      </w:r>
-    </w:p>
-    <w:p>
-      <w:pPr>
-        <w:spacing w:line="336" w:lineRule="auto" w:after="180"/>
-      </w:pPr>
-      <w:r>
-        <w:rPr>
-          <w:b w:val="0"/>
-        </w:rPr>
-        <w:t>Record support used: none, hint or teacher explanation. After feedback, a different case is needed to demonstrate independence.</w:t>
-      </w:r>
-    </w:p>
-    <w:p>
-      <w:pPr>
-        <w:pStyle w:val="Heading3"/>
-      </w:pPr>
-      <w:r>
-        <w:t>Use feedback to improve</w:t>
-      </w:r>
-    </w:p>
-    <w:p>
-      <w:pPr>
-        <w:spacing w:line="336" w:lineRule="auto" w:after="180"/>
-      </w:pPr>
-      <w:r>
-        <w:rPr>
-          <w:b w:val="0"/>
-        </w:rPr>
-        <w:t>Attempt the independent case before hints. Record whether you worked alone, used a hint or followed a model. After feedback, fix the first unsupported step and explain why it changed.</w:t>
-      </w:r>
-    </w:p>
-    <w:p>
-      <w:pPr>
-        <w:spacing w:line="336" w:lineRule="auto" w:after="180"/>
-      </w:pPr>
-      <w:r>
-        <w:rPr>
-          <w:b w:val="0"/>
-        </w:rPr>
-        <w:t>A later check uses a changed case, not a copied answer.</w:t>
-      </w:r>
-    </w:p>
-    <w:p>
-      <w:pPr>
-        <w:pStyle w:val="Heading1"/>
-      </w:pPr>
-      <w:r>
-        <w:t>15. Your lesson route</w:t>
-      </w:r>
-    </w:p>
-    <w:p>
-      <w:r>
-        <w:t>Use this map to navigate Replication and reproduction, connect the goals to tasks and keep one evidence record for each attempt.</w:t>
+        <w:t>15. Reference · The earlier route checklist</w:t>
+      </w:r>
+    </w:p>
+    <w:p>
+      <w:r>
+        <w:t>Use one main route rather than repeating the lesson.</w:t>
+      </w:r>
+    </w:p>
+    <w:p>
+      <w:pPr>
+        <w:pStyle w:val="Heading2"/>
+      </w:pPr>
+      <w:r>
+        <w:t>Targets,route and first prediction</w:t>
       </w:r>
     </w:p>
     <w:p>
@@ -3296,12 +4709,117 @@
         <w:pStyle w:val="Heading1"/>
       </w:pPr>
       <w:r>
-        <w:t>16. Finish and return</w:t>
-      </w:r>
-    </w:p>
-    <w:p>
-      <w:r>
-        <w:t>Explain Replication and reproduction without notes, identify a remaining question and plan a later check with a changed case.</w:t>
+        <w:t>17. Extra practice · Predict,check and repair</w:t>
+      </w:r>
+    </w:p>
+    <w:p>
+      <w:r>
+        <w:t>Keep supported feedback separate from the independent case.</w:t>
+      </w:r>
+    </w:p>
+    <w:p>
+      <w:pPr>
+        <w:pStyle w:val="Heading2"/>
+      </w:pPr>
+      <w:r>
+        <w:t>First supported question and optional hint</w:t>
+      </w:r>
+    </w:p>
+    <w:p>
+      <w:pPr>
+        <w:pStyle w:val="ListBullet"/>
+      </w:pPr>
+      <w:r>
+        <w:t>Same records versus new experiment. A team first reruns a supplied analysis, then collects new records with the same protocol.</w:t>
+      </w:r>
+    </w:p>
+    <w:p>
+      <w:pPr>
+        <w:pStyle w:val="Heading3"/>
+      </w:pPr>
+      <w:r>
+        <w:t>Practice 1: explain the deciding evidence</w:t>
+      </w:r>
+    </w:p>
+    <w:p>
+      <w:pPr>
+        <w:pStyle w:val="ListBullet"/>
+      </w:pPr>
+      <w:r>
+        <w:t>Which labelled step matches this detail? The first checks computational reproduction; the second probes repeatability with new observations.</w:t>
+      </w:r>
+    </w:p>
+    <w:p>
+      <w:pPr>
+        <w:pStyle w:val="ListBullet"/>
+      </w:pPr>
+      <w:r>
+        <w:t>1. Compare purposes</w:t>
+      </w:r>
+    </w:p>
+    <w:p>
+      <w:pPr>
+        <w:pStyle w:val="ListBullet"/>
+      </w:pPr>
+      <w:r>
+        <w:t>2. Reproduce the analysis</w:t>
+      </w:r>
+    </w:p>
+    <w:p>
+      <w:pPr>
+        <w:pStyle w:val="ListBullet"/>
+      </w:pPr>
+      <w:r>
+        <w:t>3. Repeat the protocol</w:t>
+      </w:r>
+    </w:p>
+    <w:p>
+      <w:pPr>
+        <w:pStyle w:val="Heading3"/>
+      </w:pPr>
+      <w:r>
+        <w:t>My selected conclusion, deciding fact and explanation</w:t>
+      </w:r>
+    </w:p>
+    <w:p>
+      <w:r>
+        <w:t>________________________________________________________________</w:t>
+      </w:r>
+    </w:p>
+    <w:p>
+      <w:r>
+        <w:t>________________________________________________________________</w:t>
+      </w:r>
+    </w:p>
+    <w:p>
+      <w:r>
+        <w:t>________________________________________________________________</w:t>
+      </w:r>
+    </w:p>
+    <w:p>
+      <w:r>
+        <w:t>________________________________________________________________</w:t>
+      </w:r>
+    </w:p>
+    <w:p>
+      <w:r>
+        <w:t>________________________________________________________________</w:t>
+      </w:r>
+    </w:p>
+    <w:p>
+      <w:pPr>
+        <w:pStyle w:val="ListBullet"/>
+      </w:pPr>
+      <w:r>
+        <w:t>Hint if needed: Read the steps in the pictorial case. Match the supplied detail to the stage that performs or records it.</w:t>
+      </w:r>
+    </w:p>
+    <w:p>
+      <w:pPr>
+        <w:pStyle w:val="Heading2"/>
+      </w:pPr>
+      <w:r>
+        <w:t>Check after the first attempt · reference / check after trying</w:t>
       </w:r>
     </w:p>
     <w:p>
@@ -3312,7 +4830,169 @@
         <w:rPr>
           <w:b w:val="0"/>
         </w:rPr>
-        <w:t xml:space="preserve">Close your notes. Explain this goal in your own words: Explain the </w:t>
+        <w:t xml:space="preserve">After your attempt, compare with the supported explanation: Compare purposes The first checks computational reproduction; the second probes repeatability with new </w:t>
+      </w:r>
+      <w:r>
+        <w:rPr>
+          <w:b/>
+        </w:rPr>
+        <w:t>observation</w:t>
+      </w:r>
+      <w:r>
+        <w:rPr>
+          <w:b w:val="0"/>
+        </w:rPr>
+        <w:t>s.</w:t>
+      </w:r>
+    </w:p>
+    <w:p>
+      <w:pPr>
+        <w:spacing w:line="336" w:lineRule="auto" w:after="180"/>
+      </w:pPr>
+      <w:r>
+        <w:rPr>
+          <w:b w:val="0"/>
+        </w:rPr>
+        <w:t>Reusing data and collecting new data answer different questions. A different new-sample result can arise without a code error; inspect both protocols and variability.</w:t>
+      </w:r>
+    </w:p>
+    <w:p>
+      <w:pPr>
+        <w:pStyle w:val="Heading2"/>
+      </w:pPr>
+      <w:r>
+        <w:t>Changed-case question and optional hint</w:t>
+      </w:r>
+    </w:p>
+    <w:p>
+      <w:pPr>
+        <w:pStyle w:val="Heading3"/>
+      </w:pPr>
+      <w:r>
+        <w:t>Practice 2: explain the deciding evidence</w:t>
+      </w:r>
+    </w:p>
+    <w:p>
+      <w:pPr>
+        <w:pStyle w:val="ListBullet"/>
+      </w:pPr>
+      <w:r>
+        <w:t>Changed-case practice: The rerun of the original records outputs 2/4. Which conclusion is supported by the supplied facts?</w:t>
+      </w:r>
+    </w:p>
+    <w:p>
+      <w:pPr>
+        <w:pStyle w:val="ListBullet"/>
+      </w:pPr>
+      <w:r>
+        <w:t>1. This one example guarantees correct results for every future input.</w:t>
+      </w:r>
+    </w:p>
+    <w:p>
+      <w:pPr>
+        <w:pStyle w:val="ListBullet"/>
+      </w:pPr>
+      <w:r>
+        <w:t>2. We can decide the result without examining the changed input or the procedure.</w:t>
+      </w:r>
+    </w:p>
+    <w:p>
+      <w:pPr>
+        <w:pStyle w:val="ListBullet"/>
+      </w:pPr>
+      <w:r>
+        <w:t>3. Investigate code, version, input or scoring differences.</w:t>
+      </w:r>
+    </w:p>
+    <w:p>
+      <w:pPr>
+        <w:pStyle w:val="Heading3"/>
+      </w:pPr>
+      <w:r>
+        <w:t>My selected conclusion, deciding fact and explanation</w:t>
+      </w:r>
+    </w:p>
+    <w:p>
+      <w:r>
+        <w:t>________________________________________________________________</w:t>
+      </w:r>
+    </w:p>
+    <w:p>
+      <w:r>
+        <w:t>________________________________________________________________</w:t>
+      </w:r>
+    </w:p>
+    <w:p>
+      <w:r>
+        <w:t>________________________________________________________________</w:t>
+      </w:r>
+    </w:p>
+    <w:p>
+      <w:r>
+        <w:t>________________________________________________________________</w:t>
+      </w:r>
+    </w:p>
+    <w:p>
+      <w:r>
+        <w:t>________________________________________________________________</w:t>
+      </w:r>
+    </w:p>
+    <w:p>
+      <w:pPr>
+        <w:pStyle w:val="ListBullet"/>
+      </w:pPr>
+      <w:r>
+        <w:t>Hint if needed: Use the changed condition and the deciding step in the pictorial trace. The answer must say what follows from those facts.</w:t>
+      </w:r>
+    </w:p>
+    <w:p>
+      <w:pPr>
+        <w:pStyle w:val="Heading2"/>
+      </w:pPr>
+      <w:r>
+        <w:t>Check after the changed attempt · reference / check after trying</w:t>
+      </w:r>
+    </w:p>
+    <w:p>
+      <w:pPr>
+        <w:spacing w:line="336" w:lineRule="auto" w:after="180"/>
+      </w:pPr>
+      <w:r>
+        <w:rPr>
+          <w:b w:val="0"/>
+        </w:rPr>
+        <w:t xml:space="preserve">After your attempt, compare with the supported explanation: Investigate code, version, </w:t>
+      </w:r>
+      <w:r>
+        <w:rPr>
+          <w:b/>
+        </w:rPr>
+        <w:t>input</w:t>
+      </w:r>
+      <w:r>
+        <w:rPr>
+          <w:b w:val="0"/>
+        </w:rPr>
+        <w:t xml:space="preserve"> or scoring differences. The same fixed records should give the same deterministic count.</w:t>
+      </w:r>
+    </w:p>
+    <w:p>
+      <w:pPr>
+        <w:pStyle w:val="Heading2"/>
+      </w:pPr>
+      <w:r>
+        <w:t>Repair and retain the record</w:t>
+      </w:r>
+    </w:p>
+    <w:p>
+      <w:pPr>
+        <w:spacing w:line="336" w:lineRule="auto" w:after="180"/>
+      </w:pPr>
+      <w:r>
+        <w:rPr>
+          <w:b w:val="0"/>
+        </w:rPr>
+        <w:t xml:space="preserve">Review Methods results and limitations (ai-7/4). Goal: Explain the </w:t>
       </w:r>
       <w:r>
         <w:rPr>
@@ -3324,98 +5004,18 @@
         <w:rPr>
           <w:b w:val="0"/>
         </w:rPr>
-        <w:t xml:space="preserve"> and terminology of </w:t>
-      </w:r>
-      <w:r>
-        <w:rPr>
-          <w:b/>
-        </w:rPr>
-        <w:t>replication</w:t>
-      </w:r>
+        <w:t xml:space="preserve"> and terminology of methods results and limitations.</w:t>
+      </w:r>
+    </w:p>
+    <w:p>
+      <w:pPr>
+        <w:spacing w:line="336" w:lineRule="auto" w:after="180"/>
+      </w:pPr>
       <w:r>
         <w:rPr>
           <w:b w:val="0"/>
         </w:rPr>
-        <w:t xml:space="preserve"> and reproduction</w:t>
-      </w:r>
-    </w:p>
-    <w:p>
-      <w:pPr>
-        <w:pStyle w:val="Heading3"/>
-      </w:pPr>
-      <w:r>
-        <w:t>My deciding step, evidence and one remaining question</w:t>
-      </w:r>
-    </w:p>
-    <w:p>
-      <w:r>
-        <w:t>________________________________________________________________</w:t>
-      </w:r>
-    </w:p>
-    <w:p>
-      <w:r>
-        <w:t>________________________________________________________________</w:t>
-      </w:r>
-    </w:p>
-    <w:p>
-      <w:r>
-        <w:t>________________________________________________________________</w:t>
-      </w:r>
-    </w:p>
-    <w:p>
-      <w:r>
-        <w:t>________________________________________________________________</w:t>
-      </w:r>
-    </w:p>
-    <w:p>
-      <w:r>
-        <w:t>________________________________________________________________</w:t>
-      </w:r>
-    </w:p>
-    <w:p>
-      <w:pPr>
-        <w:spacing w:line="336" w:lineRule="auto" w:after="180"/>
-      </w:pPr>
-      <w:r>
-        <w:rPr>
-          <w:b w:val="0"/>
-        </w:rPr>
-        <w:t xml:space="preserve">If you are unsure, return to the worked picture and explain one arrow. If you are ready, change an </w:t>
-      </w:r>
-      <w:r>
-        <w:rPr>
-          <w:b/>
-        </w:rPr>
-        <w:t>input</w:t>
-      </w:r>
-      <w:r>
-        <w:rPr>
-          <w:b w:val="0"/>
-        </w:rPr>
-        <w:t xml:space="preserve"> or assumption and justify your </w:t>
-      </w:r>
-      <w:r>
-        <w:rPr>
-          <w:b/>
-        </w:rPr>
-        <w:t>prediction</w:t>
-      </w:r>
-      <w:r>
-        <w:rPr>
-          <w:b w:val="0"/>
-        </w:rPr>
-        <w:t>.</w:t>
-      </w:r>
-    </w:p>
-    <w:p>
-      <w:pPr>
-        <w:spacing w:line="336" w:lineRule="auto" w:after="180"/>
-      </w:pPr>
-      <w:r>
-        <w:rPr>
-          <w:b w:val="0"/>
-        </w:rPr>
-        <w:t xml:space="preserve">Save your workbook </w:t>
+        <w:t xml:space="preserve">Short practice: Place the five-photo procedure, 3/5 versus 4/5 finding and missing outdoor </w:t>
       </w:r>
       <w:r>
         <w:rPr>
@@ -3427,20 +5027,94 @@
         <w:rPr>
           <w:b w:val="0"/>
         </w:rPr>
-        <w:t>. At the next review, try a different case before opening your old answer.</w:t>
-      </w:r>
-    </w:p>
-    <w:p>
-      <w:pPr>
-        <w:pStyle w:val="Heading1"/>
-      </w:pPr>
-      <w:r>
-        <w:t>17. Supported practice, repair and portfolio</w:t>
-      </w:r>
-    </w:p>
-    <w:p>
-      <w:r>
-        <w:t>Attempt supported questions before using hints or feedback. Review a missing building block, then keep the completed work.</w:t>
+        <w:t xml:space="preserve"> in their proper categories. Why cannot the result establish that B is best for outdoor farming?.</w:t>
+      </w:r>
+    </w:p>
+    <w:p>
+      <w:pPr>
+        <w:spacing w:line="336" w:lineRule="auto" w:after="180"/>
+      </w:pPr>
+      <w:r>
+        <w:rPr>
+          <w:b w:val="0"/>
+        </w:rPr>
+        <w:t>Return to this week and explain what you changed.</w:t>
+      </w:r>
+    </w:p>
+    <w:p>
+      <w:pPr>
+        <w:spacing w:line="336" w:lineRule="auto" w:after="180"/>
+      </w:pPr>
+      <w:r>
+        <w:rPr>
+          <w:b w:val="0"/>
+        </w:rPr>
+        <w:t xml:space="preserve">Review Reading a research claim (ai-7/2). Goal: Explain the </w:t>
+      </w:r>
+      <w:r>
+        <w:rPr>
+          <w:b/>
+        </w:rPr>
+        <w:t>mechanism</w:t>
+      </w:r>
+      <w:r>
+        <w:rPr>
+          <w:b w:val="0"/>
+        </w:rPr>
+        <w:t xml:space="preserve"> and terminology of reading a research claim. Short practice: Calculate the baseline and new rates for 2/10 and 4/10.</w:t>
+      </w:r>
+    </w:p>
+    <w:p>
+      <w:pPr>
+        <w:spacing w:line="336" w:lineRule="auto" w:after="180"/>
+      </w:pPr>
+      <w:r>
+        <w:rPr>
+          <w:b w:val="0"/>
+        </w:rPr>
+        <w:t>Explain both twice the rate and the percentage-point change, and say why neither measures every learner’s improvement.. Return to this week and explain what you changed.</w:t>
+      </w:r>
+    </w:p>
+    <w:p>
+      <w:pPr>
+        <w:spacing w:line="336" w:lineRule="auto" w:after="180"/>
+      </w:pPr>
+      <w:r>
+        <w:rPr>
+          <w:b w:val="0"/>
+        </w:rPr>
+        <w:t xml:space="preserve">Use Download completed work in the hosted lesson to export your answers, reflections, practice feedback and code-run </w:t>
+      </w:r>
+      <w:r>
+        <w:rPr>
+          <w:b/>
+        </w:rPr>
+        <w:t>evidence</w:t>
+      </w:r>
+      <w:r>
+        <w:rPr>
+          <w:b w:val="0"/>
+        </w:rPr>
+        <w:t>. Open the HTML copy to read or print it.</w:t>
+      </w:r>
+    </w:p>
+    <w:p>
+      <w:pPr>
+        <w:spacing w:line="336" w:lineRule="auto" w:after="180"/>
+      </w:pPr>
+      <w:r>
+        <w:rPr>
+          <w:b w:val="0"/>
+        </w:rPr>
+        <w:t>Drafts stay in this browser when storage is available; clear drafts on a shared device.</w:t>
+      </w:r>
+    </w:p>
+    <w:p>
+      <w:pPr>
+        <w:pStyle w:val="Heading2"/>
+      </w:pPr>
+      <w:r>
+        <w:t>Earlier wording, alternatives and picture transcripts · reference / check after trying</w:t>
       </w:r>
     </w:p>
     <w:p>
@@ -3456,80 +5130,10 @@
     </w:p>
     <w:p>
       <w:pPr>
-        <w:spacing w:line="336" w:lineRule="auto" w:after="180"/>
-      </w:pPr>
-      <w:r>
-        <w:rPr>
-          <w:b w:val="0"/>
-        </w:rPr>
-        <w:t>Same records versus new experiment. A team first reruns a supplied analysis, then collects new records with the same protocol.</w:t>
-      </w:r>
-    </w:p>
-    <w:p>
-      <w:pPr>
         <w:pStyle w:val="Heading3"/>
       </w:pPr>
       <w:r>
-        <w:t>Practice 1: explain the deciding evidence</w:t>
-      </w:r>
-    </w:p>
-    <w:p>
-      <w:pPr>
-        <w:spacing w:line="336" w:lineRule="auto" w:after="180"/>
-      </w:pPr>
-      <w:r>
-        <w:rPr>
-          <w:b w:val="0"/>
-        </w:rPr>
-        <w:t xml:space="preserve">Which labelled step matches this detail? The first checks computational reproduction; the second probes repeatability with new </w:t>
-      </w:r>
-      <w:r>
-        <w:rPr>
-          <w:b/>
-        </w:rPr>
-        <w:t>observation</w:t>
-      </w:r>
-      <w:r>
-        <w:rPr>
-          <w:b w:val="0"/>
-        </w:rPr>
-        <w:t>s.</w:t>
-      </w:r>
-    </w:p>
-    <w:p>
-      <w:pPr>
-        <w:spacing w:line="336" w:lineRule="auto" w:after="180"/>
-        <w:shd w:fill="F4F9FC"/>
-      </w:pPr>
-      <w:r>
-        <w:rPr>
-          <w:b w:val="0"/>
-        </w:rPr>
-        <w:t>1. Compare purposes</w:t>
-      </w:r>
-    </w:p>
-    <w:p>
-      <w:pPr>
-        <w:spacing w:line="336" w:lineRule="auto" w:after="180"/>
-        <w:shd w:fill="F4F9FC"/>
-      </w:pPr>
-      <w:r>
-        <w:rPr>
-          <w:b w:val="0"/>
-        </w:rPr>
-        <w:t>2. Reproduce the analysis</w:t>
-      </w:r>
-    </w:p>
-    <w:p>
-      <w:pPr>
-        <w:spacing w:line="336" w:lineRule="auto" w:after="180"/>
-        <w:shd w:fill="F4F9FC"/>
-      </w:pPr>
-      <w:r>
-        <w:rPr>
-          <w:b w:val="0"/>
-        </w:rPr>
-        <w:t>3. Repeat the protocol</w:t>
+        <w:t>Repair a missing building block</w:t>
       </w:r>
     </w:p>
     <w:p>
@@ -3537,452 +5141,25 @@
         <w:pStyle w:val="Heading3"/>
       </w:pPr>
       <w:r>
-        <w:t>My selected conclusion, deciding fact and explanation</w:t>
-      </w:r>
-    </w:p>
-    <w:p>
-      <w:r>
-        <w:t>________________________________________________________________</w:t>
-      </w:r>
-    </w:p>
-    <w:p>
-      <w:r>
-        <w:t>________________________________________________________________</w:t>
-      </w:r>
-    </w:p>
-    <w:p>
-      <w:r>
-        <w:t>________________________________________________________________</w:t>
-      </w:r>
-    </w:p>
-    <w:p>
-      <w:r>
-        <w:t>________________________________________________________________</w:t>
-      </w:r>
-    </w:p>
-    <w:p>
-      <w:r>
-        <w:t>________________________________________________________________</w:t>
-      </w:r>
-    </w:p>
-    <w:p>
-      <w:pPr>
-        <w:pStyle w:val="Heading3"/>
-      </w:pPr>
-      <w:r>
-        <w:t>Hint · try first</w:t>
-      </w:r>
-    </w:p>
-    <w:p>
-      <w:pPr>
-        <w:spacing w:line="336" w:lineRule="auto" w:after="180"/>
-        <w:shd w:fill="F1F6F8"/>
-      </w:pPr>
-      <w:r>
-        <w:rPr>
-          <w:b w:val="0"/>
-        </w:rPr>
-        <w:t>Hint if needed: Read the steps in the pictorial case. Match the supplied detail to the stage that performs or records it.</w:t>
-      </w:r>
-    </w:p>
-    <w:p>
-      <w:pPr>
-        <w:pStyle w:val="Heading3"/>
-      </w:pPr>
-      <w:r>
-        <w:t>Feedback · compare after trying</w:t>
-      </w:r>
-    </w:p>
-    <w:p>
-      <w:pPr>
-        <w:spacing w:line="336" w:lineRule="auto" w:after="180"/>
-        <w:shd w:fill="F1F6FC"/>
-      </w:pPr>
-      <w:r>
-        <w:rPr>
-          <w:b w:val="0"/>
-        </w:rPr>
-        <w:t xml:space="preserve">After your attempt, compare with the supported explanation: Compare purposes The first checks computational reproduction; the second probes repeatability with new </w:t>
-      </w:r>
-      <w:r>
-        <w:rPr>
-          <w:b/>
-        </w:rPr>
-        <w:t>observation</w:t>
-      </w:r>
-      <w:r>
-        <w:rPr>
-          <w:b w:val="0"/>
-        </w:rPr>
-        <w:t>s.</w:t>
-      </w:r>
-    </w:p>
-    <w:p>
-      <w:pPr>
-        <w:spacing w:line="336" w:lineRule="auto" w:after="180"/>
-        <w:shd w:fill="F1F6FC"/>
-      </w:pPr>
-      <w:r>
-        <w:rPr>
-          <w:b w:val="0"/>
-        </w:rPr>
-        <w:t>Reusing data and collecting new data answer different questions. A different new-sample result can arise without a code error; inspect both protocols and variability.</w:t>
-      </w:r>
-    </w:p>
-    <w:p>
-      <w:pPr>
-        <w:pStyle w:val="Heading3"/>
-      </w:pPr>
-      <w:r>
-        <w:t>Practice 2: explain the deciding evidence</w:t>
-      </w:r>
-    </w:p>
-    <w:p>
-      <w:pPr>
-        <w:pStyle w:val="Heading3"/>
-      </w:pPr>
-      <w:r>
-        <w:t>Changed case · predict first</w:t>
-      </w:r>
-    </w:p>
-    <w:p>
-      <w:pPr>
-        <w:spacing w:line="336" w:lineRule="auto" w:after="180"/>
-        <w:shd w:fill="F5F1FB"/>
-      </w:pPr>
-      <w:r>
-        <w:rPr>
-          <w:b w:val="0"/>
-        </w:rPr>
-        <w:t xml:space="preserve">Changed-case practice: The rerun of the original records </w:t>
-      </w:r>
-      <w:r>
-        <w:rPr>
-          <w:b/>
-        </w:rPr>
-        <w:t>output</w:t>
-      </w:r>
-      <w:r>
-        <w:rPr>
-          <w:b w:val="0"/>
-        </w:rPr>
-        <w:t>s 2/4. Which conclusion is supported by the supplied facts?</w:t>
-      </w:r>
-    </w:p>
-    <w:p>
-      <w:pPr>
-        <w:spacing w:line="336" w:lineRule="auto" w:after="180"/>
-        <w:shd w:fill="F4F9FC"/>
-      </w:pPr>
-      <w:r>
-        <w:rPr>
-          <w:b w:val="0"/>
-        </w:rPr>
-        <w:t xml:space="preserve">1. This one example guarantees correct results for every future </w:t>
-      </w:r>
-      <w:r>
-        <w:rPr>
-          <w:b/>
-        </w:rPr>
-        <w:t>input</w:t>
-      </w:r>
-      <w:r>
-        <w:rPr>
-          <w:b w:val="0"/>
-        </w:rPr>
-        <w:t>.</w:t>
-      </w:r>
-    </w:p>
-    <w:p>
-      <w:pPr>
-        <w:spacing w:line="336" w:lineRule="auto" w:after="180"/>
-        <w:shd w:fill="F4F9FC"/>
-      </w:pPr>
-      <w:r>
-        <w:rPr>
-          <w:b w:val="0"/>
-        </w:rPr>
-        <w:t xml:space="preserve">2. We can decide the result without examining the changed </w:t>
-      </w:r>
-      <w:r>
-        <w:rPr>
-          <w:b/>
-        </w:rPr>
-        <w:t>input</w:t>
-      </w:r>
-      <w:r>
-        <w:rPr>
-          <w:b w:val="0"/>
-        </w:rPr>
-        <w:t xml:space="preserve"> or the procedure.</w:t>
-      </w:r>
-    </w:p>
-    <w:p>
-      <w:pPr>
-        <w:spacing w:line="336" w:lineRule="auto" w:after="180"/>
-        <w:shd w:fill="F4F9FC"/>
-      </w:pPr>
-      <w:r>
-        <w:rPr>
-          <w:b w:val="0"/>
-        </w:rPr>
-        <w:t xml:space="preserve">3. Investigate code, version, </w:t>
-      </w:r>
-      <w:r>
-        <w:rPr>
-          <w:b/>
-        </w:rPr>
-        <w:t>input</w:t>
-      </w:r>
-      <w:r>
-        <w:rPr>
-          <w:b w:val="0"/>
-        </w:rPr>
-        <w:t xml:space="preserve"> or scoring differences.</w:t>
-      </w:r>
-    </w:p>
-    <w:p>
-      <w:pPr>
-        <w:pStyle w:val="Heading3"/>
-      </w:pPr>
-      <w:r>
-        <w:t>My selected conclusion, deciding fact and explanation</w:t>
-      </w:r>
-    </w:p>
-    <w:p>
-      <w:r>
-        <w:t>________________________________________________________________</w:t>
-      </w:r>
-    </w:p>
-    <w:p>
-      <w:r>
-        <w:t>________________________________________________________________</w:t>
-      </w:r>
-    </w:p>
-    <w:p>
-      <w:r>
-        <w:t>________________________________________________________________</w:t>
-      </w:r>
-    </w:p>
-    <w:p>
-      <w:r>
-        <w:t>________________________________________________________________</w:t>
-      </w:r>
-    </w:p>
-    <w:p>
-      <w:r>
-        <w:t>________________________________________________________________</w:t>
-      </w:r>
-    </w:p>
-    <w:p>
-      <w:pPr>
-        <w:pStyle w:val="Heading3"/>
-      </w:pPr>
-      <w:r>
-        <w:t>Hint · try first</w:t>
-      </w:r>
-    </w:p>
-    <w:p>
-      <w:pPr>
-        <w:spacing w:line="336" w:lineRule="auto" w:after="180"/>
-        <w:shd w:fill="F1F6F8"/>
-      </w:pPr>
-      <w:r>
-        <w:rPr>
-          <w:b w:val="0"/>
-        </w:rPr>
-        <w:t>Hint if needed: Use the changed condition and the deciding step in the pictorial trace. The answer must say what follows from those facts.</w:t>
-      </w:r>
-    </w:p>
-    <w:p>
-      <w:pPr>
-        <w:pStyle w:val="Heading3"/>
-      </w:pPr>
-      <w:r>
-        <w:t>Feedback · compare after trying</w:t>
-      </w:r>
-    </w:p>
-    <w:p>
-      <w:pPr>
-        <w:spacing w:line="336" w:lineRule="auto" w:after="180"/>
-        <w:shd w:fill="F1F6FC"/>
-      </w:pPr>
-      <w:r>
-        <w:rPr>
-          <w:b w:val="0"/>
-        </w:rPr>
-        <w:t xml:space="preserve">After your attempt, compare with the supported explanation: Investigate code, version, </w:t>
-      </w:r>
-      <w:r>
-        <w:rPr>
-          <w:b/>
-        </w:rPr>
-        <w:t>input</w:t>
-      </w:r>
-      <w:r>
-        <w:rPr>
-          <w:b w:val="0"/>
-        </w:rPr>
-        <w:t xml:space="preserve"> or scoring differences. The same fixed records should give the same deterministic count.</w:t>
-      </w:r>
-    </w:p>
-    <w:p>
-      <w:pPr>
-        <w:pStyle w:val="Heading3"/>
-      </w:pPr>
-      <w:r>
-        <w:t>Repair a missing building block</w:t>
-      </w:r>
-    </w:p>
-    <w:p>
-      <w:pPr>
-        <w:spacing w:line="336" w:lineRule="auto" w:after="180"/>
-      </w:pPr>
-      <w:r>
-        <w:rPr>
-          <w:b w:val="0"/>
-        </w:rPr>
-        <w:t xml:space="preserve">Review Methods results and limitations (ai-7/4). Goal: Explain the </w:t>
-      </w:r>
-      <w:r>
-        <w:rPr>
-          <w:b/>
-        </w:rPr>
-        <w:t>mechanism</w:t>
-      </w:r>
-      <w:r>
-        <w:rPr>
-          <w:b w:val="0"/>
-        </w:rPr>
-        <w:t xml:space="preserve"> and terminology of methods results and limitations.</w:t>
-      </w:r>
-    </w:p>
-    <w:p>
-      <w:pPr>
-        <w:spacing w:line="336" w:lineRule="auto" w:after="180"/>
-      </w:pPr>
-      <w:r>
-        <w:rPr>
-          <w:b w:val="0"/>
-        </w:rPr>
-        <w:t xml:space="preserve">Short practice: Place the five-photo procedure, 3/5 versus 4/5 finding and missing outdoor </w:t>
-      </w:r>
-      <w:r>
-        <w:rPr>
-          <w:b/>
-        </w:rPr>
-        <w:t>evidence</w:t>
-      </w:r>
-      <w:r>
-        <w:rPr>
-          <w:b w:val="0"/>
-        </w:rPr>
-        <w:t xml:space="preserve"> in their proper categories. Why cannot the result establish that B is best for outdoor farming?.</w:t>
-      </w:r>
-    </w:p>
-    <w:p>
-      <w:pPr>
-        <w:spacing w:line="336" w:lineRule="auto" w:after="180"/>
-      </w:pPr>
-      <w:r>
-        <w:rPr>
-          <w:b w:val="0"/>
-        </w:rPr>
-        <w:t>Return to this week and explain what you changed.</w:t>
-      </w:r>
-    </w:p>
-    <w:p>
-      <w:pPr>
-        <w:spacing w:line="336" w:lineRule="auto" w:after="180"/>
-      </w:pPr>
-      <w:r>
-        <w:rPr>
-          <w:b w:val="0"/>
-        </w:rPr>
-        <w:t xml:space="preserve">Review Reading a research claim (ai-7/2). Goal: Explain the </w:t>
-      </w:r>
-      <w:r>
-        <w:rPr>
-          <w:b/>
-        </w:rPr>
-        <w:t>mechanism</w:t>
-      </w:r>
-      <w:r>
-        <w:rPr>
-          <w:b w:val="0"/>
-        </w:rPr>
-        <w:t xml:space="preserve"> and terminology of reading a research claim. Short practice: Calculate the baseline and new rates for 2/10 and 4/10.</w:t>
-      </w:r>
-    </w:p>
-    <w:p>
-      <w:pPr>
-        <w:spacing w:line="336" w:lineRule="auto" w:after="180"/>
-      </w:pPr>
-      <w:r>
-        <w:rPr>
-          <w:b w:val="0"/>
-        </w:rPr>
-        <w:t>Explain both twice the rate and the percentage-point change, and say why neither measures every learner’s improvement.. Return to this week and explain what you changed.</w:t>
-      </w:r>
-    </w:p>
-    <w:p>
-      <w:pPr>
-        <w:pStyle w:val="Heading3"/>
-      </w:pPr>
-      <w:r>
         <w:t>Keep your completed work</w:t>
       </w:r>
     </w:p>
     <w:p>
       <w:pPr>
-        <w:spacing w:line="336" w:lineRule="auto" w:after="180"/>
-      </w:pPr>
-      <w:r>
-        <w:rPr>
-          <w:b w:val="0"/>
-        </w:rPr>
-        <w:t xml:space="preserve">Use Download completed work in the hosted lesson to export your answers, reflections, practice feedback and code-run </w:t>
-      </w:r>
-      <w:r>
-        <w:rPr>
-          <w:b/>
-        </w:rPr>
-        <w:t>evidence</w:t>
-      </w:r>
-      <w:r>
-        <w:rPr>
-          <w:b w:val="0"/>
-        </w:rPr>
-        <w:t>. Open the HTML copy to read or print it.</w:t>
-      </w:r>
-    </w:p>
-    <w:p>
-      <w:pPr>
-        <w:spacing w:line="336" w:lineRule="auto" w:after="180"/>
-      </w:pPr>
-      <w:r>
-        <w:rPr>
-          <w:b w:val="0"/>
-        </w:rPr>
-        <w:t>Drafts stay in this browser when storage is available; clear drafts on a shared device.</w:t>
-      </w:r>
-    </w:p>
-    <w:p>
-      <w:pPr>
         <w:pStyle w:val="Heading1"/>
       </w:pPr>
       <w:r>
-        <w:t>18. Visual concept journey</w:t>
-      </w:r>
-    </w:p>
-    <w:p>
-      <w:r>
-        <w:t>Explain each Replication and reproduction graphic using its labels, deciding evidence and relevant limitation.</w:t>
-      </w:r>
-    </w:p>
-    <w:p>
-      <w:pPr>
-        <w:pStyle w:val="Heading3"/>
+        <w:t>18. Reference · Six-picture concept journey</w:t>
+      </w:r>
+    </w:p>
+    <w:p>
+      <w:r>
+        <w:t>Choose the picture that supports the current explanation.</w:t>
+      </w:r>
+    </w:p>
+    <w:p>
+      <w:pPr>
+        <w:pStyle w:val="Heading2"/>
       </w:pPr>
       <w:r>
         <w:t>01. Replication and reproduction: the case</w:t>
@@ -3993,7 +5170,7 @@
         <w:drawing>
           <wp:inline xmlns:a="http://schemas.openxmlformats.org/drawingml/2006/main" xmlns:pic="http://schemas.openxmlformats.org/drawingml/2006/picture">
             <wp:extent cx="5486400" cy="2834640"/>
-            <wp:docPr id="3" name="Picture 3" descr="Same records versus new experiment. A team first reruns a supplied analysis, then collects new records with the same protocol. Supplied facts: Original recorded labels: [1,0,1,1]. Analysis counts correct cases. New independent set: [1,1,0,0]. Binary entries mean 1=correct and 0=incorrect."/>
+            <wp:docPr id="5" name="Picture 5" descr="Same records versus new experiment. A team first reruns a supplied analysis, then collects new records with the same protocol. Supplied facts: Original recorded correctness flags: [1,0,1,1]. Analysis counts correct cases. New independent set: [1,1,0,0]. Binary entries mean 1=correct and 0=incorrect."/>
             <wp:cNvGraphicFramePr>
               <a:graphicFrameLocks noChangeAspect="1"/>
             </wp:cNvGraphicFramePr>
@@ -4002,175 +5179,6 @@
                 <pic:pic>
                   <pic:nvPicPr>
                     <pic:cNvPr id="0" name="academy-story-ai-7-5-01.png"/>
-                    <pic:cNvPicPr/>
-                  </pic:nvPicPr>
-                  <pic:blipFill>
-                    <a:blip r:embed="rId11"/>
-                    <a:stretch>
-                      <a:fillRect/>
-                    </a:stretch>
-                  </pic:blipFill>
-                  <pic:spPr>
-                    <a:xfrm>
-                      <a:off x="0" y="0"/>
-                      <a:ext cx="5486400" cy="2834640"/>
-                    </a:xfrm>
-                    <a:prstGeom prst="rect"/>
-                  </pic:spPr>
-                </pic:pic>
-              </a:graphicData>
-            </a:graphic>
-          </wp:inline>
-        </w:drawing>
-      </w:r>
-    </w:p>
-    <w:p>
-      <w:pPr>
-        <w:spacing w:line="336" w:lineRule="auto" w:after="180"/>
-      </w:pPr>
-      <w:r>
-        <w:rPr>
-          <w:b w:val="0"/>
-        </w:rPr>
-        <w:t>Same records versus new experiment. A team first reruns a supplied analysis, then collects new records with the same protocol. Supplied facts: Original recorded labels: [1,0,1,1]. Analysis counts correct cases.</w:t>
-      </w:r>
-    </w:p>
-    <w:p>
-      <w:pPr>
-        <w:spacing w:line="336" w:lineRule="auto" w:after="180"/>
-      </w:pPr>
-      <w:r>
-        <w:rPr>
-          <w:b w:val="0"/>
-        </w:rPr>
-        <w:t>New independent set: [1,1,0,0]. Binary entries mean 1=correct and 0=incorrect.</w:t>
-      </w:r>
-    </w:p>
-    <w:p>
-      <w:pPr>
-        <w:spacing w:line="336" w:lineRule="auto" w:after="180"/>
-        <w:shd w:fill="F5F1FB"/>
-      </w:pPr>
-      <w:r>
-        <w:rPr>
-          <w:b w:val="0"/>
-        </w:rPr>
-        <w:t>Point to the given fact that matters most. Explain why it matters.</w:t>
-      </w:r>
-    </w:p>
-    <w:p>
-      <w:pPr>
-        <w:pStyle w:val="Heading3"/>
-      </w:pPr>
-      <w:r>
-        <w:t>02. Follow the deciding steps</w:t>
-      </w:r>
-    </w:p>
-    <w:p>
-      <w:r>
-        <w:drawing>
-          <wp:inline xmlns:a="http://schemas.openxmlformats.org/drawingml/2006/main" xmlns:pic="http://schemas.openxmlformats.org/drawingml/2006/picture">
-            <wp:extent cx="5486400" cy="3337560"/>
-            <wp:docPr id="4" name="Picture 4" descr="Reproduce the analysis: Reusing the supplied four records gives 3/4=75%. → Repeat the protocol: The new four-record set gives 2/4=50%. → Compare purposes: The first checks computational reproduction; the second probes repeatability with new observations."/>
-            <wp:cNvGraphicFramePr>
-              <a:graphicFrameLocks noChangeAspect="1"/>
-            </wp:cNvGraphicFramePr>
-            <a:graphic>
-              <a:graphicData uri="http://schemas.openxmlformats.org/drawingml/2006/picture">
-                <pic:pic>
-                  <pic:nvPicPr>
-                    <pic:cNvPr id="0" name="academy-story-ai-7-5-02.png"/>
-                    <pic:cNvPicPr/>
-                  </pic:nvPicPr>
-                  <pic:blipFill>
-                    <a:blip r:embed="rId12"/>
-                    <a:stretch>
-                      <a:fillRect/>
-                    </a:stretch>
-                  </pic:blipFill>
-                  <pic:spPr>
-                    <a:xfrm>
-                      <a:off x="0" y="0"/>
-                      <a:ext cx="5486400" cy="3337560"/>
-                    </a:xfrm>
-                    <a:prstGeom prst="rect"/>
-                  </pic:spPr>
-                </pic:pic>
-              </a:graphicData>
-            </a:graphic>
-          </wp:inline>
-        </w:drawing>
-      </w:r>
-    </w:p>
-    <w:p>
-      <w:pPr>
-        <w:spacing w:line="336" w:lineRule="auto" w:after="180"/>
-      </w:pPr>
-      <w:r>
-        <w:rPr>
-          <w:b w:val="0"/>
-        </w:rPr>
-        <w:t xml:space="preserve">Reproduce the analysis: Reusing the supplied four records gives 3/4=75%. → Repeat the protocol: The new four-record set gives 2/4=50%. → Compare purposes: The first checks computational reproduction; the second probes repeatability with new </w:t>
-      </w:r>
-      <w:r>
-        <w:rPr>
-          <w:b/>
-        </w:rPr>
-        <w:t>observation</w:t>
-      </w:r>
-      <w:r>
-        <w:rPr>
-          <w:b w:val="0"/>
-        </w:rPr>
-        <w:t>s.</w:t>
-      </w:r>
-    </w:p>
-    <w:p>
-      <w:pPr>
-        <w:spacing w:line="336" w:lineRule="auto" w:after="180"/>
-        <w:shd w:fill="F5F1FB"/>
-      </w:pPr>
-      <w:r>
-        <w:rPr>
-          <w:b w:val="0"/>
-        </w:rPr>
-        <w:t xml:space="preserve">Point to each numbered stage and explain which recorded </w:t>
-      </w:r>
-      <w:r>
-        <w:rPr>
-          <w:b/>
-        </w:rPr>
-        <w:t>input</w:t>
-      </w:r>
-      <w:r>
-        <w:rPr>
-          <w:b w:val="0"/>
-        </w:rPr>
-        <w:t xml:space="preserve"> it uses.</w:t>
-      </w:r>
-    </w:p>
-    <w:p>
-      <w:pPr>
-        <w:pStyle w:val="Heading3"/>
-      </w:pPr>
-      <w:r>
-        <w:t>03. Different four-record datasets</w:t>
-      </w:r>
-    </w:p>
-    <w:p>
-      <w:r>
-        <w:drawing>
-          <wp:inline xmlns:a="http://schemas.openxmlformats.org/drawingml/2006/main" xmlns:pic="http://schemas.openxmlformats.org/drawingml/2006/picture">
-            <wp:extent cx="5486400" cy="2834640"/>
-            <wp:docPr id="5" name="Picture 5" descr="Different four-record datasets. Units: correct cases out of 4; samples differ. Saved analysis: 3. New sample: 2."/>
-            <wp:cNvGraphicFramePr>
-              <a:graphicFrameLocks noChangeAspect="1"/>
-            </wp:cNvGraphicFramePr>
-            <a:graphic>
-              <a:graphicData uri="http://schemas.openxmlformats.org/drawingml/2006/picture">
-                <pic:pic>
-                  <pic:nvPicPr>
-                    <pic:cNvPr id="0" name="academy-story-ai-7-5-03.png"/>
                     <pic:cNvPicPr/>
                   </pic:nvPicPr>
                   <pic:blipFill>
@@ -4201,13 +5209,168 @@
         <w:rPr>
           <w:b w:val="0"/>
         </w:rPr>
+        <w:t>Same records versus new experiment. A team first reruns a supplied analysis, then collects new records with the same protocol. Supplied facts: Original recorded correctness flags: [1,0,1,1]. Analysis counts correct cases. New independent set: [1,1,0,0]. Binary entries mean 1=correct and 0=incorrect.</w:t>
+      </w:r>
+    </w:p>
+    <w:p>
+      <w:pPr>
+        <w:spacing w:line="336" w:lineRule="auto" w:after="180"/>
+      </w:pPr>
+      <w:r>
+        <w:rPr>
+          <w:b w:val="0"/>
+        </w:rPr>
+        <w:t>Point to the given fact that matters most. Explain why it matters.</w:t>
+      </w:r>
+    </w:p>
+    <w:p>
+      <w:pPr>
+        <w:pStyle w:val="Heading2"/>
+      </w:pPr>
+      <w:r>
+        <w:t>02. Follow the deciding steps</w:t>
+      </w:r>
+    </w:p>
+    <w:p>
+      <w:r>
+        <w:drawing>
+          <wp:inline xmlns:a="http://schemas.openxmlformats.org/drawingml/2006/main" xmlns:pic="http://schemas.openxmlformats.org/drawingml/2006/picture">
+            <wp:extent cx="5486400" cy="3337560"/>
+            <wp:docPr id="6" name="Picture 6" descr="Reproduce the analysis: Reusing the supplied four records gives 3/4=75%. → Repeat the protocol: The new four-record set gives 2/4=50%. → Compare purposes: The first checks computational reproduction; the second probes repeatability with new observations."/>
+            <wp:cNvGraphicFramePr>
+              <a:graphicFrameLocks noChangeAspect="1"/>
+            </wp:cNvGraphicFramePr>
+            <a:graphic>
+              <a:graphicData uri="http://schemas.openxmlformats.org/drawingml/2006/picture">
+                <pic:pic>
+                  <pic:nvPicPr>
+                    <pic:cNvPr id="0" name="academy-story-ai-7-5-02.png"/>
+                    <pic:cNvPicPr/>
+                  </pic:nvPicPr>
+                  <pic:blipFill>
+                    <a:blip r:embed="rId9"/>
+                    <a:stretch>
+                      <a:fillRect/>
+                    </a:stretch>
+                  </pic:blipFill>
+                  <pic:spPr>
+                    <a:xfrm>
+                      <a:off x="0" y="0"/>
+                      <a:ext cx="5486400" cy="3337560"/>
+                    </a:xfrm>
+                    <a:prstGeom prst="rect"/>
+                  </pic:spPr>
+                </pic:pic>
+              </a:graphicData>
+            </a:graphic>
+          </wp:inline>
+        </w:drawing>
+      </w:r>
+    </w:p>
+    <w:p>
+      <w:pPr>
+        <w:spacing w:line="336" w:lineRule="auto" w:after="180"/>
+      </w:pPr>
+      <w:r>
+        <w:rPr>
+          <w:b w:val="0"/>
+        </w:rPr>
+        <w:t xml:space="preserve">Reproduce the analysis: Reusing the supplied four records gives 3/4=75%. → Repeat the protocol: The new four-record set gives 2/4=50%. → Compare purposes: The first checks computational reproduction; the second probes repeatability with new </w:t>
+      </w:r>
+      <w:r>
+        <w:rPr>
+          <w:b/>
+        </w:rPr>
+        <w:t>observation</w:t>
+      </w:r>
+      <w:r>
+        <w:rPr>
+          <w:b w:val="0"/>
+        </w:rPr>
+        <w:t>s.</w:t>
+      </w:r>
+    </w:p>
+    <w:p>
+      <w:pPr>
+        <w:spacing w:line="336" w:lineRule="auto" w:after="180"/>
+      </w:pPr>
+      <w:r>
+        <w:rPr>
+          <w:b w:val="0"/>
+        </w:rPr>
+        <w:t xml:space="preserve">Point to each numbered stage and explain which recorded </w:t>
+      </w:r>
+      <w:r>
+        <w:rPr>
+          <w:b/>
+        </w:rPr>
+        <w:t>input</w:t>
+      </w:r>
+      <w:r>
+        <w:rPr>
+          <w:b w:val="0"/>
+        </w:rPr>
+        <w:t xml:space="preserve"> it uses.</w:t>
+      </w:r>
+    </w:p>
+    <w:p>
+      <w:pPr>
+        <w:pStyle w:val="Heading2"/>
+      </w:pPr>
+      <w:r>
+        <w:t>03. Different four-record datasets</w:t>
+      </w:r>
+    </w:p>
+    <w:p>
+      <w:r>
+        <w:drawing>
+          <wp:inline xmlns:a="http://schemas.openxmlformats.org/drawingml/2006/main" xmlns:pic="http://schemas.openxmlformats.org/drawingml/2006/picture">
+            <wp:extent cx="5486400" cy="2834640"/>
+            <wp:docPr id="7" name="Picture 7" descr="Different four-record datasets. Units: correct cases out of 4; samples differ. Saved analysis: 3. New sample: 2."/>
+            <wp:cNvGraphicFramePr>
+              <a:graphicFrameLocks noChangeAspect="1"/>
+            </wp:cNvGraphicFramePr>
+            <a:graphic>
+              <a:graphicData uri="http://schemas.openxmlformats.org/drawingml/2006/picture">
+                <pic:pic>
+                  <pic:nvPicPr>
+                    <pic:cNvPr id="0" name="academy-story-ai-7-5-03.png"/>
+                    <pic:cNvPicPr/>
+                  </pic:nvPicPr>
+                  <pic:blipFill>
+                    <a:blip r:embed="rId14"/>
+                    <a:stretch>
+                      <a:fillRect/>
+                    </a:stretch>
+                  </pic:blipFill>
+                  <pic:spPr>
+                    <a:xfrm>
+                      <a:off x="0" y="0"/>
+                      <a:ext cx="5486400" cy="2834640"/>
+                    </a:xfrm>
+                    <a:prstGeom prst="rect"/>
+                  </pic:spPr>
+                </pic:pic>
+              </a:graphicData>
+            </a:graphic>
+          </wp:inline>
+        </w:drawing>
+      </w:r>
+    </w:p>
+    <w:p>
+      <w:pPr>
+        <w:spacing w:line="336" w:lineRule="auto" w:after="180"/>
+      </w:pPr>
+      <w:r>
+        <w:rPr>
+          <w:b w:val="0"/>
+        </w:rPr>
         <w:t>Different four-record datasets. Units: correct cases out of 4; samples differ. Saved analysis: 3. New sample: 2.</w:t>
       </w:r>
     </w:p>
     <w:p>
       <w:pPr>
         <w:spacing w:line="336" w:lineRule="auto" w:after="180"/>
-        <w:shd w:fill="F5F1FB"/>
       </w:pPr>
       <w:r>
         <w:rPr>
@@ -4218,7 +5381,7 @@
     </w:p>
     <w:p>
       <w:pPr>
-        <w:pStyle w:val="Heading3"/>
+        <w:pStyle w:val="Heading2"/>
       </w:pPr>
       <w:r>
         <w:t>04. Change one thing. Trace what follows.</w:t>
@@ -4229,7 +5392,7 @@
         <w:drawing>
           <wp:inline xmlns:a="http://schemas.openxmlformats.org/drawingml/2006/main" xmlns:pic="http://schemas.openxmlformats.org/drawingml/2006/picture">
             <wp:extent cx="5486400" cy="3041904"/>
-            <wp:docPr id="6" name="Picture 6" descr="Original case: The first checks computational reproduction; the second probes repeatability with new observations. Changed condition: The rerun of the original records outputs 2/4. Expected result: Investigate code, version, input or scoring differences. Reason: The same fixed records should give the same deterministic count."/>
+            <wp:docPr id="8" name="Picture 8" descr="Original case: The first checks computational reproduction; the second probes repeatability with new observations. Changed condition: The rerun of the original records outputs 2/4. Expected result: Investigate code, version, input or scoring differences. Reason: The same fixed records should give the same deterministic count."/>
             <wp:cNvGraphicFramePr>
               <a:graphicFrameLocks noChangeAspect="1"/>
             </wp:cNvGraphicFramePr>
@@ -4241,7 +5404,7 @@
                     <pic:cNvPicPr/>
                   </pic:nvPicPr>
                   <pic:blipFill>
-                    <a:blip r:embed="rId14"/>
+                    <a:blip r:embed="rId10"/>
                     <a:stretch>
                       <a:fillRect/>
                     </a:stretch>
@@ -4321,7 +5484,6 @@
     <w:p>
       <w:pPr>
         <w:spacing w:line="336" w:lineRule="auto" w:after="180"/>
-        <w:shd w:fill="F5F1FB"/>
       </w:pPr>
       <w:r>
         <w:rPr>
@@ -4332,7 +5494,7 @@
     </w:p>
     <w:p>
       <w:pPr>
-        <w:pStyle w:val="Heading3"/>
+        <w:pStyle w:val="Heading2"/>
       </w:pPr>
       <w:r>
         <w:t>05. Connect the explanation to its limit</w:t>
@@ -4343,7 +5505,7 @@
         <w:drawing>
           <wp:inline xmlns:a="http://schemas.openxmlformats.org/drawingml/2006/main" xmlns:pic="http://schemas.openxmlformats.org/drawingml/2006/picture">
             <wp:extent cx="5486400" cy="2834640"/>
-            <wp:docPr id="7" name="Picture 7" descr="Reusing data and collecting new data answer different questions. A different new-sample result can arise without a code error; inspect both protocols and variability. Limit: Four-case samples are illustrative; neither result alone establishes broad reliability."/>
+            <wp:docPr id="9" name="Picture 9" descr="Reusing data and collecting new data answer different questions. A different new-sample result can arise without a code error; inspect both protocols and variability. Limit: Four-case samples are illustrative; neither result alone establishes broad reliability."/>
             <wp:cNvGraphicFramePr>
               <a:graphicFrameLocks noChangeAspect="1"/>
             </wp:cNvGraphicFramePr>
@@ -4399,7 +5561,6 @@
     <w:p>
       <w:pPr>
         <w:spacing w:line="336" w:lineRule="auto" w:after="180"/>
-        <w:shd w:fill="F5F1FB"/>
       </w:pPr>
       <w:r>
         <w:rPr>
@@ -4410,7 +5571,7 @@
     </w:p>
     <w:p>
       <w:pPr>
-        <w:pStyle w:val="Heading3"/>
+        <w:pStyle w:val="Heading2"/>
       </w:pPr>
       <w:r>
         <w:t>06. Make the idea visible in your project</w:t>
@@ -4421,7 +5582,7 @@
         <w:drawing>
           <wp:inline xmlns:a="http://schemas.openxmlformats.org/drawingml/2006/main" xmlns:pic="http://schemas.openxmlformats.org/drawingml/2006/picture">
             <wp:extent cx="5486400" cy="3828288"/>
-            <wp:docPr id="8" name="Picture 8" descr="For the Reproducible AI Research Study, retain an annotated worked trace and the changed-case reasoning. Connect the claim to its records, units and assumptions so another investigator can challenge or reproduce it. Draw your input, deciding step, result and limit. Supported question: Calculate the scores from the original and new four-record sets. Which activity reproduces saved analysis, which repeats the protocol, and why does a different rerun of the original data need investigation?"/>
+            <wp:docPr id="10" name="Picture 10" descr="For the Reproducible AI Research Study, retain an annotated worked trace and the changed-case reasoning. Connect the claim to its records, units and assumptions so another investigator can challenge or reproduce it. Draw your input, deciding step, result and limit. Supported question: Calculate the scores from the original and new four-record sets. Which activity reproduces saved analysis, which repeats the protocol, and why does a different rerun of the original data need investigation?"/>
             <wp:cNvGraphicFramePr>
               <a:graphicFrameLocks noChangeAspect="1"/>
             </wp:cNvGraphicFramePr>
@@ -4500,7 +5661,6 @@
     <w:p>
       <w:pPr>
         <w:spacing w:line="336" w:lineRule="auto" w:after="180"/>
-        <w:shd w:fill="F5F1FB"/>
       </w:pPr>
       <w:r>
         <w:rPr>
@@ -4519,6 +5679,62 @@
           <w:b w:val="0"/>
         </w:rPr>
         <w:t>.</w:t>
+      </w:r>
+    </w:p>
+    <w:p>
+      <w:pPr>
+        <w:pStyle w:val="Heading2"/>
+      </w:pPr>
+      <w:r>
+        <w:t>Earlier wording, alternatives and picture transcripts · reference / check after trying</w:t>
+      </w:r>
+    </w:p>
+    <w:p>
+      <w:pPr>
+        <w:pStyle w:val="Heading3"/>
+      </w:pPr>
+      <w:r>
+        <w:t>01. Replication and reproduction: the case</w:t>
+      </w:r>
+    </w:p>
+    <w:p>
+      <w:pPr>
+        <w:pStyle w:val="Heading3"/>
+      </w:pPr>
+      <w:r>
+        <w:t>02. Follow the deciding steps</w:t>
+      </w:r>
+    </w:p>
+    <w:p>
+      <w:pPr>
+        <w:pStyle w:val="Heading3"/>
+      </w:pPr>
+      <w:r>
+        <w:t>03. Different four-record datasets</w:t>
+      </w:r>
+    </w:p>
+    <w:p>
+      <w:pPr>
+        <w:pStyle w:val="Heading3"/>
+      </w:pPr>
+      <w:r>
+        <w:t>04. Change one thing. Trace what follows.</w:t>
+      </w:r>
+    </w:p>
+    <w:p>
+      <w:pPr>
+        <w:pStyle w:val="Heading3"/>
+      </w:pPr>
+      <w:r>
+        <w:t>05. Connect the explanation to its limit</w:t>
+      </w:r>
+    </w:p>
+    <w:p>
+      <w:pPr>
+        <w:pStyle w:val="Heading3"/>
+      </w:pPr>
+      <w:r>
+        <w:t>06. Make the idea visible in your project</w:t>
       </w:r>
     </w:p>
     <w:sectPr>
